--- a/docs/개인_포트폴리오_논문_최종.docx
+++ b/docs/개인_포트폴리오_논문_최종.docx
@@ -23,7 +23,7 @@
           <w:szCs w:val="18"/>
           <w:lang w:eastAsia="ko-KR"/>
         </w:rPr>
-        <w:t xml:space="preserve">CLAP 음색 임베딩의 오디오 이펙트 정보: </w:t>
+        <w:t xml:space="preserve">CLAP 음색 임베딩의 오디오 이펙트 정보 분석: </w:t>
       </w:r>
       <w:r>
         <w:rPr>
@@ -55,7 +55,7 @@
           <w:szCs w:val="40"/>
           <w:lang w:eastAsia="ko-KR"/>
         </w:rPr>
-        <w:t>의 성능 향상을 중심으로</w:t>
+        <w:t xml:space="preserve"> 성능 향상을 중심으로</w:t>
       </w:r>
     </w:p>
     <w:p>
@@ -430,7 +430,7 @@
           <w:color w:val="000000"/>
           <w:lang w:eastAsia="ko-KR"/>
         </w:rPr>
-        <w:t xml:space="preserve"> 1200개 소스에 이펙트 3계열 23축을 각 25레벨로 적용해 575000회 렌더링하고, Q1~Q6</w:t>
+        <w:t xml:space="preserve"> 1200개 소스에 이펙트 3계열 23축을 각 25레벨로 적용해 570000회 렌더링하고, Q1~Q6</w:t>
       </w:r>
       <w:r>
         <w:rPr>
@@ -445,7 +445,7 @@
           <w:color w:val="000000"/>
           <w:lang w:eastAsia="ko-KR"/>
         </w:rPr>
-        <w:t xml:space="preserve">가지 질문에 답했다. 이펙트 정보는 존재하며, 악기 정체성보다는 유의하게 약하다. 이펙트를 조작하는 방향은 소스마다 다르며, 그 방향은 임베딩만으로 예측된다. 그러나 그 방향으로 조건 벡터를 이동시켜 오디오를 생성하면 유의하지 않은 결과가 나온다. 손실 지점을 Projection</w:t>
+        <w:t xml:space="preserve">가지 질문에 답했다. 이펙트 정보는 존재하며, 악기 정체성보다는 유의하게 약하다. 이펙트를 조작하는 방향은 소스마다 다르며, 그 방향은 임베딩만으로 예측된다. 그러나 그 방향으로 조건 벡터를 이동시켜 오디오를 생성하면, 방향성은 통계적으로 관찰되나(20조합 중 19개가 신뢰구간으로 0을 배제, Bonferroni 보정 후 16개) 효과 크기가 작아 실용 수준의 제어에는 이르지 못한다. 손실 지점을 Projection</w:t>
       </w:r>
       <w:r>
         <w:rPr>
@@ -476,7 +476,7 @@
           <w:color w:val="000000"/>
           <w:lang w:eastAsia="ko-KR"/>
         </w:rPr>
-        <w:t xml:space="preserve"> 세 장애가 모두 생성기 내부에 있다는 점에 착안하여 생성기를 경유하지 않는 검색 과제로 같은 방향 정보를 보냈더니, 회수율이 6가지 조건에서 유의하게 개선되었으며 악기 패밀리 보존율은 하락하지 않았다. 동일한 방향 정보가 한 경로에서만 살아남았다는 것은 병목이 표현이 아닌 생성 경로에 있음을 뜻한다. </w:t>
+        <w:t xml:space="preserve"> 세 장애가 모두 생성기 내부에 있다는 점에 착안하여 생성기를 경유하지 않는 검색 과제로 같은 방향 정보를 보냈더니, 천장 효과가 없는 2축 3레벨을 검증했고 그 6조건 전부에서 회수율이 개선되었으며(Bonferroni 보정 후 5조건), 악기 패밀리 보존율은 하락하지 않았다. 동일한 방향 정보가 한 경로에서만 살아남았다는 것은 병목이 표현이 아닌 생성 경로에 있음을 뜻한다. </w:t>
       </w:r>
     </w:p>
     <w:p>
@@ -3415,7 +3415,7 @@
           <w:iCs/>
           <w:lang w:eastAsia="ko-KR"/>
         </w:rPr>
-        <w:t xml:space="preserve">즉 사람 귀에 맞도록 저역을 더 강화시킨 것이 멜 스펙트로그램이다. </w:t>
+        <w:t xml:space="preserve">이를 사람의 주파수 지각에 맞게 주파수 축을 비선형적으로 재배치한 것이 멜(Mel) 스펙트로그램이다. </w:t>
       </w:r>
     </w:p>
     <w:p>
@@ -10518,7 +10518,7 @@
           <w:rFonts w:hint="eastAsia"/>
           <w:lang w:eastAsia="ko-KR"/>
         </w:rPr>
-        <w:t>주축 21개, 널 2개에 대해 각 25레벨, 즉 575000회 렌더링을 시행했다.</w:t>
+        <w:t>주축 21개, 널 2개에 대해 각 25레벨, 즉 570000회 렌더링을 시행했다.</w:t>
       </w:r>
     </w:p>
     <w:p>
@@ -12495,6 +12495,54 @@
     </w:p>
     <w:p>
       <w:pPr>
+        <w:ind w:firstLineChars="50" w:firstLine="105"/>
+        <w:rPr>
+          <w:rFonts w:hint="eastAsia"/>
+          <w:lang w:eastAsia="ko-KR"/>
+        </w:rPr>
+      </w:pPr>
+      <w:r>
+        <w:rPr>
+          <w:rFonts w:hint="eastAsia"/>
+          <w:lang w:eastAsia="ko-KR"/>
+        </w:rPr>
+        <w:t xml:space="preserve"> 모든 질문에서 표본 단위는 레벨이 아닌 소스다. 한 소스의 25레벨은 같은 원음에서 나온 관측이라 독립 표본이 아니기 때문이다. 따라서 Q1의 릿지 프로브와 Q2의 분류·회귀는 sklearn 의 GroupShuffleSplit 에 groups = src_id 를 넘겨 소스 단위로 분할했다. 한 소스의 25레벨은 전부 학습이거나 전부 시험이며 양쪽에 걸치지 않는다. 이 처리가 없으면 프로브가 이펙트가 아니라 음색을 외워 맞힐 수 있어 성능이 과대평가된다. Q4~Q6의 패밀리 층화 분할도 같은 src_id 목록 위에서 이루어지며, Q6는 라이브러리의 바이트 중복 20곡을 묶어 group-aware 로 회수·제외한다. 다만 이 중복 처리는 Q1·Q2의 프로브 분할에는 적용하지 않았다.</w:t>
+      </w:r>
+    </w:p>
+    <w:p>
+      <w:pPr>
+        <w:ind w:firstLineChars="50" w:firstLine="105"/>
+        <w:rPr>
+          <w:rFonts w:hint="eastAsia"/>
+          <w:lang w:eastAsia="ko-KR"/>
+        </w:rPr>
+      </w:pPr>
+      <w:r>
+        <w:rPr>
+          <w:rFonts w:hint="eastAsia"/>
+          <w:lang w:eastAsia="ko-KR"/>
+        </w:rPr>
+        <w:t xml:space="preserve"> 불확실도는 전부 소스 단위 부트스트랩의 백분위 95% 신뢰구간이다. 반복 수는 Q3이 300회, Q5가 2000회, Q6가 1000회이며 시드는 0으로 고정했다. Q1은 GroupShuffleSplit 3겹(시험 20%), Q2는 5겹(시험 30%), Q4는 패밀리 층화 80/10/10, Q6는 60/20/20이다. 초매개변수는 검증 분할에서만 고르고 시험 분할은 1회만 평가한다.</w:t>
+      </w:r>
+    </w:p>
+    <w:p>
+      <w:pPr>
+        <w:ind w:firstLineChars="50" w:firstLine="105"/>
+        <w:rPr>
+          <w:rFonts w:hint="eastAsia"/>
+          <w:lang w:eastAsia="ko-KR"/>
+        </w:rPr>
+      </w:pPr>
+      <w:r>
+        <w:rPr>
+          <w:rFonts w:hint="eastAsia"/>
+          <w:lang w:eastAsia="ko-KR"/>
+        </w:rPr>
+        <w:t xml:space="preserve"> 각 질문은 여러 축과 구간을 동시에 보므로 다중 비교가 발생한다. 원 분석은 조합별 신뢰구간만 냈기에, 질문 단위 Bonferroni 보정을 사후에 계산해 병기한다. Q3은 60조합 전부, Q4는 20조합 전부가 보정 후에도 유지되나, Q5는 19개에서 16개로, Q6의 회수율은 6조건에서 5조건으로 줄어든다. 판정이 바뀌는 두 곳은 결과에 함께 적었다.</w:t>
+      </w:r>
+    </w:p>
+    <w:p>
+      <w:pPr>
         <w:spacing w:after="200" w:line="276" w:lineRule="auto"/>
         <w:rPr>
           <w:lang w:eastAsia="ko-KR"/>
@@ -13454,7 +13502,7 @@
           <w:lang w:eastAsia="ko-KR"/>
         </w:rPr>
         <w:lastRenderedPageBreak/>
-        <w:t xml:space="preserve"> 20개의 조합 중 19개가 </w:t>
+        <w:t xml:space="preserve"> 표본 단위는 소스이고 신뢰구간은 소스 부트스트랩 2000회의 백분위 95% 구간이다. 20개의 조합 중 19개가 </w:t>
       </w:r>
       <w:r>
         <w:rPr>
@@ -14060,7 +14108,7 @@
           <w:rFonts w:hint="eastAsia"/>
           <w:lang w:eastAsia="ko-KR"/>
         </w:rPr>
-        <w:t xml:space="preserve">를 통과하면 그 성분이 대다수 소거되었다. 이를 Projection 층의 유효계수, 자기 회귀 잔차, 조건 채널의 경쟁이라는 세 가지 관점으로 확인하여 문제가 생성기 안에 있음을 가정했다. 이를 해결하기 위해 생성기를 지나가지 않는, 즉 검색으로 같은 방향 정보를 흘렸더니 모든 조건에서 유의하게 문제가 개선되었다. 같은 정보가 한 경로에서 살아남았다는 것은, 표현 자체의 문제가 있는 것이 아닌 생성 경로에서의 문제가 있다는 것을 시사한다. 연구를 통해 원하는 사운드에서 이펙트를 제거한 새로운 사운드를 검색할 수 있는 툴이 만들어 질 수 있다는 분석을 할 수 있었다. 많은 이펙트들에 대한 사후실험을 통해 사운드 디자인에서 활용하기 좋은 툴을 만들 수 있을 것이다.</w:t>
+        <w:t xml:space="preserve">를 통과하면 그 성분이 대다수 소거되었다. 이를 Projection 층의 유효계수, 자기 회귀 잔차, 조건 채널의 경쟁이라는 세 가지 관점으로 확인하여 문제가 생성기 안에 있음을 가정했다. 이를 해결하기 위해 생성기를 지나가지 않는, 즉 검색으로 같은 방향 정보를 흘렸더니 검증한 조건 전부에서 문제가 개선되었다. 다만 이는 천장 효과가 없는 2축 3레벨에 한정된 결과이며, 실사용 조건(M2)에서는 distortion 이 물리 지표 4개 중 3개, reverb 가 최대 강도 구간에서만 4개 전부의 지지를 받는다. 같은 정보가 한 경로에서 살아남았다는 것은, 표현 자체의 문제가 있는 것이 아닌 생성 경로에서의 문제가 있다는 것을 시사한다. 연구를 통해 원하는 사운드에서 이펙트를 제거한 새로운 사운드를 검색할 수 있는 툴이 만들어 질 수 있다는 분석을 할 수 있었다. 많은 이펙트들에 대한 사후실험을 통해 사운드 디자인에서 활용하기 좋은 툴을 만들 수 있을 것이다.</w:t>
       </w:r>
     </w:p>
     <w:p>
@@ -14273,6 +14321,22 @@
     </w:p>
     <w:p>
       <w:pPr>
+        <w:ind w:firstLineChars="50" w:firstLine="105"/>
+        <w:rPr>
+          <w:rFonts w:hint="eastAsia"/>
+          <w:lang w:eastAsia="ko-KR"/>
+        </w:rPr>
+      </w:pPr>
+      <w:r>
+        <w:rPr>
+          <w:rFonts w:hint="eastAsia"/>
+          <w:lang w:eastAsia="ko-KR"/>
+        </w:rPr>
+        <w:t xml:space="preserve"> Q5의 평가 구조에도 한계가 있다. 생성한 오디오를 다시 같은 CLAP 으로 인코딩해 방향 일치도를 재기 때문에, 방향을 검출한 모델과 그 반영 여부를 채점하는 모델이 동일하다. 완전히 독립적인 검증이 아니며 양방향으로 치우칠 수 있다 — CLAP 이 보는 축에서만 점수가 나므로 과대평가될 수도, CLAP 이 압축한 축이라 바닥이 낮아 과소평가될 수도 있다. 각도의 절대 수준을 논할 때 특히 문제가 된다. Q6의 M2 에서 CLAP 밖의 물리 지표 8종을 쓴 것이 부분적 대응이나 Q5에는 같은 대응을 적용하지 않았으므로, 외부 음향 지표와 블라인드 청취 평가가 추가로 필요하다.</w:t>
+      </w:r>
+    </w:p>
+    <w:p>
+      <w:pPr>
         <w:spacing w:after="200" w:line="276" w:lineRule="auto"/>
         <w:rPr>
           <w:rFonts w:hint="eastAsia"/>
@@ -14357,7 +14421,7 @@
           <w:sz w:val="21"/>
           <w:szCs w:val="21"/>
         </w:rPr>
-        <w:t xml:space="preserve">[2] J. Koo, M. A. Martínez-Ramírez, W.-H. Liao, S. Uhlich, K. Lee, and Y. Mitsufuji, "Music mixing style transfer: A contrastive learning approach to disentangle audio effects," in </w:t>
+        <w:t xml:space="preserve">[2] Y. Wu, K. Chen, T. Zhang, Y. Hui, T. Berg-Kirkpatrick, and S. Dubnov, "Large-scale contrastive language-audio pretraining with feature fusion and keyword-to-caption augmentation," in </w:t>
       </w:r>
       <w:r>
         <w:rPr>
@@ -14392,7 +14456,8 @@
           <w:sz w:val="21"/>
           <w:szCs w:val="21"/>
         </w:rPr>
-        <w:t xml:space="preserve">[3] Y. Wu, K. Chen, T. Zhang, Y. Hui, T. Berg-Kirkpatrick, and S. Dubnov, "Large-scale contrastive language-audio pretraining with feature fusion and keyword-to-caption augmentation," in </w:t>
+        <w:lastRenderedPageBreak/>
+        <w:t xml:space="preserve">[3] N. X. Vinh, J. Epps, and J. Bailey, "Information theoretic measures for clusterings comparison: Variants, properties, normalization and correction for chance," </w:t>
       </w:r>
       <w:r>
         <w:rPr>
@@ -14401,7 +14466,7 @@
           <w:sz w:val="21"/>
           <w:szCs w:val="21"/>
         </w:rPr>
-        <w:t xml:space="preserve">Proc. ICASSP 2023 — 2023 IEEE Int. Conf. Acoust., Speech Signal Process. (ICASSP)</w:t>
+        <w:t>Journal of Machine Learning Research</w:t>
       </w:r>
       <w:r>
         <w:rPr>
@@ -14409,7 +14474,7 @@
           <w:sz w:val="21"/>
           <w:szCs w:val="21"/>
         </w:rPr>
-        <w:t>, Rhodes Island, Greece, Jun. 2023, pp. 1–5.</w:t>
+        <w:t>, vol. 11, pp. 2837–2854, 2010.</w:t>
       </w:r>
     </w:p>
     <w:p>
@@ -14462,43 +14527,7 @@
           <w:sz w:val="21"/>
           <w:szCs w:val="21"/>
         </w:rPr>
-        <w:lastRenderedPageBreak/>
-        <w:t xml:space="preserve">[5] N. X. Vinh, J. Epps, and J. Bailey, "Information theoretic measures for clusterings comparison: Variants, properties, normalization and correction for chance," </w:t>
-      </w:r>
-      <w:r>
-        <w:rPr>
-          <w:rStyle w:val="af2"/>
-          <w:rFonts w:ascii="맑은 고딕" w:eastAsia="맑은 고딕" w:hAnsi="맑은 고딕"/>
-          <w:sz w:val="21"/>
-          <w:szCs w:val="21"/>
-        </w:rPr>
-        <w:t>Journal of Machine Learning Research</w:t>
-      </w:r>
-      <w:r>
-        <w:rPr>
-          <w:rFonts w:ascii="맑은 고딕" w:eastAsia="맑은 고딕" w:hAnsi="맑은 고딕"/>
-          <w:sz w:val="21"/>
-          <w:szCs w:val="21"/>
-        </w:rPr>
-        <w:t>, vol. 11, pp. 2837–2854, 2010.</w:t>
-      </w:r>
-    </w:p>
-    <w:p>
-      <w:pPr>
-        <w:pStyle w:val="aff4"/>
-        <w:rPr>
-          <w:rFonts w:ascii="맑은 고딕" w:eastAsia="맑은 고딕" w:hAnsi="맑은 고딕"/>
-          <w:sz w:val="21"/>
-          <w:szCs w:val="21"/>
-        </w:rPr>
-      </w:pPr>
-      <w:r>
-        <w:rPr>
-          <w:rFonts w:ascii="맑은 고딕" w:eastAsia="맑은 고딕" w:hAnsi="맑은 고딕"/>
-          <w:sz w:val="21"/>
-          <w:szCs w:val="21"/>
-        </w:rPr>
-        <w:t xml:space="preserve">[6] P. Sobot, "Pedalboard," Zenodo, 2021. doi: 10.5281/zenodo.7817838. [Online]. Available: </w:t>
+        <w:t xml:space="preserve">[5] P. Sobot, "Pedalboard," Zenodo, 2021. doi: 10.5281/zenodo.7817838. [Online]. Available: </w:t>
       </w:r>
       <w:hyperlink r:id="rId15" w:history="1">
         <w:r>
@@ -14511,6 +14540,41 @@
           <w:t>https://github.com/spotify/pedalboard</w:t>
         </w:r>
       </w:hyperlink>
+    </w:p>
+    <w:p>
+      <w:pPr>
+        <w:pStyle w:val="aff4"/>
+        <w:rPr>
+          <w:rFonts w:ascii="맑은 고딕" w:eastAsia="맑은 고딕" w:hAnsi="맑은 고딕"/>
+          <w:sz w:val="21"/>
+          <w:szCs w:val="21"/>
+        </w:rPr>
+      </w:pPr>
+      <w:r>
+        <w:rPr>
+          <w:rFonts w:ascii="맑은 고딕" w:eastAsia="맑은 고딕" w:hAnsi="맑은 고딕"/>
+          <w:sz w:val="21"/>
+          <w:szCs w:val="21"/>
+        </w:rPr>
+        <w:t xml:space="preserve">[6] J. Koo, M. A. Martínez-Ramírez, W.-H. Liao, S. Uhlich, K. Lee, and Y. Mitsufuji, "Music mixing style transfer: A contrastive learning approach to disentangle audio effects," in </w:t>
+      </w:r>
+      <w:r>
+        <w:rPr>
+          <w:rStyle w:val="af2"/>
+          <w:rFonts w:ascii="맑은 고딕" w:eastAsia="맑은 고딕" w:hAnsi="맑은 고딕"/>
+          <w:sz w:val="21"/>
+          <w:szCs w:val="21"/>
+        </w:rPr>
+        <w:t xml:space="preserve">Proc. ICASSP 2023 — 2023 IEEE Int. Conf. Acoust., Speech Signal Process. (ICASSP)</w:t>
+      </w:r>
+      <w:r>
+        <w:rPr>
+          <w:rFonts w:ascii="맑은 고딕" w:eastAsia="맑은 고딕" w:hAnsi="맑은 고딕"/>
+          <w:sz w:val="21"/>
+          <w:szCs w:val="21"/>
+        </w:rPr>
+        <w:t>, Rhodes Island, Greece, Jun. 2023, pp. 1–5.</w:t>
+      </w:r>
     </w:p>
     <w:p>
       <w:pPr>

--- a/docs/개인_포트폴리오_논문_최종.docx
+++ b/docs/개인_포트폴리오_논문_최종.docx
@@ -723,11 +723,9 @@
       </w:r>
       <w:r>
         <w:rPr>
-          <w:rFonts w:hint="eastAsia"/>
-          <w:vertAlign w:val="superscript"/>
-          <w:color w:val="000000"/>
-        </w:rPr>
-        <w:footnoteReference w:id="1"/>
+          <w:color w:val="000000"/>
+        </w:rPr>
+        <w:t>[1]</w:t>
       </w:r>
       <w:r>
         <w:rPr>
@@ -2023,11 +2021,9 @@
       </w:r>
       <w:r>
         <w:rPr>
-          <w:rFonts w:hint="eastAsia"/>
-          <w:vertAlign w:val="superscript"/>
-          <w:color w:val="000000"/>
-        </w:rPr>
-        <w:footnoteReference w:id="2"/>
+          <w:color w:val="000000"/>
+        </w:rPr>
+        <w:t>[2]</w:t>
       </w:r>
       <w:r>
         <w:rPr>
@@ -5228,7 +5224,7 @@
           <w:lang w:eastAsia="ko-KR"/>
         </w:rPr>
         <w:lastRenderedPageBreak/>
-        <w:t xml:space="preserve">5. AMI</w:t>
+        <w:t xml:space="preserve">6. AMI</w:t>
       </w:r>
     </w:p>
     <w:p>
@@ -5466,11 +5462,9 @@
       </w:r>
       <w:r>
         <w:rPr>
-          <w:rFonts w:hint="eastAsia"/>
-          <w:vertAlign w:val="superscript"/>
-          <w:color w:val="000000"/>
-        </w:rPr>
-        <w:footnoteReference w:id="3"/>
+          <w:color w:val="000000"/>
+        </w:rPr>
+        <w:t>[3]</w:t>
       </w:r>
       <w:r>
         <w:rPr>
@@ -9562,11 +9556,9 @@
       </w:r>
       <w:r>
         <w:rPr>
-          <w:rFonts w:hint="eastAsia"/>
-          <w:vertAlign w:val="superscript"/>
-          <w:color w:val="000000"/>
-        </w:rPr>
-        <w:footnoteReference w:id="4"/>
+          <w:color w:val="000000"/>
+        </w:rPr>
+        <w:t>[4]</w:t>
       </w:r>
       <w:r>
         <w:rPr>
@@ -9591,11 +9583,9 @@
       </w:r>
       <w:r>
         <w:rPr>
-          <w:rFonts w:hint="eastAsia"/>
-          <w:vertAlign w:val="superscript"/>
-          <w:color w:val="000000"/>
-        </w:rPr>
-        <w:footnoteReference w:id="5"/>
+          <w:color w:val="000000"/>
+        </w:rPr>
+        <w:t>[5]</w:t>
       </w:r>
       <w:r>
         <w:rPr>
@@ -9712,11 +9702,9 @@
       </w:r>
       <w:r>
         <w:rPr>
-          <w:rFonts w:hint="eastAsia"/>
-          <w:vertAlign w:val="superscript"/>
-          <w:color w:val="000000"/>
-        </w:rPr>
-        <w:footnoteReference w:id="6"/>
+          <w:color w:val="000000"/>
+        </w:rPr>
+        <w:t>[6]</w:t>
       </w:r>
       <w:r>
         <w:rPr>
@@ -12538,7 +12526,7 @@
           <w:rFonts w:hint="eastAsia"/>
           <w:lang w:eastAsia="ko-KR"/>
         </w:rPr>
-        <w:t xml:space="preserve"> 각 질문은 여러 축과 구간을 동시에 보므로 다중 비교가 발생한다. 원 분석은 조합별 신뢰구간만 냈기에, 질문 단위 Bonferroni 보정을 사후에 계산해 병기한다. Q3은 60조합 전부, Q4는 20조합 전부가 보정 후에도 유지되나, Q5는 19개에서 16개로, Q6의 회수율은 6조건에서 5조건으로 줄어든다. 판정이 바뀌는 두 곳은 결과에 함께 적었다.</w:t>
+        <w:t xml:space="preserve"> 각 연구 질문 내 다중 비교를 고려하여, percentile bootstrap 표본으로 Bonferroni 보정 95% 신뢰구간을 추가 산출하였다. Q3은 60조합 전부, Q4는 20조합 전부가 보정 후에도 유지되나, Q5는 19개에서 16개로, Q6의 회수율은 6조건에서 5조건으로 줄어든다. 판정이 바뀌는 두 곳은 결과에 함께 적었다.</w:t>
       </w:r>
     </w:p>
     <w:p>
@@ -14128,11 +14116,9 @@
       </w:r>
       <w:r>
         <w:rPr>
-          <w:rFonts w:hint="eastAsia"/>
-          <w:vertAlign w:val="superscript"/>
-          <w:color w:val="000000"/>
-        </w:rPr>
-        <w:footnoteReference w:id="7"/>
+          <w:color w:val="000000"/>
+        </w:rPr>
+        <w:t>[6]</w:t>
       </w:r>
       <w:r>
         <w:rPr>
@@ -14651,181 +14637,6 @@
       </w:pPr>
       <w:r>
         <w:continuationSeparator/>
-      </w:r>
-    </w:p>
-  </w:footnote>
-  <w:footnote w:id="1">
-    <w:p>
-      <w:pPr>
-        <w:spacing w:after="0" w:line="240" w:lineRule="auto"/>
-        <w:rPr>
-          <w:sz w:val="16"/>
-          <w:szCs w:val="16"/>
-        </w:rPr>
-      </w:pPr>
-      <w:r>
-        <w:rPr>
-          <w:vertAlign w:val="superscript"/>
-          <w:sz w:val="16"/>
-        </w:rPr>
-        <w:footnoteRef/>
-      </w:r>
-      <w:r>
-        <w:rPr>
-          <w:sz w:val="16"/>
-          <w:szCs w:val="16"/>
-        </w:rPr>
-        <w:t xml:space="preserve"> K. Kim, J. Koo, S. Lee, H. Joung, and K. Lee, “TokenSynth: A token-based neural synthesizer for instrument cloning and text-to-instrument,” in Proc. ICASSP 2025, Hyderabad, India, Apr. 2025, pp. 1–5.</w:t>
-      </w:r>
-    </w:p>
-  </w:footnote>
-  <w:footnote w:id="2">
-    <w:p>
-      <w:pPr>
-        <w:spacing w:after="0" w:line="240" w:lineRule="auto"/>
-        <w:rPr>
-          <w:sz w:val="16"/>
-          <w:szCs w:val="16"/>
-        </w:rPr>
-      </w:pPr>
-      <w:r>
-        <w:rPr>
-          <w:vertAlign w:val="superscript"/>
-          <w:sz w:val="16"/>
-        </w:rPr>
-        <w:footnoteRef/>
-      </w:r>
-      <w:r>
-        <w:rPr>
-          <w:sz w:val="16"/>
-          <w:szCs w:val="16"/>
-        </w:rPr>
-        <w:t xml:space="preserve"> Y. Wu, K. Chen, T. Zhang, Y. Hui, T. Berg-Kirkpatrick, and S. Dubnov, “Large-scale contrastive language-audio pretraining with feature fusion and keyword-to-caption augmentation,” in Proc. ICASSP 2023, Rhodes Island, Greece, Jun. 2023, pp. 1–5.</w:t>
-      </w:r>
-    </w:p>
-  </w:footnote>
-  <w:footnote w:id="3">
-    <w:p>
-      <w:pPr>
-        <w:spacing w:after="0" w:line="240" w:lineRule="auto"/>
-        <w:rPr>
-          <w:sz w:val="16"/>
-          <w:szCs w:val="16"/>
-        </w:rPr>
-      </w:pPr>
-      <w:r>
-        <w:rPr>
-          <w:vertAlign w:val="superscript"/>
-          <w:sz w:val="16"/>
-        </w:rPr>
-        <w:footnoteRef/>
-      </w:r>
-      <w:r>
-        <w:rPr>
-          <w:sz w:val="16"/>
-          <w:szCs w:val="16"/>
-        </w:rPr>
-        <w:t xml:space="preserve"> N. X. Vinh, J. Epps, and J. Bailey, “Information theoretic measures for clusterings comparison: Variants, properties, normalization and correction for chance,” Journal of Machine Learning Research, vol. 11, pp. 2837–2854, 2010.</w:t>
-      </w:r>
-    </w:p>
-  </w:footnote>
-  <w:footnote w:id="4">
-    <w:p>
-      <w:pPr>
-        <w:spacing w:after="0" w:line="240" w:lineRule="auto"/>
-        <w:rPr>
-          <w:sz w:val="16"/>
-          <w:szCs w:val="16"/>
-        </w:rPr>
-      </w:pPr>
-      <w:r>
-        <w:rPr>
-          <w:vertAlign w:val="superscript"/>
-          <w:sz w:val="16"/>
-        </w:rPr>
-        <w:footnoteRef/>
-      </w:r>
-      <w:r>
-        <w:rPr>
-          <w:sz w:val="16"/>
-          <w:szCs w:val="16"/>
-        </w:rPr>
-        <w:t xml:space="preserve"> J. Engel, C. Resnick, A. Roberts, S. Dieleman, M. Norouzi, D. Eck, and K. Simonyan, “Neural audio synthesis of musical notes with WaveNet autoencoders,” in Proc. 34th Int. Conf. Machine Learning (ICML), Sydney, Australia, Aug. 2017, pp. 1068–1077.</w:t>
-      </w:r>
-    </w:p>
-  </w:footnote>
-  <w:footnote w:id="5">
-    <w:p>
-      <w:pPr>
-        <w:spacing w:after="0" w:line="240" w:lineRule="auto"/>
-        <w:rPr>
-          <w:sz w:val="16"/>
-          <w:szCs w:val="16"/>
-        </w:rPr>
-      </w:pPr>
-      <w:r>
-        <w:rPr>
-          <w:vertAlign w:val="superscript"/>
-          <w:sz w:val="16"/>
-        </w:rPr>
-        <w:footnoteRef/>
-      </w:r>
-      <w:r>
-        <w:rPr>
-          <w:sz w:val="16"/>
-          <w:szCs w:val="16"/>
-        </w:rPr>
-        <w:t xml:space="preserve"> P. Sobot, “Pedalboard,” Zenodo, 2021, doi: 10.5281/zenodo.7817838.</w:t>
-      </w:r>
-    </w:p>
-  </w:footnote>
-  <w:footnote w:id="6">
-    <w:p>
-      <w:pPr>
-        <w:spacing w:after="0" w:line="240" w:lineRule="auto"/>
-        <w:rPr>
-          <w:sz w:val="16"/>
-          <w:szCs w:val="16"/>
-        </w:rPr>
-      </w:pPr>
-      <w:r>
-        <w:rPr>
-          <w:vertAlign w:val="superscript"/>
-          <w:sz w:val="16"/>
-        </w:rPr>
-        <w:footnoteRef/>
-      </w:r>
-      <w:r>
-        <w:rPr>
-          <w:sz w:val="16"/>
-          <w:szCs w:val="16"/>
-        </w:rPr>
-        <w:t xml:space="preserve"> J. Koo, M. A. Martínez-Ramírez, W.-H. Liao, S. Uhlich, K. Lee, and Y. Mitsufuji, “Music mixing style transfer: A contrastive learning approach to disentangle audio effects,” in Proc. ICASSP 2023, Rhodes Island, Greece, Jun. 2023, pp. 1–5.</w:t>
-      </w:r>
-    </w:p>
-  </w:footnote>
-  <w:footnote w:id="7">
-    <w:p>
-      <w:pPr>
-        <w:spacing w:after="0" w:line="240" w:lineRule="auto"/>
-        <w:rPr>
-          <w:sz w:val="16"/>
-          <w:szCs w:val="16"/>
-        </w:rPr>
-      </w:pPr>
-      <w:r>
-        <w:rPr>
-          <w:vertAlign w:val="superscript"/>
-          <w:sz w:val="16"/>
-        </w:rPr>
-        <w:footnoteRef/>
-      </w:r>
-      <w:r>
-        <w:rPr>
-          <w:sz w:val="16"/>
-          <w:szCs w:val="16"/>
-        </w:rPr>
-        <w:t xml:space="preserve"> J. Koo, M. A. Martínez-Ramírez, W.-H. Liao, S. Uhlich, K. Lee, and Y. Mitsufuji, 앞의 글.</w:t>
       </w:r>
     </w:p>
   </w:footnote>

--- a/docs/개인_포트폴리오_논문_최종.docx
+++ b/docs/개인_포트폴리오_논문_최종.docx
@@ -4,7 +4,7 @@
   <w:body>
     <w:p>
       <w:pPr>
-        <w:spacing w:before="1600"/>
+        <w:spacing w:before="0" w:after="160"/>
         <w:jc w:val="center"/>
         <w:rPr>
           <w:b/>
@@ -57,51 +57,6 @@
         </w:rPr>
         <w:t xml:space="preserve"> 성능 향상을 중심으로</w:t>
       </w:r>
-    </w:p>
-    <w:p>
-      <w:pPr>
-        <w:spacing w:before="1600"/>
-        <w:jc w:val="center"/>
-        <w:rPr>
-          <w:sz w:val="16"/>
-          <w:szCs w:val="18"/>
-          <w:lang w:eastAsia="ko-KR"/>
-        </w:rPr>
-      </w:pPr>
-    </w:p>
-    <w:p>
-      <w:pPr>
-        <w:spacing w:before="1600"/>
-        <w:jc w:val="center"/>
-        <w:rPr>
-          <w:sz w:val="4"/>
-          <w:szCs w:val="4"/>
-          <w:lang w:eastAsia="ko-KR"/>
-        </w:rPr>
-      </w:pPr>
-    </w:p>
-    <w:p>
-      <w:pPr>
-        <w:spacing w:before="1600"/>
-        <w:jc w:val="center"/>
-        <w:rPr>
-          <w:sz w:val="2"/>
-          <w:szCs w:val="2"/>
-          <w:lang w:eastAsia="ko-KR"/>
-        </w:rPr>
-      </w:pPr>
-    </w:p>
-    <w:p>
-      <w:pPr>
-        <w:spacing w:before="1600"/>
-        <w:jc w:val="center"/>
-        <w:rPr>
-          <w:rFonts w:hint="eastAsia"/>
-          <w:sz w:val="2"/>
-          <w:szCs w:val="2"/>
-          <w:lang w:eastAsia="ko-KR"/>
-        </w:rPr>
-      </w:pPr>
     </w:p>
     <w:tbl>
       <w:tblPr>
@@ -481,22 +436,20 @@
     </w:p>
     <w:p>
       <w:pPr>
-        <w:pStyle w:val="1"/>
-        <w:rPr>
-          <w:lang w:eastAsia="ko-KR"/>
-        </w:rPr>
-      </w:pPr>
-      <w:r>
-        <w:rPr>
-          <w:rFonts w:ascii="맑은 고딕" w:eastAsia="맑은 고딕" w:hAnsi="맑은 고딕"/>
-          <w:lang w:eastAsia="ko-KR"/>
-        </w:rPr>
-        <w:t>Ⅰ. 서론</w:t>
-      </w:r>
+        <w:sectPr>
+          <w:headerReference w:type="default" r:id="rId16"/>
+          <w:footerReference w:type="default" r:id="rId17"/>
+          <w:type w:val="continuous"/>
+          <w:pgSz w:w="12240" w:h="15840"/>
+          <w:pgMar w:top="1080" w:right="900" w:bottom="1152" w:left="900" w:header="504" w:footer="504" w:gutter="0"/>
+          <w:cols w:space="360"/>
+          <w:docGrid w:linePitch="360"/>
+        </w:sectPr>
+      </w:pPr>
     </w:p>
     <w:p>
       <w:pPr>
-        <w:pStyle w:val="21"/>
+        <w:pStyle w:val="1"/>
         <w:rPr>
           <w:lang w:eastAsia="ko-KR"/>
         </w:rPr>
@@ -506,97 +459,127 @@
           <w:rFonts w:ascii="맑은 고딕" w:eastAsia="맑은 고딕" w:hAnsi="맑은 고딕"/>
           <w:lang w:eastAsia="ko-KR"/>
         </w:rPr>
-        <w:t>1. 연구의 배경 및 필요성</w:t>
+        <w:t>Ⅰ. 서론</w:t>
       </w:r>
     </w:p>
     <w:p>
       <w:pPr>
-        <w:rPr>
-          <w:noProof/>
-          <w:color w:val="000000"/>
-          <w:lang w:eastAsia="ko-KR"/>
-        </w:rPr>
-      </w:pPr>
-      <w:r>
-        <w:rPr>
-          <w:rFonts w:hint="eastAsia"/>
-          <w:color w:val="000000"/>
-          <w:lang w:eastAsia="ko-KR"/>
-        </w:rPr>
-        <w:t xml:space="preserve"> 사운드 디자인에는 주어진 악기에서 몇몇 이펙트를 제거한 음색을 요구할 때가 있다. 이는 </w:t>
-      </w:r>
-      <w:r>
-        <w:rPr>
-          <w:color w:val="000000"/>
-          <w:lang w:eastAsia="ko-KR"/>
-        </w:rPr>
-        <w:t>“</w:t>
-      </w:r>
-      <w:r>
-        <w:rPr>
-          <w:rFonts w:hint="eastAsia"/>
-          <w:color w:val="000000"/>
-          <w:lang w:eastAsia="ko-KR"/>
-        </w:rPr>
-        <w:t>역방향 문제</w:t>
-      </w:r>
-      <w:r>
-        <w:rPr>
-          <w:color w:val="000000"/>
-          <w:lang w:eastAsia="ko-KR"/>
-        </w:rPr>
-        <w:t>”</w:t>
-      </w:r>
-      <w:r>
-        <w:rPr>
-          <w:rFonts w:hint="eastAsia"/>
-          <w:color w:val="000000"/>
-          <w:lang w:eastAsia="ko-KR"/>
-        </w:rPr>
-        <w:t xml:space="preserve">로 정방향</w:t>
-      </w:r>
-      <w:r>
-        <w:rPr>
-          <w:color w:val="000000"/>
-          <w:lang w:eastAsia="ko-KR"/>
-        </w:rPr>
-        <w:t xml:space="preserve"> (Dry</w:t>
-      </w:r>
-      <w:r>
-        <w:rPr>
-          <w:rFonts w:hint="eastAsia"/>
-          <w:color w:val="000000"/>
-          <w:lang w:eastAsia="ko-KR"/>
-        </w:rPr>
-        <w:t xml:space="preserve"> 소리에 이펙터를 거는 것)이 결정론적 DSP인 것에 반해 파라미터를 모르는 상황에서 원래 음색을 복원해야 하기에 더욱 까다롭다. 다만 목표를 정확히 규정하면 문제가 완화된다. 원본 녹음에서 이펙터 성분을 물리적으로 제거하는 것이 아닌, 이펙터가 적용되지 않는 버전의 음색을 새로 연주하는 것이다. 음색을 표현하는 어떠한 잠재 표현을 얻고, 그 표현 위에서 이펙터 성분을 뺀 지점으로 이동한 뒤 다시 합성하면 된다. </w:t>
-      </w:r>
-      <w:r>
-        <w:rPr>
-          <w:color w:val="000000"/>
-          <w:lang w:eastAsia="ko-KR"/>
-        </w:rPr>
-        <w:t>TokenSynth</w:t>
-      </w:r>
-      <w:r>
-        <w:rPr>
-          <w:rFonts w:hint="eastAsia"/>
-          <w:color w:val="000000"/>
-          <w:lang w:eastAsia="ko-KR"/>
-        </w:rPr>
-        <w:t>가 정확히 그 구조를 가진다.</w:t>
-      </w:r>
-      <w:r>
-        <w:rPr>
-          <w:rFonts w:hint="eastAsia"/>
-          <w:noProof/>
-          <w:color w:val="000000"/>
-          <w:lang w:eastAsia="ko-KR"/>
-        </w:rPr>
-        <w:t xml:space="preserve"> </w:t>
+        <w:pStyle w:val="21"/>
+        <w:rPr>
+          <w:lang w:eastAsia="ko-KR"/>
+        </w:rPr>
+      </w:pPr>
+      <w:r>
+        <w:rPr>
+          <w:rFonts w:ascii="맑은 고딕" w:eastAsia="맑은 고딕" w:hAnsi="맑은 고딕"/>
+          <w:lang w:eastAsia="ko-KR"/>
+        </w:rPr>
+        <w:t>1. 연구의 배경 및 필요성</w:t>
       </w:r>
     </w:p>
     <w:p>
       <w:pPr>
+        <w:jc w:val="both"/>
+        <w:rPr>
+          <w:noProof/>
+          <w:color w:val="000000"/>
+          <w:lang w:eastAsia="ko-KR"/>
+        </w:rPr>
+      </w:pPr>
+      <w:r>
+        <w:rPr>
+          <w:rFonts w:hint="eastAsia"/>
+          <w:color w:val="000000"/>
+          <w:lang w:eastAsia="ko-KR"/>
+        </w:rPr>
+        <w:t xml:space="preserve"> 사운드 디자인에는 주어진 악기에서 몇몇 이펙트를 제거한 음색을 요구할 때가 있다. 이는 </w:t>
+      </w:r>
+      <w:r>
+        <w:rPr>
+          <w:color w:val="000000"/>
+          <w:lang w:eastAsia="ko-KR"/>
+        </w:rPr>
+        <w:t>“</w:t>
+      </w:r>
+      <w:r>
+        <w:rPr>
+          <w:rFonts w:hint="eastAsia"/>
+          <w:color w:val="000000"/>
+          <w:lang w:eastAsia="ko-KR"/>
+        </w:rPr>
+        <w:t>역방향 문제</w:t>
+      </w:r>
+      <w:r>
+        <w:rPr>
+          <w:color w:val="000000"/>
+          <w:lang w:eastAsia="ko-KR"/>
+        </w:rPr>
+        <w:t>”</w:t>
+      </w:r>
+      <w:r>
+        <w:rPr>
+          <w:rFonts w:hint="eastAsia"/>
+          <w:color w:val="000000"/>
+          <w:lang w:eastAsia="ko-KR"/>
+        </w:rPr>
+        <w:t xml:space="preserve">로 정방향</w:t>
+      </w:r>
+      <w:r>
+        <w:rPr>
+          <w:color w:val="000000"/>
+          <w:lang w:eastAsia="ko-KR"/>
+        </w:rPr>
+        <w:t xml:space="preserve"> (Dry</w:t>
+      </w:r>
+      <w:r>
+        <w:rPr>
+          <w:rFonts w:hint="eastAsia"/>
+          <w:color w:val="000000"/>
+          <w:lang w:eastAsia="ko-KR"/>
+        </w:rPr>
+        <w:t xml:space="preserve"> 소리에 이펙터를 거는 것)이 결정론적 DSP인 것에 반해 파라미터를 모르는 상황에서 원래 음색을 복원해야 하기에 더욱 까다롭다. 다만 목표를 정확히 규정하면 문제가 완화된다. 원본 녹음에서 이펙터 성분을 물리적으로 제거하는 것이 아닌, 이펙터가 적용되지 않는 버전의 음색을 새로 연주하는 것이다. 음색을 표현하는 어떠한 잠재 표현을 얻고, 그 표현 위에서 이펙터 성분을 뺀 지점으로 이동한 뒤 다시 합성하면 된다. </w:t>
+      </w:r>
+      <w:r>
+        <w:rPr>
+          <w:color w:val="000000"/>
+          <w:lang w:eastAsia="ko-KR"/>
+        </w:rPr>
+        <w:t>TokenSynth</w:t>
+      </w:r>
+      <w:r>
+        <w:rPr>
+          <w:rFonts w:hint="eastAsia"/>
+          <w:color w:val="000000"/>
+          <w:lang w:eastAsia="ko-KR"/>
+        </w:rPr>
+        <w:t>가 정확히 그 구조를 가진다.</w:t>
+      </w:r>
+      <w:r>
+        <w:rPr>
+          <w:rFonts w:hint="eastAsia"/>
+          <w:noProof/>
+          <w:color w:val="000000"/>
+          <w:lang w:eastAsia="ko-KR"/>
+        </w:rPr>
+        <w:t xml:space="preserve"> </w:t>
+      </w:r>
+    </w:p>
+    <w:p>
+      <w:pPr>
+        <w:sectPr>
+          <w:headerReference w:type="default" r:id="rId16"/>
+          <w:footerReference w:type="default" r:id="rId17"/>
+          <w:type w:val="continuous"/>
+          <w:pgSz w:w="12240" w:h="15840"/>
+          <w:pgMar w:top="1080" w:right="900" w:bottom="1152" w:left="900" w:header="504" w:footer="504" w:gutter="0"/>
+          <w:cols w:num="2" w:space="360" w:equalWidth="1"/>
+          <w:docGrid w:linePitch="360"/>
+        </w:sectPr>
+      </w:pPr>
+    </w:p>
+    <w:p>
+      <w:pPr>
+        <w:keepNext/>
         <w:jc w:val="center"/>
         <w:rPr>
           <w:color w:val="000000"/>
@@ -613,7 +596,7 @@
         <w:lastRenderedPageBreak/>
         <w:drawing>
           <wp:inline distT="0" distB="0" distL="0" distR="0" wp14:anchorId="6092E096" wp14:editId="53F89299">
-            <wp:extent cx="4940834" cy="4415246"/>
+            <wp:extent cx="4348811" cy="3886200"/>
             <wp:effectExtent l="0" t="0" r="0" b="4445"/>
             <wp:docPr id="973113178" name="그림 4"/>
             <wp:cNvGraphicFramePr>
@@ -635,7 +618,7 @@
                   <pic:spPr>
                     <a:xfrm>
                       <a:off x="0" y="0"/>
-                      <a:ext cx="4966136" cy="4437856"/>
+                      <a:ext cx="4371081" cy="3906101"/>
                     </a:xfrm>
                     <a:prstGeom prst="rect">
                       <a:avLst/>
@@ -677,65 +660,80 @@
     </w:p>
     <w:p>
       <w:pPr>
-        <w:rPr>
-          <w:rFonts w:hint="eastAsia"/>
-          <w:color w:val="000000"/>
-          <w:lang w:eastAsia="ko-KR"/>
-        </w:rPr>
-      </w:pPr>
-      <w:r>
-        <w:rPr>
-          <w:rFonts w:hint="eastAsia"/>
-          <w:color w:val="000000"/>
-          <w:lang w:eastAsia="ko-KR"/>
-        </w:rPr>
-        <w:t>TokenS</w:t>
-      </w:r>
-      <w:r>
-        <w:rPr>
-          <w:color w:val="000000"/>
-          <w:lang w:eastAsia="ko-KR"/>
-        </w:rPr>
-        <w:t>ynth</w:t>
-      </w:r>
-      <w:r>
-        <w:rPr>
-          <w:rFonts w:hint="eastAsia"/>
-          <w:color w:val="000000"/>
-          <w:lang w:eastAsia="ko-KR"/>
-        </w:rPr>
-        <w:t>는 MIDI</w:t>
-      </w:r>
-      <w:r>
-        <w:rPr>
-          <w:color w:val="000000"/>
-          <w:lang w:eastAsia="ko-KR"/>
-        </w:rPr>
-        <w:t xml:space="preserve"> </w:t>
-      </w:r>
-      <w:r>
-        <w:rPr>
-          <w:rFonts w:hint="eastAsia"/>
-          <w:color w:val="000000"/>
-          <w:lang w:eastAsia="ko-KR"/>
-        </w:rPr>
-        <w:t xml:space="preserve">토큰과 CLAP 음색 임베딩을 조건으로 오디오 토큰을 자기회귀 생성하는 신경망 기반의 신디사이저이다</w:t>
-      </w:r>
-      <w:r>
-        <w:rPr>
-          <w:color w:val="000000"/>
-        </w:rPr>
-        <w:t>[1]</w:t>
-      </w:r>
-      <w:r>
-        <w:rPr>
-          <w:color w:val="000000"/>
-        </w:rPr>
-        <w:t xml:space="preserve">. 구조상 모델이 음색에 대해 보는 것은 512차원의 벡터 하나 뿐이기에, 벡터가 담지 못하는 정보는 모델이 원리적으로 사용할 수 없다.</w:t>
-      </w:r>
+        <w:sectPr>
+          <w:headerReference w:type="default" r:id="rId16"/>
+          <w:footerReference w:type="default" r:id="rId17"/>
+          <w:type w:val="continuous"/>
+          <w:pgSz w:w="12240" w:h="15840"/>
+          <w:pgMar w:top="1080" w:right="900" w:bottom="1152" w:left="900" w:header="504" w:footer="504" w:gutter="0"/>
+          <w:cols w:space="360"/>
+          <w:docGrid w:linePitch="360"/>
+        </w:sectPr>
+      </w:pPr>
     </w:p>
     <w:p>
       <w:pPr>
+        <w:jc w:val="both"/>
+        <w:rPr>
+          <w:rFonts w:hint="eastAsia"/>
+          <w:color w:val="000000"/>
+          <w:lang w:eastAsia="ko-KR"/>
+        </w:rPr>
+      </w:pPr>
+      <w:r>
+        <w:rPr>
+          <w:rFonts w:hint="eastAsia"/>
+          <w:color w:val="000000"/>
+          <w:lang w:eastAsia="ko-KR"/>
+        </w:rPr>
+        <w:t>TokenS</w:t>
+      </w:r>
+      <w:r>
+        <w:rPr>
+          <w:color w:val="000000"/>
+          <w:lang w:eastAsia="ko-KR"/>
+        </w:rPr>
+        <w:t>ynth</w:t>
+      </w:r>
+      <w:r>
+        <w:rPr>
+          <w:rFonts w:hint="eastAsia"/>
+          <w:color w:val="000000"/>
+          <w:lang w:eastAsia="ko-KR"/>
+        </w:rPr>
+        <w:t>는 MIDI</w:t>
+      </w:r>
+      <w:r>
+        <w:rPr>
+          <w:color w:val="000000"/>
+          <w:lang w:eastAsia="ko-KR"/>
+        </w:rPr>
+        <w:t xml:space="preserve"> </w:t>
+      </w:r>
+      <w:r>
+        <w:rPr>
+          <w:rFonts w:hint="eastAsia"/>
+          <w:color w:val="000000"/>
+          <w:lang w:eastAsia="ko-KR"/>
+        </w:rPr>
+        <w:t xml:space="preserve">토큰과 CLAP 음색 임베딩을 조건으로 오디오 토큰을 자기회귀 생성하는 신경망 기반의 신디사이저이다</w:t>
+      </w:r>
+      <w:r>
+        <w:rPr>
+          <w:color w:val="000000"/>
+        </w:rPr>
+        <w:t>[1]</w:t>
+      </w:r>
+      <w:r>
+        <w:rPr>
+          <w:color w:val="000000"/>
+        </w:rPr>
+        <w:t xml:space="preserve">. 구조상 모델이 음색에 대해 보는 것은 512차원의 벡터 하나 뿐이기에, 벡터가 담지 못하는 정보는 모델이 원리적으로 사용할 수 없다.</w:t>
+      </w:r>
+    </w:p>
+    <w:p>
+      <w:pPr>
+        <w:jc w:val="both"/>
         <w:rPr>
           <w:rFonts w:hint="eastAsia"/>
           <w:color w:val="000000"/>
@@ -954,6 +952,7 @@
     </w:p>
     <w:p>
       <w:pPr>
+        <w:jc w:val="both"/>
         <w:rPr>
           <w:color w:val="000000"/>
           <w:lang w:eastAsia="ko-KR"/>
@@ -1219,6 +1218,7 @@
     </w:p>
     <w:p>
       <w:pPr>
+        <w:jc w:val="both"/>
         <w:rPr>
           <w:color w:val="000000"/>
           <w:lang w:eastAsia="ko-KR"/>
@@ -1295,6 +1295,7 @@
     </w:p>
     <w:p>
       <w:pPr>
+        <w:jc w:val="both"/>
         <w:rPr>
           <w:color w:val="000000"/>
           <w:lang w:eastAsia="ko-KR"/>
@@ -1341,6 +1342,7 @@
     </w:p>
     <w:p>
       <w:pPr>
+        <w:jc w:val="both"/>
         <w:rPr>
           <w:rFonts w:hint="eastAsia"/>
           <w:color w:val="000000"/>
@@ -1419,8 +1421,8 @@
     <w:p>
       <w:pPr>
         <w:tabs>
-          <w:tab w:val="center" w:pos="4752"/>
-          <w:tab w:val="right" w:pos="9504"/>
+          <w:tab w:val="center" w:pos="2520"/>
+          <w:tab w:val="right" w:pos="5040"/>
         </w:tabs>
         <w:rPr>
           <w:color w:val="000000"/>
@@ -1881,6 +1883,7 @@
     </w:p>
     <w:p>
       <w:pPr>
+        <w:jc w:val="both"/>
         <w:rPr>
           <w:rFonts w:hint="eastAsia"/>
           <w:color w:val="000000"/>
@@ -1999,6 +2002,7 @@
     <w:p>
       <w:pPr>
         <w:ind w:firstLineChars="50" w:firstLine="105"/>
+        <w:jc w:val="both"/>
         <w:rPr>
           <w:color w:val="000000"/>
           <w:lang w:eastAsia="ko-KR"/>
@@ -2157,8 +2161,8 @@
     <w:p>
       <w:pPr>
         <w:tabs>
-          <w:tab w:val="center" w:pos="4752"/>
-          <w:tab w:val="right" w:pos="9504"/>
+          <w:tab w:val="center" w:pos="2520"/>
+          <w:tab w:val="right" w:pos="5040"/>
         </w:tabs>
         <w:rPr>
           <w:i/>
@@ -2971,8 +2975,8 @@
     <w:p>
       <w:pPr>
         <w:tabs>
-          <w:tab w:val="center" w:pos="4752"/>
-          <w:tab w:val="right" w:pos="9504"/>
+          <w:tab w:val="center" w:pos="2520"/>
+          <w:tab w:val="right" w:pos="5040"/>
         </w:tabs>
         <w:rPr>
           <w:i/>
@@ -3385,6 +3389,7 @@
     <w:p>
       <w:pPr>
         <w:ind w:firstLineChars="50" w:firstLine="105"/>
+        <w:jc w:val="both"/>
         <w:rPr>
           <w:iCs/>
           <w:lang w:eastAsia="ko-KR"/>
@@ -3456,6 +3461,19 @@
         </w:rPr>
         <w:t xml:space="preserve">본 연구에서 사용하는 세 가지 이펙트는 수학적으로 서로 다른 부류에 속한다. </w:t>
       </w:r>
+    </w:p>
+    <w:p>
+      <w:pPr>
+        <w:sectPr>
+          <w:headerReference w:type="default" r:id="rId16"/>
+          <w:footerReference w:type="default" r:id="rId17"/>
+          <w:type w:val="continuous"/>
+          <w:pgSz w:w="12240" w:h="15840"/>
+          <w:pgMar w:top="1080" w:right="900" w:bottom="1152" w:left="900" w:header="504" w:footer="504" w:gutter="0"/>
+          <w:cols w:num="2" w:space="360" w:equalWidth="1"/>
+          <w:docGrid w:linePitch="360"/>
+        </w:sectPr>
+      </w:pPr>
     </w:p>
     <w:p>
       <w:pPr>
@@ -3973,6 +3991,19 @@
     </w:tbl>
     <w:p>
       <w:pPr>
+        <w:sectPr>
+          <w:headerReference w:type="default" r:id="rId16"/>
+          <w:footerReference w:type="default" r:id="rId17"/>
+          <w:type w:val="continuous"/>
+          <w:pgSz w:w="12240" w:h="15840"/>
+          <w:pgMar w:top="1080" w:right="900" w:bottom="1152" w:left="900" w:header="504" w:footer="504" w:gutter="0"/>
+          <w:cols w:space="360"/>
+          <w:docGrid w:linePitch="360"/>
+        </w:sectPr>
+      </w:pPr>
+    </w:p>
+    <w:p>
+      <w:pPr>
         <w:jc w:val="both"/>
         <w:rPr>
           <w:rFonts w:hint="eastAsia"/>
@@ -4129,6 +4160,7 @@
     </w:p>
     <w:p>
       <w:pPr>
+        <w:jc w:val="both"/>
         <w:rPr>
           <w:rFonts w:hint="eastAsia"/>
           <w:i/>
@@ -4261,8 +4293,8 @@
     <w:p>
       <w:pPr>
         <w:tabs>
-          <w:tab w:val="center" w:pos="4752"/>
-          <w:tab w:val="right" w:pos="9504"/>
+          <w:tab w:val="center" w:pos="2520"/>
+          <w:tab w:val="right" w:pos="5040"/>
         </w:tabs>
         <w:rPr>
           <w:i/>
@@ -4559,8 +4591,8 @@
     <w:p>
       <w:pPr>
         <w:tabs>
-          <w:tab w:val="center" w:pos="4752"/>
-          <w:tab w:val="right" w:pos="9504"/>
+          <w:tab w:val="center" w:pos="2520"/>
+          <w:tab w:val="right" w:pos="5040"/>
         </w:tabs>
         <w:rPr>
           <w:i/>
@@ -4777,6 +4809,7 @@
     </w:p>
     <w:p>
       <w:pPr>
+        <w:jc w:val="both"/>
         <w:rPr>
           <w:lang w:eastAsia="ko-KR"/>
         </w:rPr>
@@ -4988,6 +5021,7 @@
     </w:p>
     <w:p>
       <w:pPr>
+        <w:jc w:val="both"/>
         <w:rPr>
           <w:lang w:eastAsia="ko-KR"/>
         </w:rPr>
@@ -5002,9 +5036,22 @@
     </w:p>
     <w:p>
       <w:pPr>
+        <w:sectPr>
+          <w:headerReference w:type="default" r:id="rId16"/>
+          <w:footerReference w:type="default" r:id="rId17"/>
+          <w:type w:val="continuous"/>
+          <w:pgSz w:w="12240" w:h="15840"/>
+          <w:pgMar w:top="1080" w:right="900" w:bottom="1152" w:left="900" w:header="504" w:footer="504" w:gutter="0"/>
+          <w:cols w:num="2" w:space="360" w:equalWidth="1"/>
+          <w:docGrid w:linePitch="360"/>
+        </w:sectPr>
+      </w:pPr>
+    </w:p>
+    <w:p>
+      <w:pPr>
         <w:tabs>
-          <w:tab w:val="center" w:pos="4752"/>
-          <w:tab w:val="right" w:pos="9504"/>
+          <w:tab w:val="center" w:pos="5220"/>
+          <w:tab w:val="right" w:pos="10440"/>
         </w:tabs>
         <w:rPr>
           <w:i/>
@@ -5202,15 +5249,28 @@
     </w:p>
     <w:p>
       <w:pPr>
-        <w:rPr>
-          <w:rFonts w:hint="eastAsia"/>
-          <w:i/>
-          <w:lang w:eastAsia="ko-KR"/>
-        </w:rPr>
+        <w:sectPr>
+          <w:headerReference w:type="default" r:id="rId16"/>
+          <w:footerReference w:type="default" r:id="rId17"/>
+          <w:type w:val="continuous"/>
+          <w:pgSz w:w="12240" w:h="15840"/>
+          <w:pgMar w:top="1080" w:right="900" w:bottom="1152" w:left="900" w:header="504" w:footer="504" w:gutter="0"/>
+          <w:cols w:space="360"/>
+          <w:docGrid w:linePitch="360"/>
+        </w:sectPr>
       </w:pPr>
     </w:p>
     <w:p>
       <w:pPr>
+        <w:rPr>
+          <w:rFonts w:hint="eastAsia"/>
+          <w:i/>
+          <w:lang w:eastAsia="ko-KR"/>
+        </w:rPr>
+      </w:pPr>
+    </w:p>
+    <w:p>
+      <w:pPr>
         <w:pStyle w:val="21"/>
         <w:rPr>
           <w:rFonts w:hint="eastAsia"/>
@@ -5229,6 +5289,7 @@
     </w:p>
     <w:p>
       <w:pPr>
+        <w:jc w:val="both"/>
         <w:rPr>
           <w:iCs/>
           <w:lang w:eastAsia="ko-KR"/>
@@ -5246,8 +5307,8 @@
     <w:p>
       <w:pPr>
         <w:tabs>
-          <w:tab w:val="center" w:pos="4752"/>
-          <w:tab w:val="right" w:pos="9504"/>
+          <w:tab w:val="center" w:pos="2520"/>
+          <w:tab w:val="right" w:pos="5040"/>
         </w:tabs>
         <w:rPr>
           <w:iCs/>
@@ -5424,6 +5485,7 @@
     </w:p>
     <w:p>
       <w:pPr>
+        <w:jc w:val="both"/>
         <w:rPr>
           <w:iCs/>
           <w:lang w:eastAsia="ko-KR"/>
@@ -5491,8 +5553,8 @@
     <w:p>
       <w:pPr>
         <w:tabs>
-          <w:tab w:val="center" w:pos="4752"/>
-          <w:tab w:val="right" w:pos="9504"/>
+          <w:tab w:val="center" w:pos="2520"/>
+          <w:tab w:val="right" w:pos="5040"/>
         </w:tabs>
         <w:rPr>
           <w:iCs/>
@@ -5767,6 +5829,7 @@
     </w:p>
     <w:p>
       <w:pPr>
+        <w:jc w:val="both"/>
         <w:rPr>
           <w:iCs/>
           <w:lang w:eastAsia="ko-KR"/>
@@ -5784,8 +5847,8 @@
     <w:p>
       <w:pPr>
         <w:tabs>
-          <w:tab w:val="center" w:pos="4752"/>
-          <w:tab w:val="right" w:pos="9504"/>
+          <w:tab w:val="center" w:pos="2520"/>
+          <w:tab w:val="right" w:pos="5040"/>
         </w:tabs>
         <w:rPr>
           <w:lang w:eastAsia="ko-KR"/>
@@ -5894,6 +5957,7 @@
     </w:p>
     <w:p>
       <w:pPr>
+        <w:jc w:val="both"/>
         <w:rPr>
           <w:rFonts w:cstheme="majorBidi"/>
           <w:b/>
@@ -6046,6 +6110,7 @@
     <w:p>
       <w:pPr>
         <w:ind w:firstLineChars="50" w:firstLine="105"/>
+        <w:jc w:val="both"/>
         <w:rPr>
           <w:rFonts w:hint="eastAsia"/>
           <w:i/>
@@ -6185,8 +6250,8 @@
     <w:p>
       <w:pPr>
         <w:tabs>
-          <w:tab w:val="center" w:pos="4752"/>
-          <w:tab w:val="right" w:pos="9504"/>
+          <w:tab w:val="center" w:pos="2520"/>
+          <w:tab w:val="right" w:pos="5040"/>
         </w:tabs>
         <w:rPr>
           <w:rFonts w:hint="eastAsia"/>
@@ -6513,8 +6578,8 @@
     <w:p>
       <w:pPr>
         <w:tabs>
-          <w:tab w:val="center" w:pos="4752"/>
-          <w:tab w:val="right" w:pos="9504"/>
+          <w:tab w:val="center" w:pos="2520"/>
+          <w:tab w:val="right" w:pos="5040"/>
         </w:tabs>
         <w:rPr>
           <w:rFonts w:hint="eastAsia"/>
@@ -6717,6 +6782,7 @@
     </w:p>
     <w:p>
       <w:pPr>
+        <w:jc w:val="both"/>
         <w:rPr>
           <w:lang w:eastAsia="ko-KR"/>
         </w:rPr>
@@ -6795,9 +6861,22 @@
     </w:p>
     <w:p>
       <w:pPr>
+        <w:sectPr>
+          <w:headerReference w:type="default" r:id="rId16"/>
+          <w:footerReference w:type="default" r:id="rId17"/>
+          <w:type w:val="continuous"/>
+          <w:pgSz w:w="12240" w:h="15840"/>
+          <w:pgMar w:top="1080" w:right="900" w:bottom="1152" w:left="900" w:header="504" w:footer="504" w:gutter="0"/>
+          <w:cols w:num="2" w:space="360" w:equalWidth="1"/>
+          <w:docGrid w:linePitch="360"/>
+        </w:sectPr>
+      </w:pPr>
+    </w:p>
+    <w:p>
+      <w:pPr>
         <w:tabs>
-          <w:tab w:val="center" w:pos="4752"/>
-          <w:tab w:val="right" w:pos="9504"/>
+          <w:tab w:val="center" w:pos="5220"/>
+          <w:tab w:val="right" w:pos="10440"/>
         </w:tabs>
         <w:rPr>
           <w:rFonts w:hint="eastAsia"/>
@@ -7180,6 +7259,20 @@
     </w:p>
     <w:p>
       <w:pPr>
+        <w:sectPr>
+          <w:headerReference w:type="default" r:id="rId16"/>
+          <w:footerReference w:type="default" r:id="rId17"/>
+          <w:type w:val="continuous"/>
+          <w:pgSz w:w="12240" w:h="15840"/>
+          <w:pgMar w:top="1080" w:right="900" w:bottom="1152" w:left="900" w:header="504" w:footer="504" w:gutter="0"/>
+          <w:cols w:space="360"/>
+          <w:docGrid w:linePitch="360"/>
+        </w:sectPr>
+      </w:pPr>
+    </w:p>
+    <w:p>
+      <w:pPr>
+        <w:jc w:val="both"/>
         <w:rPr>
           <w:rFonts w:hint="eastAsia"/>
           <w:iCs/>
@@ -7221,6 +7314,7 @@
     </w:p>
     <w:p>
       <w:pPr>
+        <w:jc w:val="both"/>
         <w:rPr>
           <w:rFonts w:hint="eastAsia"/>
           <w:iCs/>
@@ -7253,9 +7347,22 @@
     </w:p>
     <w:p>
       <w:pPr>
+        <w:sectPr>
+          <w:headerReference w:type="default" r:id="rId16"/>
+          <w:footerReference w:type="default" r:id="rId17"/>
+          <w:type w:val="continuous"/>
+          <w:pgSz w:w="12240" w:h="15840"/>
+          <w:pgMar w:top="1080" w:right="900" w:bottom="1152" w:left="900" w:header="504" w:footer="504" w:gutter="0"/>
+          <w:cols w:num="2" w:space="360" w:equalWidth="1"/>
+          <w:docGrid w:linePitch="360"/>
+        </w:sectPr>
+      </w:pPr>
+    </w:p>
+    <w:p>
+      <w:pPr>
         <w:tabs>
-          <w:tab w:val="center" w:pos="4752"/>
-          <w:tab w:val="right" w:pos="9504"/>
+          <w:tab w:val="center" w:pos="5220"/>
+          <w:tab w:val="right" w:pos="10440"/>
         </w:tabs>
         <w:rPr>
           <w:iCs/>
@@ -7984,25 +8091,38 @@
     </w:p>
     <w:p>
       <w:pPr>
-        <w:rPr>
-          <w:iCs/>
-          <w:lang w:eastAsia="ko-KR"/>
-        </w:rPr>
-      </w:pPr>
-      <w:r>
-        <w:rPr>
-          <w:rFonts w:hint="eastAsia"/>
-          <w:iCs/>
-          <w:lang w:eastAsia="ko-KR"/>
-        </w:rPr>
-        <w:t xml:space="preserve"> 오디오 단계 지표는 변위방향을 보도록 설정한다. </w:t>
-      </w:r>
+        <w:sectPr>
+          <w:headerReference w:type="default" r:id="rId16"/>
+          <w:footerReference w:type="default" r:id="rId17"/>
+          <w:type w:val="continuous"/>
+          <w:pgSz w:w="12240" w:h="15840"/>
+          <w:pgMar w:top="1080" w:right="900" w:bottom="1152" w:left="900" w:header="504" w:footer="504" w:gutter="0"/>
+          <w:cols w:space="360"/>
+          <w:docGrid w:linePitch="360"/>
+        </w:sectPr>
+      </w:pPr>
     </w:p>
     <w:p>
       <w:pPr>
+        <w:rPr>
+          <w:iCs/>
+          <w:lang w:eastAsia="ko-KR"/>
+        </w:rPr>
+      </w:pPr>
+      <w:r>
+        <w:rPr>
+          <w:rFonts w:hint="eastAsia"/>
+          <w:iCs/>
+          <w:lang w:eastAsia="ko-KR"/>
+        </w:rPr>
+        <w:t xml:space="preserve"> 오디오 단계 지표는 변위방향을 보도록 설정한다. </w:t>
+      </w:r>
+    </w:p>
+    <w:p>
+      <w:pPr>
         <w:tabs>
-          <w:tab w:val="center" w:pos="4752"/>
-          <w:tab w:val="right" w:pos="9504"/>
+          <w:tab w:val="center" w:pos="2520"/>
+          <w:tab w:val="right" w:pos="5040"/>
         </w:tabs>
         <w:rPr>
           <w:iCs/>
@@ -8410,6 +8530,7 @@
     </w:p>
     <w:p>
       <w:pPr>
+        <w:jc w:val="both"/>
         <w:rPr>
           <w:lang w:eastAsia="ko-KR"/>
         </w:rPr>
@@ -8535,8 +8656,8 @@
     <w:p>
       <w:pPr>
         <w:tabs>
-          <w:tab w:val="center" w:pos="4752"/>
-          <w:tab w:val="right" w:pos="9504"/>
+          <w:tab w:val="center" w:pos="2520"/>
+          <w:tab w:val="right" w:pos="5040"/>
         </w:tabs>
         <w:rPr>
           <w:i/>
@@ -8973,8 +9094,8 @@
     <w:p>
       <w:pPr>
         <w:tabs>
-          <w:tab w:val="center" w:pos="4752"/>
-          <w:tab w:val="right" w:pos="9504"/>
+          <w:tab w:val="center" w:pos="2520"/>
+          <w:tab w:val="right" w:pos="5040"/>
         </w:tabs>
       </w:pPr>
       <w:r>
@@ -9193,6 +9314,7 @@
     </w:p>
     <w:p>
       <w:pPr>
+        <w:jc w:val="both"/>
         <w:rPr>
           <w:iCs/>
           <w:lang w:eastAsia="ko-KR"/>
@@ -9261,6 +9383,7 @@
     </w:p>
     <w:p>
       <w:pPr>
+        <w:jc w:val="both"/>
         <w:rPr>
           <w:rFonts w:hint="eastAsia"/>
           <w:iCs/>
@@ -9431,6 +9554,7 @@
     </w:p>
     <w:p>
       <w:pPr>
+        <w:jc w:val="both"/>
         <w:rPr>
           <w:rFonts w:hint="eastAsia"/>
           <w:i/>
@@ -9525,6 +9649,7 @@
     <w:p>
       <w:pPr>
         <w:ind w:firstLineChars="50" w:firstLine="105"/>
+        <w:jc w:val="both"/>
         <w:rPr>
           <w:rFonts w:hint="eastAsia"/>
           <w:color w:val="000000"/>
@@ -9672,6 +9797,7 @@
     <w:p>
       <w:pPr>
         <w:ind w:firstLineChars="50" w:firstLine="105"/>
+        <w:jc w:val="both"/>
         <w:rPr>
           <w:color w:val="000000"/>
           <w:lang w:eastAsia="ko-KR"/>
@@ -9742,6 +9868,19 @@
         </w:rPr>
         <w:t xml:space="preserve"> 격자로 설계, 즉 축만 변화시키고 나머지는 고정시킨다. 그에 따라 설계된 축 구성은 다음과 같다. </w:t>
       </w:r>
+    </w:p>
+    <w:p>
+      <w:pPr>
+        <w:sectPr>
+          <w:headerReference w:type="default" r:id="rId16"/>
+          <w:footerReference w:type="default" r:id="rId17"/>
+          <w:type w:val="continuous"/>
+          <w:pgSz w:w="12240" w:h="15840"/>
+          <w:pgMar w:top="1080" w:right="900" w:bottom="1152" w:left="900" w:header="504" w:footer="504" w:gutter="0"/>
+          <w:cols w:num="2" w:space="360" w:equalWidth="1"/>
+          <w:docGrid w:linePitch="360"/>
+        </w:sectPr>
+      </w:pPr>
     </w:p>
     <w:p>
       <w:pPr>
@@ -10495,119 +10634,136 @@
     </w:tbl>
     <w:p>
       <w:pPr>
-        <w:ind w:firstLineChars="50" w:firstLine="105"/>
-        <w:rPr>
-          <w:rFonts w:hint="eastAsia"/>
-          <w:lang w:eastAsia="ko-KR"/>
-        </w:rPr>
-      </w:pPr>
-      <w:r>
-        <w:rPr>
-          <w:rFonts w:hint="eastAsia"/>
-          <w:lang w:eastAsia="ko-KR"/>
-        </w:rPr>
-        <w:t>주축 21개, 널 2개에 대해 각 25레벨, 즉 570000회 렌더링을 시행했다.</w:t>
-      </w:r>
+        <w:sectPr>
+          <w:headerReference w:type="default" r:id="rId16"/>
+          <w:footerReference w:type="default" r:id="rId17"/>
+          <w:type w:val="continuous"/>
+          <w:pgSz w:w="12240" w:h="15840"/>
+          <w:pgMar w:top="1080" w:right="900" w:bottom="1152" w:left="900" w:header="504" w:footer="504" w:gutter="0"/>
+          <w:cols w:space="360"/>
+          <w:docGrid w:linePitch="360"/>
+        </w:sectPr>
+      </w:pPr>
     </w:p>
     <w:p>
       <w:pPr>
         <w:ind w:firstLineChars="50" w:firstLine="105"/>
-        <w:rPr>
-          <w:lang w:eastAsia="ko-KR"/>
-        </w:rPr>
-      </w:pPr>
-      <w:r>
-        <w:rPr>
-          <w:rFonts w:hint="eastAsia"/>
-          <w:lang w:eastAsia="ko-KR"/>
-        </w:rPr>
-        <w:t xml:space="preserve">다만 Cascade에서 원본 </w:t>
-      </w:r>
-      <w:r>
-        <w:rPr>
-          <w:lang w:eastAsia="ko-KR"/>
-        </w:rPr>
-        <w:t>highshelf</w:t>
-      </w:r>
-      <w:r>
-        <w:rPr>
-          <w:rFonts w:hint="eastAsia"/>
-          <w:lang w:eastAsia="ko-KR"/>
-        </w:rPr>
-        <w:t xml:space="preserve"> 기본값이 8k</w:t>
-      </w:r>
-      <w:r>
-        <w:rPr>
-          <w:lang w:eastAsia="ko-KR"/>
-        </w:rPr>
-        <w:t>Hz</w:t>
-      </w:r>
-      <w:r>
-        <w:rPr>
-          <w:rFonts w:hint="eastAsia"/>
-          <w:lang w:eastAsia="ko-KR"/>
-        </w:rPr>
-        <w:t xml:space="preserve">였으나, 사용하는 오디오인 NSynth</w:t>
-      </w:r>
-      <w:r>
-        <w:rPr>
-          <w:lang w:eastAsia="ko-KR"/>
-        </w:rPr>
-        <w:t xml:space="preserve">sms 16kHz, Nyquist</w:t>
-      </w:r>
-      <w:r>
-        <w:rPr>
-          <w:rFonts w:hint="eastAsia"/>
-          <w:lang w:eastAsia="ko-KR"/>
-        </w:rPr>
-        <w:t>는 8</w:t>
-      </w:r>
-      <w:r>
-        <w:rPr>
-          <w:lang w:eastAsia="ko-KR"/>
-        </w:rPr>
-        <w:t xml:space="preserve">kHz, </w:t>
-      </w:r>
-      <w:r>
-        <w:rPr>
-          <w:rFonts w:hint="eastAsia"/>
-          <w:lang w:eastAsia="ko-KR"/>
-        </w:rPr>
-        <w:t xml:space="preserve">즉 경계와 같아 원본 그대로 재현할 수 없었기에 (시간축 에일리어싱) </w:t>
-      </w:r>
-      <w:r>
-        <w:rPr>
-          <w:lang w:eastAsia="ko-KR"/>
-        </w:rPr>
-        <w:t>6500Hz</w:t>
-      </w:r>
-      <w:r>
-        <w:rPr>
-          <w:rFonts w:hint="eastAsia"/>
-          <w:lang w:eastAsia="ko-KR"/>
-        </w:rPr>
-        <w:t>로 대체했다.</w:t>
+        <w:jc w:val="both"/>
+        <w:rPr>
+          <w:rFonts w:hint="eastAsia"/>
+          <w:lang w:eastAsia="ko-KR"/>
+        </w:rPr>
+      </w:pPr>
+      <w:r>
+        <w:rPr>
+          <w:rFonts w:hint="eastAsia"/>
+          <w:lang w:eastAsia="ko-KR"/>
+        </w:rPr>
+        <w:t>주축 21개, 널 2개에 대해 각 25레벨, 즉 570000회 렌더링을 시행했다.</w:t>
       </w:r>
     </w:p>
     <w:p>
       <w:pPr>
         <w:ind w:firstLineChars="50" w:firstLine="105"/>
-        <w:rPr>
-          <w:rFonts w:hint="eastAsia"/>
-          <w:lang w:eastAsia="ko-KR"/>
-        </w:rPr>
-      </w:pPr>
-      <w:r>
-        <w:rPr>
-          <w:rFonts w:hint="eastAsia"/>
-          <w:lang w:eastAsia="ko-KR"/>
-        </w:rPr>
-        <w:t xml:space="preserve"> 초음파 널은 파이프라인 누수 하한선으로, 원리적으로 아무 효과도 주지 않는다. </w:t>
+        <w:jc w:val="both"/>
+        <w:rPr>
+          <w:lang w:eastAsia="ko-KR"/>
+        </w:rPr>
+      </w:pPr>
+      <w:r>
+        <w:rPr>
+          <w:rFonts w:hint="eastAsia"/>
+          <w:lang w:eastAsia="ko-KR"/>
+        </w:rPr>
+        <w:t xml:space="preserve">다만 Cascade에서 원본 </w:t>
+      </w:r>
+      <w:r>
+        <w:rPr>
+          <w:lang w:eastAsia="ko-KR"/>
+        </w:rPr>
+        <w:t>highshelf</w:t>
+      </w:r>
+      <w:r>
+        <w:rPr>
+          <w:rFonts w:hint="eastAsia"/>
+          <w:lang w:eastAsia="ko-KR"/>
+        </w:rPr>
+        <w:t xml:space="preserve"> 기본값이 8k</w:t>
+      </w:r>
+      <w:r>
+        <w:rPr>
+          <w:lang w:eastAsia="ko-KR"/>
+        </w:rPr>
+        <w:t>Hz</w:t>
+      </w:r>
+      <w:r>
+        <w:rPr>
+          <w:rFonts w:hint="eastAsia"/>
+          <w:lang w:eastAsia="ko-KR"/>
+        </w:rPr>
+        <w:t xml:space="preserve">였으나, 사용하는 오디오인 NSynth</w:t>
+      </w:r>
+      <w:r>
+        <w:rPr>
+          <w:lang w:eastAsia="ko-KR"/>
+        </w:rPr>
+        <w:t xml:space="preserve">sms 16kHz, Nyquist</w:t>
+      </w:r>
+      <w:r>
+        <w:rPr>
+          <w:rFonts w:hint="eastAsia"/>
+          <w:lang w:eastAsia="ko-KR"/>
+        </w:rPr>
+        <w:t>는 8</w:t>
+      </w:r>
+      <w:r>
+        <w:rPr>
+          <w:lang w:eastAsia="ko-KR"/>
+        </w:rPr>
+        <w:t xml:space="preserve">kHz, </w:t>
+      </w:r>
+      <w:r>
+        <w:rPr>
+          <w:rFonts w:hint="eastAsia"/>
+          <w:lang w:eastAsia="ko-KR"/>
+        </w:rPr>
+        <w:t xml:space="preserve">즉 경계와 같아 원본 그대로 재현할 수 없었기에 (시간축 에일리어싱) </w:t>
+      </w:r>
+      <w:r>
+        <w:rPr>
+          <w:lang w:eastAsia="ko-KR"/>
+        </w:rPr>
+        <w:t>6500Hz</w:t>
+      </w:r>
+      <w:r>
+        <w:rPr>
+          <w:rFonts w:hint="eastAsia"/>
+          <w:lang w:eastAsia="ko-KR"/>
+        </w:rPr>
+        <w:t>로 대체했다.</w:t>
       </w:r>
     </w:p>
     <w:p>
       <w:pPr>
         <w:ind w:firstLineChars="50" w:firstLine="105"/>
+        <w:jc w:val="both"/>
+        <w:rPr>
+          <w:rFonts w:hint="eastAsia"/>
+          <w:lang w:eastAsia="ko-KR"/>
+        </w:rPr>
+      </w:pPr>
+      <w:r>
+        <w:rPr>
+          <w:rFonts w:hint="eastAsia"/>
+          <w:lang w:eastAsia="ko-KR"/>
+        </w:rPr>
+        <w:t xml:space="preserve"> 초음파 널은 파이프라인 누수 하한선으로, 원리적으로 아무 효과도 주지 않는다. </w:t>
+      </w:r>
+    </w:p>
+    <w:p>
+      <w:pPr>
+        <w:ind w:firstLineChars="50" w:firstLine="105"/>
+        <w:jc w:val="both"/>
         <w:rPr>
           <w:rFonts w:hint="eastAsia"/>
           <w:lang w:eastAsia="ko-KR"/>
@@ -10708,9 +10864,22 @@
     </w:p>
     <w:p>
       <w:pPr>
+        <w:sectPr>
+          <w:headerReference w:type="default" r:id="rId16"/>
+          <w:footerReference w:type="default" r:id="rId17"/>
+          <w:type w:val="continuous"/>
+          <w:pgSz w:w="12240" w:h="15840"/>
+          <w:pgMar w:top="1080" w:right="900" w:bottom="1152" w:left="900" w:header="504" w:footer="504" w:gutter="0"/>
+          <w:cols w:num="2" w:space="360" w:equalWidth="1"/>
+          <w:docGrid w:linePitch="360"/>
+        </w:sectPr>
+      </w:pPr>
+    </w:p>
+    <w:p>
+      <w:pPr>
         <w:tabs>
-          <w:tab w:val="center" w:pos="4752"/>
-          <w:tab w:val="right" w:pos="9504"/>
+          <w:tab w:val="center" w:pos="5220"/>
+          <w:tab w:val="right" w:pos="10440"/>
         </w:tabs>
         <w:ind w:firstLineChars="50" w:firstLine="105"/>
         <w:rPr>
@@ -11047,24 +11216,37 @@
     </w:p>
     <w:p>
       <w:pPr>
-        <w:ind w:firstLineChars="50" w:firstLine="105"/>
-        <w:rPr>
-          <w:lang w:eastAsia="ko-KR"/>
-        </w:rPr>
-      </w:pPr>
-      <w:r>
-        <w:rPr>
-          <w:rFonts w:hint="eastAsia"/>
-          <w:lang w:eastAsia="ko-KR"/>
-        </w:rPr>
-        <w:t xml:space="preserve">Distortion은 수학적인 무효화 값이 존재하지 않는다. </w:t>
-      </w:r>
+        <w:sectPr>
+          <w:headerReference w:type="default" r:id="rId16"/>
+          <w:footerReference w:type="default" r:id="rId17"/>
+          <w:type w:val="continuous"/>
+          <w:pgSz w:w="12240" w:h="15840"/>
+          <w:pgMar w:top="1080" w:right="900" w:bottom="1152" w:left="900" w:header="504" w:footer="504" w:gutter="0"/>
+          <w:cols w:space="360"/>
+          <w:docGrid w:linePitch="360"/>
+        </w:sectPr>
+      </w:pPr>
     </w:p>
     <w:p>
       <w:pPr>
+        <w:ind w:firstLineChars="50" w:firstLine="105"/>
+        <w:rPr>
+          <w:lang w:eastAsia="ko-KR"/>
+        </w:rPr>
+      </w:pPr>
+      <w:r>
+        <w:rPr>
+          <w:rFonts w:hint="eastAsia"/>
+          <w:lang w:eastAsia="ko-KR"/>
+        </w:rPr>
+        <w:t xml:space="preserve">Distortion은 수학적인 무효화 값이 존재하지 않는다. </w:t>
+      </w:r>
+    </w:p>
+    <w:p>
+      <w:pPr>
         <w:tabs>
-          <w:tab w:val="center" w:pos="4752"/>
-          <w:tab w:val="right" w:pos="9504"/>
+          <w:tab w:val="center" w:pos="2520"/>
+          <w:tab w:val="right" w:pos="5040"/>
         </w:tabs>
         <w:ind w:firstLineChars="50" w:firstLine="105"/>
         <w:rPr>
@@ -11190,6 +11372,7 @@
     <w:p>
       <w:pPr>
         <w:ind w:firstLineChars="50" w:firstLine="105"/>
+        <w:jc w:val="both"/>
         <w:rPr>
           <w:lang w:eastAsia="ko-KR"/>
         </w:rPr>
@@ -11576,6 +11759,7 @@
     <w:p>
       <w:pPr>
         <w:ind w:firstLineChars="50" w:firstLine="105"/>
+        <w:jc w:val="both"/>
         <w:rPr>
           <w:rFonts w:hint="eastAsia"/>
           <w:color w:val="000000"/>
@@ -11693,6 +11877,7 @@
     <w:p>
       <w:pPr>
         <w:ind w:firstLineChars="50" w:firstLine="105"/>
+        <w:jc w:val="both"/>
         <w:rPr>
           <w:rFonts w:hint="eastAsia"/>
           <w:color w:val="000000"/>
@@ -11748,6 +11933,7 @@
     <w:p>
       <w:pPr>
         <w:ind w:firstLineChars="50" w:firstLine="105"/>
+        <w:jc w:val="both"/>
         <w:rPr>
           <w:rFonts w:hint="eastAsia"/>
           <w:color w:val="000000"/>
@@ -11803,6 +11989,7 @@
     <w:p>
       <w:pPr>
         <w:ind w:firstLineChars="50" w:firstLine="105"/>
+        <w:jc w:val="both"/>
         <w:rPr>
           <w:rFonts w:hint="eastAsia"/>
           <w:i/>
@@ -11935,6 +12122,7 @@
     <w:p>
       <w:pPr>
         <w:ind w:firstLineChars="50" w:firstLine="105"/>
+        <w:jc w:val="both"/>
         <w:rPr>
           <w:rFonts w:hint="eastAsia"/>
           <w:lang w:eastAsia="ko-KR"/>
@@ -12005,6 +12193,7 @@
     <w:p>
       <w:pPr>
         <w:ind w:firstLineChars="50" w:firstLine="105"/>
+        <w:jc w:val="both"/>
         <w:rPr>
           <w:color w:val="000000"/>
           <w:lang w:eastAsia="ko-KR"/>
@@ -12232,6 +12421,7 @@
     <w:p>
       <w:pPr>
         <w:ind w:firstLineChars="50" w:firstLine="105"/>
+        <w:jc w:val="both"/>
         <w:rPr>
           <w:lang w:eastAsia="ko-KR"/>
         </w:rPr>
@@ -12350,6 +12540,7 @@
     <w:p>
       <w:pPr>
         <w:ind w:firstLineChars="50" w:firstLine="105"/>
+        <w:jc w:val="both"/>
         <w:rPr>
           <w:lang w:eastAsia="ko-KR"/>
         </w:rPr>
@@ -12484,6 +12675,7 @@
     <w:p>
       <w:pPr>
         <w:ind w:firstLineChars="50" w:firstLine="105"/>
+        <w:jc w:val="both"/>
         <w:rPr>
           <w:rFonts w:hint="eastAsia"/>
           <w:lang w:eastAsia="ko-KR"/>
@@ -12500,6 +12692,7 @@
     <w:p>
       <w:pPr>
         <w:ind w:firstLineChars="50" w:firstLine="105"/>
+        <w:jc w:val="both"/>
         <w:rPr>
           <w:rFonts w:hint="eastAsia"/>
           <w:lang w:eastAsia="ko-KR"/>
@@ -12516,6 +12709,7 @@
     <w:p>
       <w:pPr>
         <w:ind w:firstLineChars="50" w:firstLine="105"/>
+        <w:jc w:val="both"/>
         <w:rPr>
           <w:rFonts w:hint="eastAsia"/>
           <w:lang w:eastAsia="ko-KR"/>
@@ -12604,6 +12798,7 @@
     </w:p>
     <w:p>
       <w:pPr>
+        <w:jc w:val="both"/>
         <w:rPr>
           <w:rFonts w:hint="eastAsia"/>
           <w:lang w:eastAsia="ko-KR"/>
@@ -12707,6 +12902,20 @@
     </w:p>
     <w:p>
       <w:pPr>
+        <w:sectPr>
+          <w:headerReference w:type="default" r:id="rId16"/>
+          <w:footerReference w:type="default" r:id="rId17"/>
+          <w:type w:val="continuous"/>
+          <w:pgSz w:w="12240" w:h="15840"/>
+          <w:pgMar w:top="1080" w:right="900" w:bottom="1152" w:left="900" w:header="504" w:footer="504" w:gutter="0"/>
+          <w:cols w:num="2" w:space="360" w:equalWidth="1"/>
+          <w:docGrid w:linePitch="360"/>
+        </w:sectPr>
+      </w:pPr>
+    </w:p>
+    <w:p>
+      <w:pPr>
+        <w:keepNext/>
         <w:ind w:firstLineChars="50" w:firstLine="105"/>
         <w:jc w:val="center"/>
         <w:rPr>
@@ -12722,7 +12931,7 @@
         </w:rPr>
         <w:drawing>
           <wp:inline distT="0" distB="0" distL="0" distR="0" wp14:anchorId="23907C43" wp14:editId="298CEDCB">
-            <wp:extent cx="6035040" cy="4646295"/>
+            <wp:extent cx="5047758" cy="3886200"/>
             <wp:effectExtent l="0" t="0" r="0" b="1905"/>
             <wp:docPr id="213259052" name="그림 25"/>
             <wp:cNvGraphicFramePr>
@@ -12744,7 +12953,7 @@
                   <pic:spPr>
                     <a:xfrm>
                       <a:off x="0" y="0"/>
-                      <a:ext cx="6035040" cy="4646295"/>
+                      <a:ext cx="5047758" cy="3886200"/>
                     </a:xfrm>
                     <a:prstGeom prst="rect">
                       <a:avLst/>
@@ -12786,69 +12995,97 @@
     </w:p>
     <w:p>
       <w:pPr>
-        <w:ind w:firstLineChars="50" w:firstLine="105"/>
-        <w:rPr>
-          <w:rFonts w:hint="eastAsia"/>
-          <w:color w:val="000000"/>
-          <w:lang w:eastAsia="ko-KR"/>
-        </w:rPr>
-      </w:pPr>
-      <w:r>
-        <w:rPr>
-          <w:rFonts w:hint="eastAsia"/>
-          <w:color w:val="000000"/>
-          <w:lang w:eastAsia="ko-KR"/>
-        </w:rPr>
-        <w:t>전체 범위의 JND</w:t>
-      </w:r>
-      <w:r>
-        <w:rPr>
-          <w:color w:val="000000"/>
-          <w:lang w:eastAsia="ko-KR"/>
-        </w:rPr>
-        <w:t xml:space="preserve"> </w:t>
-      </w:r>
-      <w:r>
-        <w:rPr>
-          <w:rFonts w:hint="eastAsia"/>
-          <w:color w:val="000000"/>
-          <w:lang w:eastAsia="ko-KR"/>
-        </w:rPr>
-        <w:t xml:space="preserve">측정 결과는 다음과 같다. 몇몇 축들은 문턱을 넘지 못해, 즉 분해능을 측정하지 못했다. r</w:t>
-      </w:r>
-      <w:r>
-        <w:rPr>
-          <w:color w:val="000000"/>
-          <w:lang w:eastAsia="ko-KR"/>
-        </w:rPr>
-        <w:t>everb_wet_level</w:t>
-      </w:r>
-      <w:r>
-        <w:rPr>
-          <w:rFonts w:hint="eastAsia"/>
-          <w:color w:val="000000"/>
-          <w:lang w:eastAsia="ko-KR"/>
-        </w:rPr>
-        <w:t xml:space="preserve">의 경우 격자의 첫 점에서 이미 문턱을 넘어버려 정확히 측정이 불가능했다. 결과적으로 </w:t>
-      </w:r>
-      <w:r>
-        <w:rPr>
-          <w:color w:val="000000"/>
-          <w:lang w:eastAsia="ko-KR"/>
-        </w:rPr>
-        <w:t>reverb_wet_level</w:t>
-      </w:r>
-      <w:r>
-        <w:rPr>
-          <w:rFonts w:hint="eastAsia"/>
-          <w:color w:val="000000"/>
-          <w:lang w:eastAsia="ko-KR"/>
-        </w:rPr>
-        <w:t>의 경우가 가장 JND가 작음을 알 수 있었다.</w:t>
-      </w:r>
+        <w:sectPr>
+          <w:headerReference w:type="default" r:id="rId16"/>
+          <w:footerReference w:type="default" r:id="rId17"/>
+          <w:type w:val="continuous"/>
+          <w:pgSz w:w="12240" w:h="15840"/>
+          <w:pgMar w:top="1080" w:right="900" w:bottom="1152" w:left="900" w:header="504" w:footer="504" w:gutter="0"/>
+          <w:cols w:space="360"/>
+          <w:docGrid w:linePitch="360"/>
+        </w:sectPr>
+      </w:pPr>
     </w:p>
     <w:p>
       <w:pPr>
+        <w:ind w:firstLineChars="50" w:firstLine="105"/>
+        <w:jc w:val="both"/>
+        <w:rPr>
+          <w:rFonts w:hint="eastAsia"/>
+          <w:color w:val="000000"/>
+          <w:lang w:eastAsia="ko-KR"/>
+        </w:rPr>
+      </w:pPr>
+      <w:r>
+        <w:rPr>
+          <w:rFonts w:hint="eastAsia"/>
+          <w:color w:val="000000"/>
+          <w:lang w:eastAsia="ko-KR"/>
+        </w:rPr>
+        <w:t>전체 범위의 JND</w:t>
+      </w:r>
+      <w:r>
+        <w:rPr>
+          <w:color w:val="000000"/>
+          <w:lang w:eastAsia="ko-KR"/>
+        </w:rPr>
+        <w:t xml:space="preserve"> </w:t>
+      </w:r>
+      <w:r>
+        <w:rPr>
+          <w:rFonts w:hint="eastAsia"/>
+          <w:color w:val="000000"/>
+          <w:lang w:eastAsia="ko-KR"/>
+        </w:rPr>
+        <w:t xml:space="preserve">측정 결과는 다음과 같다. 몇몇 축들은 문턱을 넘지 못해, 즉 분해능을 측정하지 못했다. r</w:t>
+      </w:r>
+      <w:r>
+        <w:rPr>
+          <w:color w:val="000000"/>
+          <w:lang w:eastAsia="ko-KR"/>
+        </w:rPr>
+        <w:t>everb_wet_level</w:t>
+      </w:r>
+      <w:r>
+        <w:rPr>
+          <w:rFonts w:hint="eastAsia"/>
+          <w:color w:val="000000"/>
+          <w:lang w:eastAsia="ko-KR"/>
+        </w:rPr>
+        <w:t xml:space="preserve">의 경우 격자의 첫 점에서 이미 문턱을 넘어버려 정확히 측정이 불가능했다. 결과적으로 </w:t>
+      </w:r>
+      <w:r>
+        <w:rPr>
+          <w:color w:val="000000"/>
+          <w:lang w:eastAsia="ko-KR"/>
+        </w:rPr>
+        <w:t>reverb_wet_level</w:t>
+      </w:r>
+      <w:r>
+        <w:rPr>
+          <w:rFonts w:hint="eastAsia"/>
+          <w:color w:val="000000"/>
+          <w:lang w:eastAsia="ko-KR"/>
+        </w:rPr>
+        <w:t>의 경우가 가장 JND가 작음을 알 수 있었다.</w:t>
+      </w:r>
+    </w:p>
+    <w:p>
+      <w:pPr>
+        <w:sectPr>
+          <w:headerReference w:type="default" r:id="rId16"/>
+          <w:footerReference w:type="default" r:id="rId17"/>
+          <w:type w:val="continuous"/>
+          <w:pgSz w:w="12240" w:h="15840"/>
+          <w:pgMar w:top="1080" w:right="900" w:bottom="1152" w:left="900" w:header="504" w:footer="504" w:gutter="0"/>
+          <w:cols w:num="2" w:space="360" w:equalWidth="1"/>
+          <w:docGrid w:linePitch="360"/>
+        </w:sectPr>
+      </w:pPr>
+    </w:p>
+    <w:p>
+      <w:pPr>
+        <w:keepNext/>
         <w:ind w:firstLineChars="50" w:firstLine="105"/>
         <w:jc w:val="center"/>
         <w:rPr>
@@ -12867,7 +13104,7 @@
         <w:lastRenderedPageBreak/>
         <w:drawing>
           <wp:inline distT="0" distB="0" distL="0" distR="0" wp14:anchorId="3D1CA560" wp14:editId="2BCBE36D">
-            <wp:extent cx="5502521" cy="4824548"/>
+            <wp:extent cx="4432311" cy="3886200"/>
             <wp:effectExtent l="0" t="0" r="0" b="1905"/>
             <wp:docPr id="1899480139" name="그림 23"/>
             <wp:cNvGraphicFramePr>
@@ -12889,7 +13126,7 @@
                   <pic:spPr>
                     <a:xfrm>
                       <a:off x="0" y="0"/>
-                      <a:ext cx="5510259" cy="4831333"/>
+                      <a:ext cx="4438544" cy="3891665"/>
                     </a:xfrm>
                     <a:prstGeom prst="rect">
                       <a:avLst/>
@@ -12931,6 +13168,19 @@
     </w:p>
     <w:p>
       <w:pPr>
+        <w:sectPr>
+          <w:headerReference w:type="default" r:id="rId16"/>
+          <w:footerReference w:type="default" r:id="rId17"/>
+          <w:type w:val="continuous"/>
+          <w:pgSz w:w="12240" w:h="15840"/>
+          <w:pgMar w:top="1080" w:right="900" w:bottom="1152" w:left="900" w:header="504" w:footer="504" w:gutter="0"/>
+          <w:cols w:space="360"/>
+          <w:docGrid w:linePitch="360"/>
+        </w:sectPr>
+      </w:pPr>
+    </w:p>
+    <w:p>
+      <w:pPr>
         <w:rPr>
           <w:b/>
           <w:bCs/>
@@ -12960,6 +13210,7 @@
     </w:p>
     <w:p>
       <w:pPr>
+        <w:jc w:val="both"/>
         <w:rPr>
           <w:rFonts w:hint="eastAsia"/>
           <w:color w:val="000000"/>
@@ -13050,6 +13301,20 @@
     </w:p>
     <w:p>
       <w:pPr>
+        <w:sectPr>
+          <w:headerReference w:type="default" r:id="rId16"/>
+          <w:footerReference w:type="default" r:id="rId17"/>
+          <w:type w:val="continuous"/>
+          <w:pgSz w:w="12240" w:h="15840"/>
+          <w:pgMar w:top="1080" w:right="900" w:bottom="1152" w:left="900" w:header="504" w:footer="504" w:gutter="0"/>
+          <w:cols w:num="2" w:space="360" w:equalWidth="1"/>
+          <w:docGrid w:linePitch="360"/>
+        </w:sectPr>
+      </w:pPr>
+    </w:p>
+    <w:p>
+      <w:pPr>
+        <w:keepNext/>
         <w:jc w:val="center"/>
         <w:rPr>
           <w:color w:val="000000"/>
@@ -13065,7 +13330,7 @@
         <w:lastRenderedPageBreak/>
         <w:drawing>
           <wp:inline distT="0" distB="0" distL="0" distR="0" wp14:anchorId="57DCAAD7" wp14:editId="2C4D6376">
-            <wp:extent cx="6035040" cy="3385367"/>
+            <wp:extent cx="6629400" cy="3718774"/>
             <wp:effectExtent l="0" t="0" r="0" b="5715"/>
             <wp:docPr id="708427051" name="그림 13"/>
             <wp:cNvGraphicFramePr>
@@ -13088,7 +13353,7 @@
                   <pic:spPr bwMode="auto">
                     <a:xfrm>
                       <a:off x="0" y="0"/>
-                      <a:ext cx="6035040" cy="3385367"/>
+                      <a:ext cx="6629400" cy="3718774"/>
                     </a:xfrm>
                     <a:prstGeom prst="rect">
                       <a:avLst/>
@@ -13138,98 +13403,112 @@
     </w:p>
     <w:p>
       <w:pPr>
-        <w:rPr>
-          <w:rFonts w:hint="eastAsia"/>
-          <w:color w:val="000000"/>
-          <w:lang w:eastAsia="ko-KR"/>
-        </w:rPr>
-      </w:pPr>
-      <w:r>
-        <w:rPr>
-          <w:rFonts w:hint="eastAsia"/>
-          <w:color w:val="000000"/>
-          <w:lang w:eastAsia="ko-KR"/>
-        </w:rPr>
-        <w:t xml:space="preserve"> 전 축에 대해 </w:t>
-      </w:r>
-      <w:r>
-        <w:rPr>
-          <w:color w:val="000000"/>
-          <w:lang w:eastAsia="ko-KR"/>
-        </w:rPr>
-        <w:t>within &gt; between</w:t>
-      </w:r>
-      <w:r>
-        <w:rPr>
-          <w:rFonts w:hint="eastAsia"/>
-          <w:color w:val="000000"/>
-          <w:lang w:eastAsia="ko-KR"/>
-        </w:rPr>
-        <w:t xml:space="preserve">을 만족하며 </w:t>
-      </w:r>
-      <w:r>
-        <w:rPr>
-          <w:color w:val="000000"/>
-          <w:lang w:eastAsia="ko-KR"/>
-        </w:rPr>
-        <w:t>gap</w:t>
-      </w:r>
-      <w:r>
-        <w:rPr>
-          <w:rFonts w:hint="eastAsia"/>
-          <w:color w:val="000000"/>
-          <w:lang w:eastAsia="ko-KR"/>
-        </w:rPr>
-        <w:t xml:space="preserve">의 </w:t>
-      </w:r>
-      <w:r>
-        <w:rPr>
-          <w:color w:val="000000"/>
-          <w:lang w:eastAsia="ko-KR"/>
-        </w:rPr>
-        <w:t>CI</w:t>
-      </w:r>
-      <w:r>
-        <w:rPr>
-          <w:rFonts w:hint="eastAsia"/>
-          <w:color w:val="000000"/>
-          <w:lang w:eastAsia="ko-KR"/>
-        </w:rPr>
-        <w:t xml:space="preserve">가 0을 배제한다. 즉, 손잡이는 소스 고유하며, 악기군은 그 차이에 대해 일부만 설명하고 나머지는 개별 소스에 귀속된다. 다만 </w:t>
-      </w:r>
-      <w:r>
-        <w:rPr>
-          <w:color w:val="000000"/>
-          <w:lang w:eastAsia="ko-KR"/>
-        </w:rPr>
-        <w:t>Cascade</w:t>
-      </w:r>
-      <w:r>
-        <w:rPr>
-          <w:rFonts w:hint="eastAsia"/>
-          <w:color w:val="000000"/>
-          <w:lang w:eastAsia="ko-KR"/>
-        </w:rPr>
-        <w:t xml:space="preserve">의 경우에는 손잡이가 소스 안에서도 일관되지 않았는데, </w:t>
-      </w:r>
-      <w:r>
-        <w:rPr>
-          <w:color w:val="000000"/>
-          <w:lang w:eastAsia="ko-KR"/>
-        </w:rPr>
-        <w:t>Cascade</w:t>
-      </w:r>
-      <w:r>
-        <w:rPr>
-          <w:rFonts w:hint="eastAsia"/>
-          <w:color w:val="000000"/>
-          <w:lang w:eastAsia="ko-KR"/>
-        </w:rPr>
-        <w:t xml:space="preserve"> 생성의 랜덤성에 기인한 것으로 보인다.</w:t>
-      </w:r>
+        <w:sectPr>
+          <w:headerReference w:type="default" r:id="rId16"/>
+          <w:footerReference w:type="default" r:id="rId17"/>
+          <w:type w:val="continuous"/>
+          <w:pgSz w:w="12240" w:h="15840"/>
+          <w:pgMar w:top="1080" w:right="900" w:bottom="1152" w:left="900" w:header="504" w:footer="504" w:gutter="0"/>
+          <w:cols w:space="360"/>
+          <w:docGrid w:linePitch="360"/>
+        </w:sectPr>
+      </w:pPr>
     </w:p>
     <w:p>
       <w:pPr>
+        <w:jc w:val="both"/>
+        <w:rPr>
+          <w:rFonts w:hint="eastAsia"/>
+          <w:color w:val="000000"/>
+          <w:lang w:eastAsia="ko-KR"/>
+        </w:rPr>
+      </w:pPr>
+      <w:r>
+        <w:rPr>
+          <w:rFonts w:hint="eastAsia"/>
+          <w:color w:val="000000"/>
+          <w:lang w:eastAsia="ko-KR"/>
+        </w:rPr>
+        <w:t xml:space="preserve"> 전 축에 대해 </w:t>
+      </w:r>
+      <w:r>
+        <w:rPr>
+          <w:color w:val="000000"/>
+          <w:lang w:eastAsia="ko-KR"/>
+        </w:rPr>
+        <w:t>within &gt; between</w:t>
+      </w:r>
+      <w:r>
+        <w:rPr>
+          <w:rFonts w:hint="eastAsia"/>
+          <w:color w:val="000000"/>
+          <w:lang w:eastAsia="ko-KR"/>
+        </w:rPr>
+        <w:t xml:space="preserve">을 만족하며 </w:t>
+      </w:r>
+      <w:r>
+        <w:rPr>
+          <w:color w:val="000000"/>
+          <w:lang w:eastAsia="ko-KR"/>
+        </w:rPr>
+        <w:t>gap</w:t>
+      </w:r>
+      <w:r>
+        <w:rPr>
+          <w:rFonts w:hint="eastAsia"/>
+          <w:color w:val="000000"/>
+          <w:lang w:eastAsia="ko-KR"/>
+        </w:rPr>
+        <w:t xml:space="preserve">의 </w:t>
+      </w:r>
+      <w:r>
+        <w:rPr>
+          <w:color w:val="000000"/>
+          <w:lang w:eastAsia="ko-KR"/>
+        </w:rPr>
+        <w:t>CI</w:t>
+      </w:r>
+      <w:r>
+        <w:rPr>
+          <w:rFonts w:hint="eastAsia"/>
+          <w:color w:val="000000"/>
+          <w:lang w:eastAsia="ko-KR"/>
+        </w:rPr>
+        <w:t xml:space="preserve">가 0을 배제한다. 즉, 손잡이는 소스 고유하며, 악기군은 그 차이에 대해 일부만 설명하고 나머지는 개별 소스에 귀속된다. 다만 </w:t>
+      </w:r>
+      <w:r>
+        <w:rPr>
+          <w:color w:val="000000"/>
+          <w:lang w:eastAsia="ko-KR"/>
+        </w:rPr>
+        <w:t>Cascade</w:t>
+      </w:r>
+      <w:r>
+        <w:rPr>
+          <w:rFonts w:hint="eastAsia"/>
+          <w:color w:val="000000"/>
+          <w:lang w:eastAsia="ko-KR"/>
+        </w:rPr>
+        <w:t xml:space="preserve">의 경우에는 손잡이가 소스 안에서도 일관되지 않았는데, </w:t>
+      </w:r>
+      <w:r>
+        <w:rPr>
+          <w:color w:val="000000"/>
+          <w:lang w:eastAsia="ko-KR"/>
+        </w:rPr>
+        <w:t>Cascade</w:t>
+      </w:r>
+      <w:r>
+        <w:rPr>
+          <w:rFonts w:hint="eastAsia"/>
+          <w:color w:val="000000"/>
+          <w:lang w:eastAsia="ko-KR"/>
+        </w:rPr>
+        <w:t xml:space="preserve"> 생성의 랜덤성에 기인한 것으로 보인다.</w:t>
+      </w:r>
+    </w:p>
+    <w:p>
+      <w:pPr>
         <w:rPr>
           <w:rFonts w:hint="eastAsia"/>
           <w:b/>
@@ -13261,6 +13540,7 @@
     <w:p>
       <w:pPr>
         <w:ind w:firstLineChars="50" w:firstLine="105"/>
+        <w:jc w:val="both"/>
         <w:rPr>
           <w:rFonts w:hint="eastAsia"/>
           <w:lang w:eastAsia="ko-KR"/>
@@ -13289,6 +13569,20 @@
     </w:p>
     <w:p>
       <w:pPr>
+        <w:sectPr>
+          <w:headerReference w:type="default" r:id="rId16"/>
+          <w:footerReference w:type="default" r:id="rId17"/>
+          <w:type w:val="continuous"/>
+          <w:pgSz w:w="12240" w:h="15840"/>
+          <w:pgMar w:top="1080" w:right="900" w:bottom="1152" w:left="900" w:header="504" w:footer="504" w:gutter="0"/>
+          <w:cols w:num="2" w:space="360" w:equalWidth="1"/>
+          <w:docGrid w:linePitch="360"/>
+        </w:sectPr>
+      </w:pPr>
+    </w:p>
+    <w:p>
+      <w:pPr>
+        <w:keepNext/>
         <w:ind w:firstLineChars="50" w:firstLine="105"/>
         <w:jc w:val="center"/>
         <w:rPr>
@@ -13307,7 +13601,7 @@
         <w:lastRenderedPageBreak/>
         <w:drawing>
           <wp:inline distT="0" distB="0" distL="0" distR="0" wp14:anchorId="4241145A" wp14:editId="336A28D4">
-            <wp:extent cx="5363040" cy="5111931"/>
+            <wp:extent cx="4077098" cy="3886200"/>
             <wp:effectExtent l="0" t="0" r="0" b="0"/>
             <wp:docPr id="646942272" name="그림 8"/>
             <wp:cNvGraphicFramePr>
@@ -13329,7 +13623,7 @@
                   <pic:spPr>
                     <a:xfrm>
                       <a:off x="0" y="0"/>
-                      <a:ext cx="5409885" cy="5156583"/>
+                      <a:ext cx="4112711" cy="3920145"/>
                     </a:xfrm>
                     <a:prstGeom prst="rect">
                       <a:avLst/>
@@ -13371,6 +13665,19 @@
     </w:p>
     <w:p>
       <w:pPr>
+        <w:sectPr>
+          <w:headerReference w:type="default" r:id="rId16"/>
+          <w:footerReference w:type="default" r:id="rId17"/>
+          <w:type w:val="continuous"/>
+          <w:pgSz w:w="12240" w:h="15840"/>
+          <w:pgMar w:top="1080" w:right="900" w:bottom="1152" w:left="900" w:header="504" w:footer="504" w:gutter="0"/>
+          <w:cols w:space="360"/>
+          <w:docGrid w:linePitch="360"/>
+        </w:sectPr>
+      </w:pPr>
+    </w:p>
+    <w:p>
+      <w:pPr>
         <w:rPr>
           <w:b/>
           <w:bCs/>
@@ -13400,6 +13707,20 @@
     </w:p>
     <w:p>
       <w:pPr>
+        <w:sectPr>
+          <w:headerReference w:type="default" r:id="rId16"/>
+          <w:footerReference w:type="default" r:id="rId17"/>
+          <w:type w:val="continuous"/>
+          <w:pgSz w:w="12240" w:h="15840"/>
+          <w:pgMar w:top="1080" w:right="900" w:bottom="1152" w:left="900" w:header="504" w:footer="504" w:gutter="0"/>
+          <w:cols w:num="2" w:space="360" w:equalWidth="1"/>
+          <w:docGrid w:linePitch="360"/>
+        </w:sectPr>
+      </w:pPr>
+    </w:p>
+    <w:p>
+      <w:pPr>
+        <w:keepNext/>
         <w:jc w:val="center"/>
         <w:rPr>
           <w:color w:val="000000"/>
@@ -13414,7 +13735,7 @@
         </w:rPr>
         <w:drawing>
           <wp:inline distT="0" distB="0" distL="0" distR="0" wp14:anchorId="2AF5F7D6" wp14:editId="2291D325">
-            <wp:extent cx="6035040" cy="2744470"/>
+            <wp:extent cx="6629400" cy="3014759"/>
             <wp:effectExtent l="0" t="0" r="0" b="0"/>
             <wp:docPr id="1084423058" name="그림 18"/>
             <wp:cNvGraphicFramePr>
@@ -13436,7 +13757,7 @@
                   <pic:spPr>
                     <a:xfrm>
                       <a:off x="0" y="0"/>
-                      <a:ext cx="6035040" cy="2744470"/>
+                      <a:ext cx="6629400" cy="3014759"/>
                     </a:xfrm>
                     <a:prstGeom prst="rect">
                       <a:avLst/>
@@ -13478,6 +13799,20 @@
     </w:p>
     <w:p>
       <w:pPr>
+        <w:sectPr>
+          <w:headerReference w:type="default" r:id="rId16"/>
+          <w:footerReference w:type="default" r:id="rId17"/>
+          <w:type w:val="continuous"/>
+          <w:pgSz w:w="12240" w:h="15840"/>
+          <w:pgMar w:top="1080" w:right="900" w:bottom="1152" w:left="900" w:header="504" w:footer="504" w:gutter="0"/>
+          <w:cols w:space="360"/>
+          <w:docGrid w:linePitch="360"/>
+        </w:sectPr>
+      </w:pPr>
+    </w:p>
+    <w:p>
+      <w:pPr>
+        <w:jc w:val="both"/>
         <w:rPr>
           <w:color w:val="000000"/>
           <w:lang w:eastAsia="ko-KR"/>
@@ -13510,6 +13845,7 @@
     </w:p>
     <w:p>
       <w:pPr>
+        <w:jc w:val="both"/>
         <w:rPr>
           <w:color w:val="000000"/>
           <w:lang w:eastAsia="ko-KR"/>
@@ -13541,6 +13877,7 @@
     </w:p>
     <w:p>
       <w:pPr>
+        <w:jc w:val="both"/>
         <w:rPr>
           <w:rFonts w:hint="eastAsia"/>
           <w:lang w:eastAsia="ko-KR"/>
@@ -13680,6 +14017,20 @@
     </w:p>
     <w:p>
       <w:pPr>
+        <w:sectPr>
+          <w:headerReference w:type="default" r:id="rId16"/>
+          <w:footerReference w:type="default" r:id="rId17"/>
+          <w:type w:val="continuous"/>
+          <w:pgSz w:w="12240" w:h="15840"/>
+          <w:pgMar w:top="1080" w:right="900" w:bottom="1152" w:left="900" w:header="504" w:footer="504" w:gutter="0"/>
+          <w:cols w:num="2" w:space="360" w:equalWidth="1"/>
+          <w:docGrid w:linePitch="360"/>
+        </w:sectPr>
+      </w:pPr>
+    </w:p>
+    <w:p>
+      <w:pPr>
+        <w:keepNext/>
         <w:jc w:val="center"/>
         <w:rPr>
           <w:rFonts w:hint="eastAsia"/>
@@ -13696,7 +14047,7 @@
         </w:rPr>
         <w:drawing>
           <wp:inline distT="0" distB="0" distL="0" distR="0" wp14:anchorId="42457F68" wp14:editId="7D2180C7">
-            <wp:extent cx="6035040" cy="2613660"/>
+            <wp:extent cx="6629400" cy="2871066"/>
             <wp:effectExtent l="0" t="0" r="0" b="2540"/>
             <wp:docPr id="1145687264" name="그림 17"/>
             <wp:cNvGraphicFramePr>
@@ -13718,7 +14069,7 @@
                   <pic:spPr>
                     <a:xfrm>
                       <a:off x="0" y="0"/>
-                      <a:ext cx="6035040" cy="2613660"/>
+                      <a:ext cx="6629400" cy="2871066"/>
                     </a:xfrm>
                     <a:prstGeom prst="rect">
                       <a:avLst/>
@@ -13760,77 +14111,93 @@
     </w:p>
     <w:p>
       <w:pPr>
-        <w:rPr>
-          <w:rFonts w:hint="eastAsia"/>
-          <w:color w:val="000000"/>
-          <w:lang w:eastAsia="ko-KR"/>
-        </w:rPr>
-      </w:pPr>
-      <w:r>
-        <w:rPr>
-          <w:rFonts w:hint="eastAsia"/>
-          <w:color w:val="000000"/>
-          <w:lang w:eastAsia="ko-KR"/>
-        </w:rPr>
-        <w:t xml:space="preserve"> 생성 경로에서 소실된 동일한 방향 정보가 검색 경로에서는 하류 과제로 전달된다</w:t>
-      </w:r>
+        <w:sectPr>
+          <w:headerReference w:type="default" r:id="rId16"/>
+          <w:footerReference w:type="default" r:id="rId17"/>
+          <w:type w:val="continuous"/>
+          <w:pgSz w:w="12240" w:h="15840"/>
+          <w:pgMar w:top="1080" w:right="900" w:bottom="1152" w:left="900" w:header="504" w:footer="504" w:gutter="0"/>
+          <w:cols w:space="360"/>
+          <w:docGrid w:linePitch="360"/>
+        </w:sectPr>
+      </w:pPr>
     </w:p>
     <w:p>
       <w:pPr>
-        <w:rPr>
-          <w:rFonts w:hint="eastAsia"/>
-          <w:lang w:eastAsia="ko-KR"/>
-        </w:rPr>
-      </w:pPr>
-      <w:r>
-        <w:rPr>
-          <w:rFonts w:hint="eastAsia"/>
-          <w:lang w:eastAsia="ko-KR"/>
-        </w:rPr>
-        <w:t xml:space="preserve"> </w:t>
-      </w:r>
-      <w:r>
-        <w:rPr>
-          <w:lang w:eastAsia="ko-KR"/>
-        </w:rPr>
-        <w:t xml:space="preserve">M1 </w:t>
-      </w:r>
-      <w:r>
-        <w:rPr>
-          <w:rFonts w:hint="eastAsia"/>
-          <w:lang w:eastAsia="ko-KR"/>
-        </w:rPr>
-        <w:t xml:space="preserve">검정 결과 회수율은 위와 같이 나온다. R1 이 R0, R3를 전부 유의하게 이긴다. </w:t>
-      </w:r>
-      <w:r>
-        <w:rPr>
-          <w:lang w:eastAsia="ko-KR"/>
-        </w:rPr>
-        <w:t>R3</w:t>
-      </w:r>
-      <w:r>
-        <w:rPr>
-          <w:rFonts w:hint="eastAsia"/>
-          <w:lang w:eastAsia="ko-KR"/>
-        </w:rPr>
-        <w:t xml:space="preserve"> 역시 R0를 대부분 이기므로 </w:t>
-      </w:r>
-      <w:r>
-        <w:rPr>
-          <w:lang w:eastAsia="ko-KR"/>
-        </w:rPr>
-        <w:t>dry</w:t>
-      </w:r>
-      <w:r>
-        <w:rPr>
-          <w:rFonts w:hint="eastAsia"/>
-          <w:lang w:eastAsia="ko-KR"/>
-        </w:rPr>
-        <w:t xml:space="preserve"> 방향으로 이동하는 것 자체가 유효하다. 그 위에서 R1이 R3를 추가로 이기는 것이 소스 고유성의 실용적 가치를 뒷받침한다.</w:t>
+        <w:jc w:val="both"/>
+        <w:rPr>
+          <w:rFonts w:hint="eastAsia"/>
+          <w:color w:val="000000"/>
+          <w:lang w:eastAsia="ko-KR"/>
+        </w:rPr>
+      </w:pPr>
+      <w:r>
+        <w:rPr>
+          <w:rFonts w:hint="eastAsia"/>
+          <w:color w:val="000000"/>
+          <w:lang w:eastAsia="ko-KR"/>
+        </w:rPr>
+        <w:t xml:space="preserve"> 생성 경로에서 소실된 동일한 방향 정보가 검색 경로에서는 하류 과제로 전달된다</w:t>
       </w:r>
     </w:p>
     <w:p>
       <w:pPr>
+        <w:jc w:val="both"/>
+        <w:rPr>
+          <w:rFonts w:hint="eastAsia"/>
+          <w:lang w:eastAsia="ko-KR"/>
+        </w:rPr>
+      </w:pPr>
+      <w:r>
+        <w:rPr>
+          <w:rFonts w:hint="eastAsia"/>
+          <w:lang w:eastAsia="ko-KR"/>
+        </w:rPr>
+        <w:t xml:space="preserve"> </w:t>
+      </w:r>
+      <w:r>
+        <w:rPr>
+          <w:lang w:eastAsia="ko-KR"/>
+        </w:rPr>
+        <w:t xml:space="preserve">M1 </w:t>
+      </w:r>
+      <w:r>
+        <w:rPr>
+          <w:rFonts w:hint="eastAsia"/>
+          <w:lang w:eastAsia="ko-KR"/>
+        </w:rPr>
+        <w:t xml:space="preserve">검정 결과 회수율은 위와 같이 나온다. R1 이 R0, R3를 전부 유의하게 이긴다. </w:t>
+      </w:r>
+      <w:r>
+        <w:rPr>
+          <w:lang w:eastAsia="ko-KR"/>
+        </w:rPr>
+        <w:t>R3</w:t>
+      </w:r>
+      <w:r>
+        <w:rPr>
+          <w:rFonts w:hint="eastAsia"/>
+          <w:lang w:eastAsia="ko-KR"/>
+        </w:rPr>
+        <w:t xml:space="preserve"> 역시 R0를 대부분 이기므로 </w:t>
+      </w:r>
+      <w:r>
+        <w:rPr>
+          <w:lang w:eastAsia="ko-KR"/>
+        </w:rPr>
+        <w:t>dry</w:t>
+      </w:r>
+      <w:r>
+        <w:rPr>
+          <w:rFonts w:hint="eastAsia"/>
+          <w:lang w:eastAsia="ko-KR"/>
+        </w:rPr>
+        <w:t xml:space="preserve"> 방향으로 이동하는 것 자체가 유효하다. 그 위에서 R1이 R3를 추가로 이기는 것이 소스 고유성의 실용적 가치를 뒷받침한다.</w:t>
+      </w:r>
+    </w:p>
+    <w:p>
+      <w:pPr>
+        <w:jc w:val="both"/>
         <w:rPr>
           <w:rFonts w:hint="eastAsia"/>
           <w:lang w:eastAsia="ko-KR"/>
@@ -13977,6 +14344,7 @@
     </w:p>
     <w:p>
       <w:pPr>
+        <w:jc w:val="both"/>
         <w:rPr>
           <w:lang w:eastAsia="ko-KR"/>
         </w:rPr>
@@ -14059,6 +14427,7 @@
     <w:p>
       <w:pPr>
         <w:ind w:firstLineChars="50" w:firstLine="105"/>
+        <w:jc w:val="both"/>
         <w:rPr>
           <w:lang w:eastAsia="ko-KR"/>
         </w:rPr>
@@ -14074,6 +14443,7 @@
     <w:p>
       <w:pPr>
         <w:ind w:firstLineChars="50" w:firstLine="105"/>
+        <w:jc w:val="both"/>
         <w:rPr>
           <w:lang w:eastAsia="ko-KR"/>
         </w:rPr>
@@ -14102,6 +14472,7 @@
     <w:p>
       <w:pPr>
         <w:ind w:firstLineChars="50" w:firstLine="105"/>
+        <w:jc w:val="both"/>
         <w:rPr>
           <w:rFonts w:hint="eastAsia"/>
           <w:lang w:eastAsia="ko-KR"/>
@@ -14152,6 +14523,7 @@
     </w:p>
     <w:p>
       <w:pPr>
+        <w:jc w:val="both"/>
         <w:rPr>
           <w:color w:val="000000"/>
           <w:lang w:eastAsia="ko-KR"/>
@@ -14213,6 +14585,7 @@
     </w:p>
     <w:p>
       <w:pPr>
+        <w:jc w:val="both"/>
         <w:rPr>
           <w:color w:val="000000"/>
           <w:lang w:eastAsia="ko-KR"/>
@@ -14276,6 +14649,7 @@
     </w:p>
     <w:p>
       <w:pPr>
+        <w:jc w:val="both"/>
         <w:rPr>
           <w:color w:val="000000"/>
           <w:lang w:eastAsia="ko-KR"/>
@@ -14308,6 +14682,7 @@
     <w:p>
       <w:pPr>
         <w:ind w:firstLineChars="50" w:firstLine="105"/>
+        <w:jc w:val="both"/>
         <w:rPr>
           <w:rFonts w:hint="eastAsia"/>
           <w:lang w:eastAsia="ko-KR"/>
@@ -14574,8 +14949,8 @@
       <w:headerReference w:type="default" r:id="rId16"/>
       <w:footerReference w:type="default" r:id="rId17"/>
       <w:pgSz w:w="12240" w:h="15840"/>
-      <w:pgMar w:top="1224" w:right="1368" w:bottom="1152" w:left="1368" w:header="504" w:footer="504" w:gutter="0"/>
-      <w:cols w:space="720"/>
+      <w:pgMar w:top="1080" w:right="900" w:bottom="1152" w:left="900" w:header="504" w:footer="504" w:gutter="0"/>
+      <w:cols w:num="2" w:space="360" w:equalWidth="1"/>
       <w:docGrid w:linePitch="360"/>
     </w:sectPr>
   </w:body>
@@ -14968,14 +15343,14 @@
     <w:rPrDefault>
       <w:rPr>
         <w:rFonts w:asciiTheme="minorHAnsi" w:eastAsiaTheme="minorEastAsia" w:hAnsiTheme="minorHAnsi" w:cstheme="minorBidi"/>
-        <w:sz w:val="22"/>
-        <w:szCs w:val="22"/>
+        <w:sz w:val="19"/>
+        <w:szCs w:val="19"/>
         <w:lang w:val="en-US" w:eastAsia="en-US" w:bidi="ar-SA"/>
       </w:rPr>
     </w:rPrDefault>
     <w:pPrDefault>
       <w:pPr>
-        <w:spacing w:after="200" w:line="276" w:lineRule="auto"/>
+        <w:spacing w:after="0" w:line="252" w:lineRule="auto"/>
       </w:pPr>
     </w:pPrDefault>
   </w:docDefaults>
@@ -15353,11 +15728,11 @@
     <w:qFormat/>
     <w:rsid w:val="00FC693F"/>
     <w:pPr>
-      <w:spacing w:after="140" w:line="348" w:lineRule="auto"/>
+      <w:spacing w:after="0" w:line="252" w:lineRule="auto"/>
     </w:pPr>
     <w:rPr>
       <w:rFonts w:ascii="맑은 고딕" w:eastAsia="맑은 고딕" w:hAnsi="맑은 고딕"/>
-      <w:sz w:val="21"/>
+      <w:sz w:val="19"/>
     </w:rPr>
   </w:style>
   <w:style w:type="paragraph" w:styleId="1">
@@ -15371,7 +15746,7 @@
     <w:pPr>
       <w:keepNext/>
       <w:keepLines/>
-      <w:spacing w:before="400" w:after="160"/>
+      <w:spacing w:before="200" w:after="80"/>
       <w:outlineLvl w:val="0"/>
     </w:pPr>
     <w:rPr>
@@ -15379,8 +15754,8 @@
       <w:b/>
       <w:bCs/>
       <w:color w:val="000000"/>
-      <w:sz w:val="30"/>
-      <w:szCs w:val="28"/>
+      <w:sz w:val="23"/>
+      <w:szCs w:val="23"/>
     </w:rPr>
   </w:style>
   <w:style w:type="paragraph" w:styleId="21">
@@ -15395,7 +15770,7 @@
     <w:pPr>
       <w:keepNext/>
       <w:keepLines/>
-      <w:spacing w:before="280" w:after="100"/>
+      <w:spacing w:before="150" w:after="60"/>
       <w:outlineLvl w:val="1"/>
     </w:pPr>
     <w:rPr>
@@ -15403,8 +15778,8 @@
       <w:b/>
       <w:bCs/>
       <w:color w:val="000000"/>
-      <w:sz w:val="24"/>
-      <w:szCs w:val="26"/>
+      <w:sz w:val="20"/>
+      <w:szCs w:val="20"/>
     </w:rPr>
   </w:style>
   <w:style w:type="paragraph" w:styleId="31">

--- a/docs/개인_포트폴리오_논문_최종.docx
+++ b/docs/개인_포트폴리오_논문_최종.docx
@@ -4,7 +4,7 @@
   <w:body>
     <w:p>
       <w:pPr>
-        <w:spacing w:before="0" w:after="160"/>
+        <w:spacing w:before="1600"/>
         <w:jc w:val="center"/>
         <w:rPr>
           <w:b/>
@@ -57,6 +57,51 @@
         </w:rPr>
         <w:t xml:space="preserve"> 성능 향상을 중심으로</w:t>
       </w:r>
+    </w:p>
+    <w:p>
+      <w:pPr>
+        <w:spacing w:before="1600"/>
+        <w:jc w:val="center"/>
+        <w:rPr>
+          <w:sz w:val="16"/>
+          <w:szCs w:val="18"/>
+          <w:lang w:eastAsia="ko-KR"/>
+        </w:rPr>
+      </w:pPr>
+    </w:p>
+    <w:p>
+      <w:pPr>
+        <w:spacing w:before="1600"/>
+        <w:jc w:val="center"/>
+        <w:rPr>
+          <w:sz w:val="4"/>
+          <w:szCs w:val="4"/>
+          <w:lang w:eastAsia="ko-KR"/>
+        </w:rPr>
+      </w:pPr>
+    </w:p>
+    <w:p>
+      <w:pPr>
+        <w:spacing w:before="1600"/>
+        <w:jc w:val="center"/>
+        <w:rPr>
+          <w:sz w:val="2"/>
+          <w:szCs w:val="2"/>
+          <w:lang w:eastAsia="ko-KR"/>
+        </w:rPr>
+      </w:pPr>
+    </w:p>
+    <w:p>
+      <w:pPr>
+        <w:spacing w:before="1600"/>
+        <w:jc w:val="center"/>
+        <w:rPr>
+          <w:rFonts w:hint="eastAsia"/>
+          <w:sz w:val="2"/>
+          <w:szCs w:val="2"/>
+          <w:lang w:eastAsia="ko-KR"/>
+        </w:rPr>
+      </w:pPr>
     </w:p>
     <w:tbl>
       <w:tblPr>
@@ -436,19 +481,6 @@
     </w:p>
     <w:p>
       <w:pPr>
-        <w:sectPr>
-          <w:headerReference w:type="default" r:id="rId16"/>
-          <w:footerReference w:type="default" r:id="rId17"/>
-          <w:type w:val="continuous"/>
-          <w:pgSz w:w="12240" w:h="15840"/>
-          <w:pgMar w:top="1080" w:right="900" w:bottom="1152" w:left="900" w:header="504" w:footer="504" w:gutter="0"/>
-          <w:cols w:space="360"/>
-          <w:docGrid w:linePitch="360"/>
-        </w:sectPr>
-      </w:pPr>
-    </w:p>
-    <w:p>
-      <w:pPr>
         <w:pStyle w:val="1"/>
         <w:rPr>
           <w:lang w:eastAsia="ko-KR"/>
@@ -479,7 +511,6 @@
     </w:p>
     <w:p>
       <w:pPr>
-        <w:jc w:val="both"/>
         <w:rPr>
           <w:noProof/>
           <w:color w:val="000000"/>
@@ -566,20 +597,6 @@
     </w:p>
     <w:p>
       <w:pPr>
-        <w:sectPr>
-          <w:headerReference w:type="default" r:id="rId16"/>
-          <w:footerReference w:type="default" r:id="rId17"/>
-          <w:type w:val="continuous"/>
-          <w:pgSz w:w="12240" w:h="15840"/>
-          <w:pgMar w:top="1080" w:right="900" w:bottom="1152" w:left="900" w:header="504" w:footer="504" w:gutter="0"/>
-          <w:cols w:num="2" w:space="360" w:equalWidth="1"/>
-          <w:docGrid w:linePitch="360"/>
-        </w:sectPr>
-      </w:pPr>
-    </w:p>
-    <w:p>
-      <w:pPr>
-        <w:keepNext/>
         <w:jc w:val="center"/>
         <w:rPr>
           <w:color w:val="000000"/>
@@ -596,7 +613,7 @@
         <w:lastRenderedPageBreak/>
         <w:drawing>
           <wp:inline distT="0" distB="0" distL="0" distR="0" wp14:anchorId="6092E096" wp14:editId="53F89299">
-            <wp:extent cx="4348811" cy="3886200"/>
+            <wp:extent cx="4940834" cy="4415246"/>
             <wp:effectExtent l="0" t="0" r="0" b="4445"/>
             <wp:docPr id="973113178" name="그림 4"/>
             <wp:cNvGraphicFramePr>
@@ -618,7 +635,7 @@
                   <pic:spPr>
                     <a:xfrm>
                       <a:off x="0" y="0"/>
-                      <a:ext cx="4371081" cy="3906101"/>
+                      <a:ext cx="4966136" cy="4437856"/>
                     </a:xfrm>
                     <a:prstGeom prst="rect">
                       <a:avLst/>
@@ -660,80 +677,65 @@
     </w:p>
     <w:p>
       <w:pPr>
-        <w:sectPr>
-          <w:headerReference w:type="default" r:id="rId16"/>
-          <w:footerReference w:type="default" r:id="rId17"/>
-          <w:type w:val="continuous"/>
-          <w:pgSz w:w="12240" w:h="15840"/>
-          <w:pgMar w:top="1080" w:right="900" w:bottom="1152" w:left="900" w:header="504" w:footer="504" w:gutter="0"/>
-          <w:cols w:space="360"/>
-          <w:docGrid w:linePitch="360"/>
-        </w:sectPr>
+        <w:rPr>
+          <w:rFonts w:hint="eastAsia"/>
+          <w:color w:val="000000"/>
+          <w:lang w:eastAsia="ko-KR"/>
+        </w:rPr>
       </w:pPr>
+      <w:r>
+        <w:rPr>
+          <w:rFonts w:hint="eastAsia"/>
+          <w:color w:val="000000"/>
+          <w:lang w:eastAsia="ko-KR"/>
+        </w:rPr>
+        <w:t>TokenS</w:t>
+      </w:r>
+      <w:r>
+        <w:rPr>
+          <w:color w:val="000000"/>
+          <w:lang w:eastAsia="ko-KR"/>
+        </w:rPr>
+        <w:t>ynth</w:t>
+      </w:r>
+      <w:r>
+        <w:rPr>
+          <w:rFonts w:hint="eastAsia"/>
+          <w:color w:val="000000"/>
+          <w:lang w:eastAsia="ko-KR"/>
+        </w:rPr>
+        <w:t>는 MIDI</w:t>
+      </w:r>
+      <w:r>
+        <w:rPr>
+          <w:color w:val="000000"/>
+          <w:lang w:eastAsia="ko-KR"/>
+        </w:rPr>
+        <w:t xml:space="preserve"> </w:t>
+      </w:r>
+      <w:r>
+        <w:rPr>
+          <w:rFonts w:hint="eastAsia"/>
+          <w:color w:val="000000"/>
+          <w:lang w:eastAsia="ko-KR"/>
+        </w:rPr>
+        <w:t xml:space="preserve">토큰과 CLAP 음색 임베딩을 조건으로 오디오 토큰을 자기회귀 생성하는 신경망 기반의 신디사이저이다</w:t>
+      </w:r>
+      <w:r>
+        <w:rPr>
+          <w:color w:val="000000"/>
+        </w:rPr>
+        <w:t>[1]</w:t>
+      </w:r>
+      <w:r>
+        <w:rPr>
+          <w:color w:val="000000"/>
+        </w:rPr>
+        <w:t xml:space="preserve">. 구조상 모델이 음색에 대해 보는 것은 512차원의 벡터 하나 뿐이기에, 벡터가 담지 못하는 정보는 모델이 원리적으로 사용할 수 없다.</w:t>
+      </w:r>
     </w:p>
     <w:p>
       <w:pPr>
-        <w:jc w:val="both"/>
-        <w:rPr>
-          <w:rFonts w:hint="eastAsia"/>
-          <w:color w:val="000000"/>
-          <w:lang w:eastAsia="ko-KR"/>
-        </w:rPr>
-      </w:pPr>
-      <w:r>
-        <w:rPr>
-          <w:rFonts w:hint="eastAsia"/>
-          <w:color w:val="000000"/>
-          <w:lang w:eastAsia="ko-KR"/>
-        </w:rPr>
-        <w:t>TokenS</w:t>
-      </w:r>
-      <w:r>
-        <w:rPr>
-          <w:color w:val="000000"/>
-          <w:lang w:eastAsia="ko-KR"/>
-        </w:rPr>
-        <w:t>ynth</w:t>
-      </w:r>
-      <w:r>
-        <w:rPr>
-          <w:rFonts w:hint="eastAsia"/>
-          <w:color w:val="000000"/>
-          <w:lang w:eastAsia="ko-KR"/>
-        </w:rPr>
-        <w:t>는 MIDI</w:t>
-      </w:r>
-      <w:r>
-        <w:rPr>
-          <w:color w:val="000000"/>
-          <w:lang w:eastAsia="ko-KR"/>
-        </w:rPr>
-        <w:t xml:space="preserve"> </w:t>
-      </w:r>
-      <w:r>
-        <w:rPr>
-          <w:rFonts w:hint="eastAsia"/>
-          <w:color w:val="000000"/>
-          <w:lang w:eastAsia="ko-KR"/>
-        </w:rPr>
-        <w:t xml:space="preserve">토큰과 CLAP 음색 임베딩을 조건으로 오디오 토큰을 자기회귀 생성하는 신경망 기반의 신디사이저이다</w:t>
-      </w:r>
-      <w:r>
-        <w:rPr>
-          <w:color w:val="000000"/>
-        </w:rPr>
-        <w:t>[1]</w:t>
-      </w:r>
-      <w:r>
-        <w:rPr>
-          <w:color w:val="000000"/>
-        </w:rPr>
-        <w:t xml:space="preserve">. 구조상 모델이 음색에 대해 보는 것은 512차원의 벡터 하나 뿐이기에, 벡터가 담지 못하는 정보는 모델이 원리적으로 사용할 수 없다.</w:t>
-      </w:r>
-    </w:p>
-    <w:p>
-      <w:pPr>
-        <w:jc w:val="both"/>
         <w:rPr>
           <w:rFonts w:hint="eastAsia"/>
           <w:color w:val="000000"/>
@@ -952,7 +954,6 @@
     </w:p>
     <w:p>
       <w:pPr>
-        <w:jc w:val="both"/>
         <w:rPr>
           <w:color w:val="000000"/>
           <w:lang w:eastAsia="ko-KR"/>
@@ -1218,7 +1219,6 @@
     </w:p>
     <w:p>
       <w:pPr>
-        <w:jc w:val="both"/>
         <w:rPr>
           <w:color w:val="000000"/>
           <w:lang w:eastAsia="ko-KR"/>
@@ -1295,7 +1295,6 @@
     </w:p>
     <w:p>
       <w:pPr>
-        <w:jc w:val="both"/>
         <w:rPr>
           <w:color w:val="000000"/>
           <w:lang w:eastAsia="ko-KR"/>
@@ -1342,7 +1341,6 @@
     </w:p>
     <w:p>
       <w:pPr>
-        <w:jc w:val="both"/>
         <w:rPr>
           <w:rFonts w:hint="eastAsia"/>
           <w:color w:val="000000"/>
@@ -1421,8 +1419,8 @@
     <w:p>
       <w:pPr>
         <w:tabs>
-          <w:tab w:val="center" w:pos="2520"/>
-          <w:tab w:val="right" w:pos="5040"/>
+          <w:tab w:val="center" w:pos="4752"/>
+          <w:tab w:val="right" w:pos="9504"/>
         </w:tabs>
         <w:rPr>
           <w:color w:val="000000"/>
@@ -1883,7 +1881,6 @@
     </w:p>
     <w:p>
       <w:pPr>
-        <w:jc w:val="both"/>
         <w:rPr>
           <w:rFonts w:hint="eastAsia"/>
           <w:color w:val="000000"/>
@@ -2002,7 +1999,6 @@
     <w:p>
       <w:pPr>
         <w:ind w:firstLineChars="50" w:firstLine="105"/>
-        <w:jc w:val="both"/>
         <w:rPr>
           <w:color w:val="000000"/>
           <w:lang w:eastAsia="ko-KR"/>
@@ -2161,8 +2157,8 @@
     <w:p>
       <w:pPr>
         <w:tabs>
-          <w:tab w:val="center" w:pos="2520"/>
-          <w:tab w:val="right" w:pos="5040"/>
+          <w:tab w:val="center" w:pos="4752"/>
+          <w:tab w:val="right" w:pos="9504"/>
         </w:tabs>
         <w:rPr>
           <w:i/>
@@ -2975,8 +2971,8 @@
     <w:p>
       <w:pPr>
         <w:tabs>
-          <w:tab w:val="center" w:pos="2520"/>
-          <w:tab w:val="right" w:pos="5040"/>
+          <w:tab w:val="center" w:pos="4752"/>
+          <w:tab w:val="right" w:pos="9504"/>
         </w:tabs>
         <w:rPr>
           <w:i/>
@@ -3389,7 +3385,6 @@
     <w:p>
       <w:pPr>
         <w:ind w:firstLineChars="50" w:firstLine="105"/>
-        <w:jc w:val="both"/>
         <w:rPr>
           <w:iCs/>
           <w:lang w:eastAsia="ko-KR"/>
@@ -3461,19 +3456,6 @@
         </w:rPr>
         <w:t xml:space="preserve">본 연구에서 사용하는 세 가지 이펙트는 수학적으로 서로 다른 부류에 속한다. </w:t>
       </w:r>
-    </w:p>
-    <w:p>
-      <w:pPr>
-        <w:sectPr>
-          <w:headerReference w:type="default" r:id="rId16"/>
-          <w:footerReference w:type="default" r:id="rId17"/>
-          <w:type w:val="continuous"/>
-          <w:pgSz w:w="12240" w:h="15840"/>
-          <w:pgMar w:top="1080" w:right="900" w:bottom="1152" w:left="900" w:header="504" w:footer="504" w:gutter="0"/>
-          <w:cols w:num="2" w:space="360" w:equalWidth="1"/>
-          <w:docGrid w:linePitch="360"/>
-        </w:sectPr>
-      </w:pPr>
     </w:p>
     <w:p>
       <w:pPr>
@@ -3991,19 +3973,6 @@
     </w:tbl>
     <w:p>
       <w:pPr>
-        <w:sectPr>
-          <w:headerReference w:type="default" r:id="rId16"/>
-          <w:footerReference w:type="default" r:id="rId17"/>
-          <w:type w:val="continuous"/>
-          <w:pgSz w:w="12240" w:h="15840"/>
-          <w:pgMar w:top="1080" w:right="900" w:bottom="1152" w:left="900" w:header="504" w:footer="504" w:gutter="0"/>
-          <w:cols w:space="360"/>
-          <w:docGrid w:linePitch="360"/>
-        </w:sectPr>
-      </w:pPr>
-    </w:p>
-    <w:p>
-      <w:pPr>
         <w:jc w:val="both"/>
         <w:rPr>
           <w:rFonts w:hint="eastAsia"/>
@@ -4160,7 +4129,6 @@
     </w:p>
     <w:p>
       <w:pPr>
-        <w:jc w:val="both"/>
         <w:rPr>
           <w:rFonts w:hint="eastAsia"/>
           <w:i/>
@@ -4293,8 +4261,8 @@
     <w:p>
       <w:pPr>
         <w:tabs>
-          <w:tab w:val="center" w:pos="2520"/>
-          <w:tab w:val="right" w:pos="5040"/>
+          <w:tab w:val="center" w:pos="4752"/>
+          <w:tab w:val="right" w:pos="9504"/>
         </w:tabs>
         <w:rPr>
           <w:i/>
@@ -4591,8 +4559,8 @@
     <w:p>
       <w:pPr>
         <w:tabs>
-          <w:tab w:val="center" w:pos="2520"/>
-          <w:tab w:val="right" w:pos="5040"/>
+          <w:tab w:val="center" w:pos="4752"/>
+          <w:tab w:val="right" w:pos="9504"/>
         </w:tabs>
         <w:rPr>
           <w:i/>
@@ -4809,7 +4777,6 @@
     </w:p>
     <w:p>
       <w:pPr>
-        <w:jc w:val="both"/>
         <w:rPr>
           <w:lang w:eastAsia="ko-KR"/>
         </w:rPr>
@@ -5021,7 +4988,6 @@
     </w:p>
     <w:p>
       <w:pPr>
-        <w:jc w:val="both"/>
         <w:rPr>
           <w:lang w:eastAsia="ko-KR"/>
         </w:rPr>
@@ -5033,25 +4999,12 @@
         </w:rPr>
         <w:t xml:space="preserve"> 본 연구는 이를 정량화하기 위해 축끼리 비교하기 위한 범위 무관 지표를 분해능으로 새로 설정하였다. 인접 격자점 사이의 변위가 잡음 바닥을 넘는 최소 스텝을 측정하여, 이를 기반으로 실험하였다.</w:t>
       </w:r>
-    </w:p>
-    <w:p>
-      <w:pPr>
-        <w:sectPr>
-          <w:headerReference w:type="default" r:id="rId16"/>
-          <w:footerReference w:type="default" r:id="rId17"/>
-          <w:type w:val="continuous"/>
-          <w:pgSz w:w="12240" w:h="15840"/>
-          <w:pgMar w:top="1080" w:right="900" w:bottom="1152" w:left="900" w:header="504" w:footer="504" w:gutter="0"/>
-          <w:cols w:num="2" w:space="360" w:equalWidth="1"/>
-          <w:docGrid w:linePitch="360"/>
-        </w:sectPr>
-      </w:pPr>
     </w:p>
     <w:p>
       <w:pPr>
         <w:tabs>
-          <w:tab w:val="center" w:pos="5220"/>
-          <w:tab w:val="right" w:pos="10440"/>
+          <w:tab w:val="center" w:pos="4752"/>
+          <w:tab w:val="right" w:pos="9504"/>
         </w:tabs>
         <w:rPr>
           <w:i/>
@@ -5249,19 +5202,6 @@
     </w:p>
     <w:p>
       <w:pPr>
-        <w:sectPr>
-          <w:headerReference w:type="default" r:id="rId16"/>
-          <w:footerReference w:type="default" r:id="rId17"/>
-          <w:type w:val="continuous"/>
-          <w:pgSz w:w="12240" w:h="15840"/>
-          <w:pgMar w:top="1080" w:right="900" w:bottom="1152" w:left="900" w:header="504" w:footer="504" w:gutter="0"/>
-          <w:cols w:space="360"/>
-          <w:docGrid w:linePitch="360"/>
-        </w:sectPr>
-      </w:pPr>
-    </w:p>
-    <w:p>
-      <w:pPr>
         <w:rPr>
           <w:rFonts w:hint="eastAsia"/>
           <w:i/>
@@ -5289,7 +5229,6 @@
     </w:p>
     <w:p>
       <w:pPr>
-        <w:jc w:val="both"/>
         <w:rPr>
           <w:iCs/>
           <w:lang w:eastAsia="ko-KR"/>
@@ -5307,8 +5246,8 @@
     <w:p>
       <w:pPr>
         <w:tabs>
-          <w:tab w:val="center" w:pos="2520"/>
-          <w:tab w:val="right" w:pos="5040"/>
+          <w:tab w:val="center" w:pos="4752"/>
+          <w:tab w:val="right" w:pos="9504"/>
         </w:tabs>
         <w:rPr>
           <w:iCs/>
@@ -5485,7 +5424,6 @@
     </w:p>
     <w:p>
       <w:pPr>
-        <w:jc w:val="both"/>
         <w:rPr>
           <w:iCs/>
           <w:lang w:eastAsia="ko-KR"/>
@@ -5553,8 +5491,8 @@
     <w:p>
       <w:pPr>
         <w:tabs>
-          <w:tab w:val="center" w:pos="2520"/>
-          <w:tab w:val="right" w:pos="5040"/>
+          <w:tab w:val="center" w:pos="4752"/>
+          <w:tab w:val="right" w:pos="9504"/>
         </w:tabs>
         <w:rPr>
           <w:iCs/>
@@ -5829,7 +5767,6 @@
     </w:p>
     <w:p>
       <w:pPr>
-        <w:jc w:val="both"/>
         <w:rPr>
           <w:iCs/>
           <w:lang w:eastAsia="ko-KR"/>
@@ -5847,8 +5784,8 @@
     <w:p>
       <w:pPr>
         <w:tabs>
-          <w:tab w:val="center" w:pos="2520"/>
-          <w:tab w:val="right" w:pos="5040"/>
+          <w:tab w:val="center" w:pos="4752"/>
+          <w:tab w:val="right" w:pos="9504"/>
         </w:tabs>
         <w:rPr>
           <w:lang w:eastAsia="ko-KR"/>
@@ -5957,7 +5894,6 @@
     </w:p>
     <w:p>
       <w:pPr>
-        <w:jc w:val="both"/>
         <w:rPr>
           <w:rFonts w:cstheme="majorBidi"/>
           <w:b/>
@@ -6110,7 +6046,6 @@
     <w:p>
       <w:pPr>
         <w:ind w:firstLineChars="50" w:firstLine="105"/>
-        <w:jc w:val="both"/>
         <w:rPr>
           <w:rFonts w:hint="eastAsia"/>
           <w:i/>
@@ -6250,8 +6185,8 @@
     <w:p>
       <w:pPr>
         <w:tabs>
-          <w:tab w:val="center" w:pos="2520"/>
-          <w:tab w:val="right" w:pos="5040"/>
+          <w:tab w:val="center" w:pos="4752"/>
+          <w:tab w:val="right" w:pos="9504"/>
         </w:tabs>
         <w:rPr>
           <w:rFonts w:hint="eastAsia"/>
@@ -6578,8 +6513,8 @@
     <w:p>
       <w:pPr>
         <w:tabs>
-          <w:tab w:val="center" w:pos="2520"/>
-          <w:tab w:val="right" w:pos="5040"/>
+          <w:tab w:val="center" w:pos="4752"/>
+          <w:tab w:val="right" w:pos="9504"/>
         </w:tabs>
         <w:rPr>
           <w:rFonts w:hint="eastAsia"/>
@@ -6782,7 +6717,6 @@
     </w:p>
     <w:p>
       <w:pPr>
-        <w:jc w:val="both"/>
         <w:rPr>
           <w:lang w:eastAsia="ko-KR"/>
         </w:rPr>
@@ -6861,22 +6795,9 @@
     </w:p>
     <w:p>
       <w:pPr>
-        <w:sectPr>
-          <w:headerReference w:type="default" r:id="rId16"/>
-          <w:footerReference w:type="default" r:id="rId17"/>
-          <w:type w:val="continuous"/>
-          <w:pgSz w:w="12240" w:h="15840"/>
-          <w:pgMar w:top="1080" w:right="900" w:bottom="1152" w:left="900" w:header="504" w:footer="504" w:gutter="0"/>
-          <w:cols w:num="2" w:space="360" w:equalWidth="1"/>
-          <w:docGrid w:linePitch="360"/>
-        </w:sectPr>
-      </w:pPr>
-    </w:p>
-    <w:p>
-      <w:pPr>
         <w:tabs>
-          <w:tab w:val="center" w:pos="5220"/>
-          <w:tab w:val="right" w:pos="10440"/>
+          <w:tab w:val="center" w:pos="4752"/>
+          <w:tab w:val="right" w:pos="9504"/>
         </w:tabs>
         <w:rPr>
           <w:rFonts w:hint="eastAsia"/>
@@ -7259,20 +7180,6 @@
     </w:p>
     <w:p>
       <w:pPr>
-        <w:sectPr>
-          <w:headerReference w:type="default" r:id="rId16"/>
-          <w:footerReference w:type="default" r:id="rId17"/>
-          <w:type w:val="continuous"/>
-          <w:pgSz w:w="12240" w:h="15840"/>
-          <w:pgMar w:top="1080" w:right="900" w:bottom="1152" w:left="900" w:header="504" w:footer="504" w:gutter="0"/>
-          <w:cols w:space="360"/>
-          <w:docGrid w:linePitch="360"/>
-        </w:sectPr>
-      </w:pPr>
-    </w:p>
-    <w:p>
-      <w:pPr>
-        <w:jc w:val="both"/>
         <w:rPr>
           <w:rFonts w:hint="eastAsia"/>
           <w:iCs/>
@@ -7314,7 +7221,6 @@
     </w:p>
     <w:p>
       <w:pPr>
-        <w:jc w:val="both"/>
         <w:rPr>
           <w:rFonts w:hint="eastAsia"/>
           <w:iCs/>
@@ -7344,25 +7250,12 @@
         </w:rPr>
         <w:t xml:space="preserve">가 바뀔 때 손잡이가 도는 정도를 다음과 같이 구분한다. 또한 이를 무작위 널과 대조해야 해석된다. </w:t>
       </w:r>
-    </w:p>
-    <w:p>
-      <w:pPr>
-        <w:sectPr>
-          <w:headerReference w:type="default" r:id="rId16"/>
-          <w:footerReference w:type="default" r:id="rId17"/>
-          <w:type w:val="continuous"/>
-          <w:pgSz w:w="12240" w:h="15840"/>
-          <w:pgMar w:top="1080" w:right="900" w:bottom="1152" w:left="900" w:header="504" w:footer="504" w:gutter="0"/>
-          <w:cols w:num="2" w:space="360" w:equalWidth="1"/>
-          <w:docGrid w:linePitch="360"/>
-        </w:sectPr>
-      </w:pPr>
     </w:p>
     <w:p>
       <w:pPr>
         <w:tabs>
-          <w:tab w:val="center" w:pos="5220"/>
-          <w:tab w:val="right" w:pos="10440"/>
+          <w:tab w:val="center" w:pos="4752"/>
+          <w:tab w:val="right" w:pos="9504"/>
         </w:tabs>
         <w:rPr>
           <w:iCs/>
@@ -8091,19 +7984,6 @@
     </w:p>
     <w:p>
       <w:pPr>
-        <w:sectPr>
-          <w:headerReference w:type="default" r:id="rId16"/>
-          <w:footerReference w:type="default" r:id="rId17"/>
-          <w:type w:val="continuous"/>
-          <w:pgSz w:w="12240" w:h="15840"/>
-          <w:pgMar w:top="1080" w:right="900" w:bottom="1152" w:left="900" w:header="504" w:footer="504" w:gutter="0"/>
-          <w:cols w:space="360"/>
-          <w:docGrid w:linePitch="360"/>
-        </w:sectPr>
-      </w:pPr>
-    </w:p>
-    <w:p>
-      <w:pPr>
         <w:rPr>
           <w:iCs/>
           <w:lang w:eastAsia="ko-KR"/>
@@ -8121,8 +8001,8 @@
     <w:p>
       <w:pPr>
         <w:tabs>
-          <w:tab w:val="center" w:pos="2520"/>
-          <w:tab w:val="right" w:pos="5040"/>
+          <w:tab w:val="center" w:pos="4752"/>
+          <w:tab w:val="right" w:pos="9504"/>
         </w:tabs>
         <w:rPr>
           <w:iCs/>
@@ -8530,7 +8410,6 @@
     </w:p>
     <w:p>
       <w:pPr>
-        <w:jc w:val="both"/>
         <w:rPr>
           <w:lang w:eastAsia="ko-KR"/>
         </w:rPr>
@@ -8656,8 +8535,8 @@
     <w:p>
       <w:pPr>
         <w:tabs>
-          <w:tab w:val="center" w:pos="2520"/>
-          <w:tab w:val="right" w:pos="5040"/>
+          <w:tab w:val="center" w:pos="4752"/>
+          <w:tab w:val="right" w:pos="9504"/>
         </w:tabs>
         <w:rPr>
           <w:i/>
@@ -9094,8 +8973,8 @@
     <w:p>
       <w:pPr>
         <w:tabs>
-          <w:tab w:val="center" w:pos="2520"/>
-          <w:tab w:val="right" w:pos="5040"/>
+          <w:tab w:val="center" w:pos="4752"/>
+          <w:tab w:val="right" w:pos="9504"/>
         </w:tabs>
       </w:pPr>
       <w:r>
@@ -9314,7 +9193,6 @@
     </w:p>
     <w:p>
       <w:pPr>
-        <w:jc w:val="both"/>
         <w:rPr>
           <w:iCs/>
           <w:lang w:eastAsia="ko-KR"/>
@@ -9383,7 +9261,6 @@
     </w:p>
     <w:p>
       <w:pPr>
-        <w:jc w:val="both"/>
         <w:rPr>
           <w:rFonts w:hint="eastAsia"/>
           <w:iCs/>
@@ -9554,7 +9431,6 @@
     </w:p>
     <w:p>
       <w:pPr>
-        <w:jc w:val="both"/>
         <w:rPr>
           <w:rFonts w:hint="eastAsia"/>
           <w:i/>
@@ -9649,7 +9525,6 @@
     <w:p>
       <w:pPr>
         <w:ind w:firstLineChars="50" w:firstLine="105"/>
-        <w:jc w:val="both"/>
         <w:rPr>
           <w:rFonts w:hint="eastAsia"/>
           <w:color w:val="000000"/>
@@ -9797,7 +9672,6 @@
     <w:p>
       <w:pPr>
         <w:ind w:firstLineChars="50" w:firstLine="105"/>
-        <w:jc w:val="both"/>
         <w:rPr>
           <w:color w:val="000000"/>
           <w:lang w:eastAsia="ko-KR"/>
@@ -9868,19 +9742,6 @@
         </w:rPr>
         <w:t xml:space="preserve"> 격자로 설계, 즉 축만 변화시키고 나머지는 고정시킨다. 그에 따라 설계된 축 구성은 다음과 같다. </w:t>
       </w:r>
-    </w:p>
-    <w:p>
-      <w:pPr>
-        <w:sectPr>
-          <w:headerReference w:type="default" r:id="rId16"/>
-          <w:footerReference w:type="default" r:id="rId17"/>
-          <w:type w:val="continuous"/>
-          <w:pgSz w:w="12240" w:h="15840"/>
-          <w:pgMar w:top="1080" w:right="900" w:bottom="1152" w:left="900" w:header="504" w:footer="504" w:gutter="0"/>
-          <w:cols w:num="2" w:space="360" w:equalWidth="1"/>
-          <w:docGrid w:linePitch="360"/>
-        </w:sectPr>
-      </w:pPr>
     </w:p>
     <w:p>
       <w:pPr>
@@ -10634,23 +10495,24 @@
     </w:tbl>
     <w:p>
       <w:pPr>
-        <w:sectPr>
-          <w:headerReference w:type="default" r:id="rId16"/>
-          <w:footerReference w:type="default" r:id="rId17"/>
-          <w:type w:val="continuous"/>
-          <w:pgSz w:w="12240" w:h="15840"/>
-          <w:pgMar w:top="1080" w:right="900" w:bottom="1152" w:left="900" w:header="504" w:footer="504" w:gutter="0"/>
-          <w:cols w:space="360"/>
-          <w:docGrid w:linePitch="360"/>
-        </w:sectPr>
+        <w:ind w:firstLineChars="50" w:firstLine="105"/>
+        <w:rPr>
+          <w:rFonts w:hint="eastAsia"/>
+          <w:lang w:eastAsia="ko-KR"/>
+        </w:rPr>
       </w:pPr>
+      <w:r>
+        <w:rPr>
+          <w:rFonts w:hint="eastAsia"/>
+          <w:lang w:eastAsia="ko-KR"/>
+        </w:rPr>
+        <w:t>주축 21개, 널 2개에 대해 각 25레벨, 즉 570000회 렌더링을 시행했다.</w:t>
+      </w:r>
     </w:p>
     <w:p>
       <w:pPr>
         <w:ind w:firstLineChars="50" w:firstLine="105"/>
-        <w:jc w:val="both"/>
-        <w:rPr>
-          <w:rFonts w:hint="eastAsia"/>
+        <w:rPr>
           <w:lang w:eastAsia="ko-KR"/>
         </w:rPr>
       </w:pPr>
@@ -10659,14 +10521,79 @@
           <w:rFonts w:hint="eastAsia"/>
           <w:lang w:eastAsia="ko-KR"/>
         </w:rPr>
-        <w:t>주축 21개, 널 2개에 대해 각 25레벨, 즉 570000회 렌더링을 시행했다.</w:t>
+        <w:t xml:space="preserve">다만 Cascade에서 원본 </w:t>
+      </w:r>
+      <w:r>
+        <w:rPr>
+          <w:lang w:eastAsia="ko-KR"/>
+        </w:rPr>
+        <w:t>highshelf</w:t>
+      </w:r>
+      <w:r>
+        <w:rPr>
+          <w:rFonts w:hint="eastAsia"/>
+          <w:lang w:eastAsia="ko-KR"/>
+        </w:rPr>
+        <w:t xml:space="preserve"> 기본값이 8k</w:t>
+      </w:r>
+      <w:r>
+        <w:rPr>
+          <w:lang w:eastAsia="ko-KR"/>
+        </w:rPr>
+        <w:t>Hz</w:t>
+      </w:r>
+      <w:r>
+        <w:rPr>
+          <w:rFonts w:hint="eastAsia"/>
+          <w:lang w:eastAsia="ko-KR"/>
+        </w:rPr>
+        <w:t xml:space="preserve">였으나, 사용하는 오디오인 NSynth</w:t>
+      </w:r>
+      <w:r>
+        <w:rPr>
+          <w:lang w:eastAsia="ko-KR"/>
+        </w:rPr>
+        <w:t xml:space="preserve">sms 16kHz, Nyquist</w:t>
+      </w:r>
+      <w:r>
+        <w:rPr>
+          <w:rFonts w:hint="eastAsia"/>
+          <w:lang w:eastAsia="ko-KR"/>
+        </w:rPr>
+        <w:t>는 8</w:t>
+      </w:r>
+      <w:r>
+        <w:rPr>
+          <w:lang w:eastAsia="ko-KR"/>
+        </w:rPr>
+        <w:t xml:space="preserve">kHz, </w:t>
+      </w:r>
+      <w:r>
+        <w:rPr>
+          <w:rFonts w:hint="eastAsia"/>
+          <w:lang w:eastAsia="ko-KR"/>
+        </w:rPr>
+        <w:t xml:space="preserve">즉 경계와 같아 원본 그대로 재현할 수 없었기에 (시간축 에일리어싱) </w:t>
+      </w:r>
+      <w:r>
+        <w:rPr>
+          <w:lang w:eastAsia="ko-KR"/>
+        </w:rPr>
+        <w:t>6500Hz</w:t>
+      </w:r>
+      <w:r>
+        <w:rPr>
+          <w:rFonts w:hint="eastAsia"/>
+          <w:lang w:eastAsia="ko-KR"/>
+        </w:rPr>
+        <w:t>로 대체했다.</w:t>
       </w:r>
     </w:p>
     <w:p>
       <w:pPr>
         <w:ind w:firstLineChars="50" w:firstLine="105"/>
-        <w:jc w:val="both"/>
-        <w:rPr>
+        <w:rPr>
+          <w:rFonts w:hint="eastAsia"/>
           <w:lang w:eastAsia="ko-KR"/>
         </w:rPr>
       </w:pPr>
@@ -10675,95 +10602,12 @@
           <w:rFonts w:hint="eastAsia"/>
           <w:lang w:eastAsia="ko-KR"/>
         </w:rPr>
-        <w:t xml:space="preserve">다만 Cascade에서 원본 </w:t>
-      </w:r>
-      <w:r>
-        <w:rPr>
-          <w:lang w:eastAsia="ko-KR"/>
-        </w:rPr>
-        <w:t>highshelf</w:t>
-      </w:r>
-      <w:r>
-        <w:rPr>
-          <w:rFonts w:hint="eastAsia"/>
-          <w:lang w:eastAsia="ko-KR"/>
-        </w:rPr>
-        <w:t xml:space="preserve"> 기본값이 8k</w:t>
-      </w:r>
-      <w:r>
-        <w:rPr>
-          <w:lang w:eastAsia="ko-KR"/>
-        </w:rPr>
-        <w:t>Hz</w:t>
-      </w:r>
-      <w:r>
-        <w:rPr>
-          <w:rFonts w:hint="eastAsia"/>
-          <w:lang w:eastAsia="ko-KR"/>
-        </w:rPr>
-        <w:t xml:space="preserve">였으나, 사용하는 오디오인 NSynth</w:t>
-      </w:r>
-      <w:r>
-        <w:rPr>
-          <w:lang w:eastAsia="ko-KR"/>
-        </w:rPr>
-        <w:t xml:space="preserve">sms 16kHz, Nyquist</w:t>
-      </w:r>
-      <w:r>
-        <w:rPr>
-          <w:rFonts w:hint="eastAsia"/>
-          <w:lang w:eastAsia="ko-KR"/>
-        </w:rPr>
-        <w:t>는 8</w:t>
-      </w:r>
-      <w:r>
-        <w:rPr>
-          <w:lang w:eastAsia="ko-KR"/>
-        </w:rPr>
-        <w:t xml:space="preserve">kHz, </w:t>
-      </w:r>
-      <w:r>
-        <w:rPr>
-          <w:rFonts w:hint="eastAsia"/>
-          <w:lang w:eastAsia="ko-KR"/>
-        </w:rPr>
-        <w:t xml:space="preserve">즉 경계와 같아 원본 그대로 재현할 수 없었기에 (시간축 에일리어싱) </w:t>
-      </w:r>
-      <w:r>
-        <w:rPr>
-          <w:lang w:eastAsia="ko-KR"/>
-        </w:rPr>
-        <w:t>6500Hz</w:t>
-      </w:r>
-      <w:r>
-        <w:rPr>
-          <w:rFonts w:hint="eastAsia"/>
-          <w:lang w:eastAsia="ko-KR"/>
-        </w:rPr>
-        <w:t>로 대체했다.</w:t>
+        <w:t xml:space="preserve"> 초음파 널은 파이프라인 누수 하한선으로, 원리적으로 아무 효과도 주지 않는다. </w:t>
       </w:r>
     </w:p>
     <w:p>
       <w:pPr>
         <w:ind w:firstLineChars="50" w:firstLine="105"/>
-        <w:jc w:val="both"/>
-        <w:rPr>
-          <w:rFonts w:hint="eastAsia"/>
-          <w:lang w:eastAsia="ko-KR"/>
-        </w:rPr>
-      </w:pPr>
-      <w:r>
-        <w:rPr>
-          <w:rFonts w:hint="eastAsia"/>
-          <w:lang w:eastAsia="ko-KR"/>
-        </w:rPr>
-        <w:t xml:space="preserve"> 초음파 널은 파이프라인 누수 하한선으로, 원리적으로 아무 효과도 주지 않는다. </w:t>
-      </w:r>
-    </w:p>
-    <w:p>
-      <w:pPr>
-        <w:ind w:firstLineChars="50" w:firstLine="105"/>
-        <w:jc w:val="both"/>
         <w:rPr>
           <w:rFonts w:hint="eastAsia"/>
           <w:lang w:eastAsia="ko-KR"/>
@@ -10861,25 +10705,12 @@
         </w:rPr>
         <w:t xml:space="preserve">3으로 기준점을 설정했다. 더불어 Gain을 한 축으로 통합하지 않고 음양을 구분한 이유는 임베딩 변위의 코사인 값이 유의하기 때문이다.</w:t>
       </w:r>
-    </w:p>
-    <w:p>
-      <w:pPr>
-        <w:sectPr>
-          <w:headerReference w:type="default" r:id="rId16"/>
-          <w:footerReference w:type="default" r:id="rId17"/>
-          <w:type w:val="continuous"/>
-          <w:pgSz w:w="12240" w:h="15840"/>
-          <w:pgMar w:top="1080" w:right="900" w:bottom="1152" w:left="900" w:header="504" w:footer="504" w:gutter="0"/>
-          <w:cols w:num="2" w:space="360" w:equalWidth="1"/>
-          <w:docGrid w:linePitch="360"/>
-        </w:sectPr>
-      </w:pPr>
     </w:p>
     <w:p>
       <w:pPr>
         <w:tabs>
-          <w:tab w:val="center" w:pos="5220"/>
-          <w:tab w:val="right" w:pos="10440"/>
+          <w:tab w:val="center" w:pos="4752"/>
+          <w:tab w:val="right" w:pos="9504"/>
         </w:tabs>
         <w:ind w:firstLineChars="50" w:firstLine="105"/>
         <w:rPr>
@@ -11216,19 +11047,6 @@
     </w:p>
     <w:p>
       <w:pPr>
-        <w:sectPr>
-          <w:headerReference w:type="default" r:id="rId16"/>
-          <w:footerReference w:type="default" r:id="rId17"/>
-          <w:type w:val="continuous"/>
-          <w:pgSz w:w="12240" w:h="15840"/>
-          <w:pgMar w:top="1080" w:right="900" w:bottom="1152" w:left="900" w:header="504" w:footer="504" w:gutter="0"/>
-          <w:cols w:space="360"/>
-          <w:docGrid w:linePitch="360"/>
-        </w:sectPr>
-      </w:pPr>
-    </w:p>
-    <w:p>
-      <w:pPr>
         <w:ind w:firstLineChars="50" w:firstLine="105"/>
         <w:rPr>
           <w:lang w:eastAsia="ko-KR"/>
@@ -11245,8 +11063,8 @@
     <w:p>
       <w:pPr>
         <w:tabs>
-          <w:tab w:val="center" w:pos="2520"/>
-          <w:tab w:val="right" w:pos="5040"/>
+          <w:tab w:val="center" w:pos="4752"/>
+          <w:tab w:val="right" w:pos="9504"/>
         </w:tabs>
         <w:ind w:firstLineChars="50" w:firstLine="105"/>
         <w:rPr>
@@ -11372,7 +11190,6 @@
     <w:p>
       <w:pPr>
         <w:ind w:firstLineChars="50" w:firstLine="105"/>
-        <w:jc w:val="both"/>
         <w:rPr>
           <w:lang w:eastAsia="ko-KR"/>
         </w:rPr>
@@ -11759,7 +11576,6 @@
     <w:p>
       <w:pPr>
         <w:ind w:firstLineChars="50" w:firstLine="105"/>
-        <w:jc w:val="both"/>
         <w:rPr>
           <w:rFonts w:hint="eastAsia"/>
           <w:color w:val="000000"/>
@@ -11877,7 +11693,6 @@
     <w:p>
       <w:pPr>
         <w:ind w:firstLineChars="50" w:firstLine="105"/>
-        <w:jc w:val="both"/>
         <w:rPr>
           <w:rFonts w:hint="eastAsia"/>
           <w:color w:val="000000"/>
@@ -11933,7 +11748,6 @@
     <w:p>
       <w:pPr>
         <w:ind w:firstLineChars="50" w:firstLine="105"/>
-        <w:jc w:val="both"/>
         <w:rPr>
           <w:rFonts w:hint="eastAsia"/>
           <w:color w:val="000000"/>
@@ -11989,7 +11803,6 @@
     <w:p>
       <w:pPr>
         <w:ind w:firstLineChars="50" w:firstLine="105"/>
-        <w:jc w:val="both"/>
         <w:rPr>
           <w:rFonts w:hint="eastAsia"/>
           <w:i/>
@@ -12122,7 +11935,6 @@
     <w:p>
       <w:pPr>
         <w:ind w:firstLineChars="50" w:firstLine="105"/>
-        <w:jc w:val="both"/>
         <w:rPr>
           <w:rFonts w:hint="eastAsia"/>
           <w:lang w:eastAsia="ko-KR"/>
@@ -12193,7 +12005,6 @@
     <w:p>
       <w:pPr>
         <w:ind w:firstLineChars="50" w:firstLine="105"/>
-        <w:jc w:val="both"/>
         <w:rPr>
           <w:color w:val="000000"/>
           <w:lang w:eastAsia="ko-KR"/>
@@ -12421,7 +12232,6 @@
     <w:p>
       <w:pPr>
         <w:ind w:firstLineChars="50" w:firstLine="105"/>
-        <w:jc w:val="both"/>
         <w:rPr>
           <w:lang w:eastAsia="ko-KR"/>
         </w:rPr>
@@ -12540,7 +12350,6 @@
     <w:p>
       <w:pPr>
         <w:ind w:firstLineChars="50" w:firstLine="105"/>
-        <w:jc w:val="both"/>
         <w:rPr>
           <w:lang w:eastAsia="ko-KR"/>
         </w:rPr>
@@ -12675,7 +12484,6 @@
     <w:p>
       <w:pPr>
         <w:ind w:firstLineChars="50" w:firstLine="105"/>
-        <w:jc w:val="both"/>
         <w:rPr>
           <w:rFonts w:hint="eastAsia"/>
           <w:lang w:eastAsia="ko-KR"/>
@@ -12692,7 +12500,6 @@
     <w:p>
       <w:pPr>
         <w:ind w:firstLineChars="50" w:firstLine="105"/>
-        <w:jc w:val="both"/>
         <w:rPr>
           <w:rFonts w:hint="eastAsia"/>
           <w:lang w:eastAsia="ko-KR"/>
@@ -12709,7 +12516,6 @@
     <w:p>
       <w:pPr>
         <w:ind w:firstLineChars="50" w:firstLine="105"/>
-        <w:jc w:val="both"/>
         <w:rPr>
           <w:rFonts w:hint="eastAsia"/>
           <w:lang w:eastAsia="ko-KR"/>
@@ -12798,7 +12604,6 @@
     </w:p>
     <w:p>
       <w:pPr>
-        <w:jc w:val="both"/>
         <w:rPr>
           <w:rFonts w:hint="eastAsia"/>
           <w:lang w:eastAsia="ko-KR"/>
@@ -12902,20 +12707,6 @@
     </w:p>
     <w:p>
       <w:pPr>
-        <w:sectPr>
-          <w:headerReference w:type="default" r:id="rId16"/>
-          <w:footerReference w:type="default" r:id="rId17"/>
-          <w:type w:val="continuous"/>
-          <w:pgSz w:w="12240" w:h="15840"/>
-          <w:pgMar w:top="1080" w:right="900" w:bottom="1152" w:left="900" w:header="504" w:footer="504" w:gutter="0"/>
-          <w:cols w:num="2" w:space="360" w:equalWidth="1"/>
-          <w:docGrid w:linePitch="360"/>
-        </w:sectPr>
-      </w:pPr>
-    </w:p>
-    <w:p>
-      <w:pPr>
-        <w:keepNext/>
         <w:ind w:firstLineChars="50" w:firstLine="105"/>
         <w:jc w:val="center"/>
         <w:rPr>
@@ -12931,7 +12722,7 @@
         </w:rPr>
         <w:drawing>
           <wp:inline distT="0" distB="0" distL="0" distR="0" wp14:anchorId="23907C43" wp14:editId="298CEDCB">
-            <wp:extent cx="5047758" cy="3886200"/>
+            <wp:extent cx="6035040" cy="4646295"/>
             <wp:effectExtent l="0" t="0" r="0" b="1905"/>
             <wp:docPr id="213259052" name="그림 25"/>
             <wp:cNvGraphicFramePr>
@@ -12953,7 +12744,7 @@
                   <pic:spPr>
                     <a:xfrm>
                       <a:off x="0" y="0"/>
-                      <a:ext cx="5047758" cy="3886200"/>
+                      <a:ext cx="6035040" cy="4646295"/>
                     </a:xfrm>
                     <a:prstGeom prst="rect">
                       <a:avLst/>
@@ -12995,98 +12786,70 @@
     </w:p>
     <w:p>
       <w:pPr>
-        <w:sectPr>
-          <w:headerReference w:type="default" r:id="rId16"/>
-          <w:footerReference w:type="default" r:id="rId17"/>
-          <w:type w:val="continuous"/>
-          <w:pgSz w:w="12240" w:h="15840"/>
-          <w:pgMar w:top="1080" w:right="900" w:bottom="1152" w:left="900" w:header="504" w:footer="504" w:gutter="0"/>
-          <w:cols w:space="360"/>
-          <w:docGrid w:linePitch="360"/>
-        </w:sectPr>
+        <w:ind w:firstLineChars="50" w:firstLine="105"/>
+        <w:rPr>
+          <w:rFonts w:hint="eastAsia"/>
+          <w:color w:val="000000"/>
+          <w:lang w:eastAsia="ko-KR"/>
+        </w:rPr>
       </w:pPr>
+      <w:r>
+        <w:rPr>
+          <w:rFonts w:hint="eastAsia"/>
+          <w:color w:val="000000"/>
+          <w:lang w:eastAsia="ko-KR"/>
+        </w:rPr>
+        <w:t>전체 범위의 JND</w:t>
+      </w:r>
+      <w:r>
+        <w:rPr>
+          <w:color w:val="000000"/>
+          <w:lang w:eastAsia="ko-KR"/>
+        </w:rPr>
+        <w:t xml:space="preserve"> </w:t>
+      </w:r>
+      <w:r>
+        <w:rPr>
+          <w:rFonts w:hint="eastAsia"/>
+          <w:color w:val="000000"/>
+          <w:lang w:eastAsia="ko-KR"/>
+        </w:rPr>
+        <w:t xml:space="preserve">측정 결과는 다음과 같다. 몇몇 축들은 문턱을 넘지 못해, 즉 분해능을 측정하지 못했다. r</w:t>
+      </w:r>
+      <w:r>
+        <w:rPr>
+          <w:color w:val="000000"/>
+          <w:lang w:eastAsia="ko-KR"/>
+        </w:rPr>
+        <w:t>everb_wet_level</w:t>
+      </w:r>
+      <w:r>
+        <w:rPr>
+          <w:rFonts w:hint="eastAsia"/>
+          <w:color w:val="000000"/>
+          <w:lang w:eastAsia="ko-KR"/>
+        </w:rPr>
+        <w:t xml:space="preserve">의 경우 격자의 첫 점에서 이미 문턱을 넘어버려 정확히 측정이 불가능했다. 결과적으로 </w:t>
+      </w:r>
+      <w:r>
+        <w:rPr>
+          <w:color w:val="000000"/>
+          <w:lang w:eastAsia="ko-KR"/>
+        </w:rPr>
+        <w:t>reverb_wet_level</w:t>
+      </w:r>
+      <w:r>
+        <w:rPr>
+          <w:rFonts w:hint="eastAsia"/>
+          <w:color w:val="000000"/>
+          <w:lang w:eastAsia="ko-KR"/>
+        </w:rPr>
+        <w:t>의 경우가 가장 JND가 작음을 알 수 있었다.</w:t>
+      </w:r>
     </w:p>
     <w:p>
       <w:pPr>
         <w:ind w:firstLineChars="50" w:firstLine="105"/>
-        <w:jc w:val="both"/>
-        <w:rPr>
-          <w:rFonts w:hint="eastAsia"/>
-          <w:color w:val="000000"/>
-          <w:lang w:eastAsia="ko-KR"/>
-        </w:rPr>
-      </w:pPr>
-      <w:r>
-        <w:rPr>
-          <w:rFonts w:hint="eastAsia"/>
-          <w:color w:val="000000"/>
-          <w:lang w:eastAsia="ko-KR"/>
-        </w:rPr>
-        <w:t>전체 범위의 JND</w:t>
-      </w:r>
-      <w:r>
-        <w:rPr>
-          <w:color w:val="000000"/>
-          <w:lang w:eastAsia="ko-KR"/>
-        </w:rPr>
-        <w:t xml:space="preserve"> </w:t>
-      </w:r>
-      <w:r>
-        <w:rPr>
-          <w:rFonts w:hint="eastAsia"/>
-          <w:color w:val="000000"/>
-          <w:lang w:eastAsia="ko-KR"/>
-        </w:rPr>
-        <w:t xml:space="preserve">측정 결과는 다음과 같다. 몇몇 축들은 문턱을 넘지 못해, 즉 분해능을 측정하지 못했다. r</w:t>
-      </w:r>
-      <w:r>
-        <w:rPr>
-          <w:color w:val="000000"/>
-          <w:lang w:eastAsia="ko-KR"/>
-        </w:rPr>
-        <w:t>everb_wet_level</w:t>
-      </w:r>
-      <w:r>
-        <w:rPr>
-          <w:rFonts w:hint="eastAsia"/>
-          <w:color w:val="000000"/>
-          <w:lang w:eastAsia="ko-KR"/>
-        </w:rPr>
-        <w:t xml:space="preserve">의 경우 격자의 첫 점에서 이미 문턱을 넘어버려 정확히 측정이 불가능했다. 결과적으로 </w:t>
-      </w:r>
-      <w:r>
-        <w:rPr>
-          <w:color w:val="000000"/>
-          <w:lang w:eastAsia="ko-KR"/>
-        </w:rPr>
-        <w:t>reverb_wet_level</w:t>
-      </w:r>
-      <w:r>
-        <w:rPr>
-          <w:rFonts w:hint="eastAsia"/>
-          <w:color w:val="000000"/>
-          <w:lang w:eastAsia="ko-KR"/>
-        </w:rPr>
-        <w:t>의 경우가 가장 JND가 작음을 알 수 있었다.</w:t>
-      </w:r>
-    </w:p>
-    <w:p>
-      <w:pPr>
-        <w:sectPr>
-          <w:headerReference w:type="default" r:id="rId16"/>
-          <w:footerReference w:type="default" r:id="rId17"/>
-          <w:type w:val="continuous"/>
-          <w:pgSz w:w="12240" w:h="15840"/>
-          <w:pgMar w:top="1080" w:right="900" w:bottom="1152" w:left="900" w:header="504" w:footer="504" w:gutter="0"/>
-          <w:cols w:num="2" w:space="360" w:equalWidth="1"/>
-          <w:docGrid w:linePitch="360"/>
-        </w:sectPr>
-      </w:pPr>
-    </w:p>
-    <w:p>
-      <w:pPr>
-        <w:keepNext/>
-        <w:ind w:firstLineChars="50" w:firstLine="105"/>
         <w:jc w:val="center"/>
         <w:rPr>
           <w:rFonts w:hint="eastAsia"/>
@@ -13104,7 +12867,7 @@
         <w:lastRenderedPageBreak/>
         <w:drawing>
           <wp:inline distT="0" distB="0" distL="0" distR="0" wp14:anchorId="3D1CA560" wp14:editId="2BCBE36D">
-            <wp:extent cx="4432311" cy="3886200"/>
+            <wp:extent cx="5502521" cy="4824548"/>
             <wp:effectExtent l="0" t="0" r="0" b="1905"/>
             <wp:docPr id="1899480139" name="그림 23"/>
             <wp:cNvGraphicFramePr>
@@ -13126,7 +12889,7 @@
                   <pic:spPr>
                     <a:xfrm>
                       <a:off x="0" y="0"/>
-                      <a:ext cx="4438544" cy="3891665"/>
+                      <a:ext cx="5510259" cy="4831333"/>
                     </a:xfrm>
                     <a:prstGeom prst="rect">
                       <a:avLst/>
@@ -13168,49 +12931,35 @@
     </w:p>
     <w:p>
       <w:pPr>
-        <w:sectPr>
-          <w:headerReference w:type="default" r:id="rId16"/>
-          <w:footerReference w:type="default" r:id="rId17"/>
-          <w:type w:val="continuous"/>
-          <w:pgSz w:w="12240" w:h="15840"/>
-          <w:pgMar w:top="1080" w:right="900" w:bottom="1152" w:left="900" w:header="504" w:footer="504" w:gutter="0"/>
-          <w:cols w:space="360"/>
-          <w:docGrid w:linePitch="360"/>
-        </w:sectPr>
+        <w:rPr>
+          <w:b/>
+          <w:bCs/>
+          <w:color w:val="000000"/>
+          <w:lang w:eastAsia="ko-KR"/>
+        </w:rPr>
       </w:pPr>
+      <w:r>
+        <w:rPr>
+          <w:b/>
+          <w:bCs/>
+          <w:color w:val="000000"/>
+          <w:lang w:eastAsia="ko-KR"/>
+        </w:rPr>
+        <w:t>Q</w:t>
+      </w:r>
+      <w:r>
+        <w:rPr>
+          <w:rFonts w:hint="eastAsia"/>
+          <w:b/>
+          <w:bCs/>
+          <w:color w:val="000000"/>
+          <w:lang w:eastAsia="ko-KR"/>
+        </w:rPr>
+        <w:t xml:space="preserve">2에 대한 결과는 다음과 같다 : </w:t>
+      </w:r>
     </w:p>
     <w:p>
       <w:pPr>
-        <w:rPr>
-          <w:b/>
-          <w:bCs/>
-          <w:color w:val="000000"/>
-          <w:lang w:eastAsia="ko-KR"/>
-        </w:rPr>
-      </w:pPr>
-      <w:r>
-        <w:rPr>
-          <w:b/>
-          <w:bCs/>
-          <w:color w:val="000000"/>
-          <w:lang w:eastAsia="ko-KR"/>
-        </w:rPr>
-        <w:t>Q</w:t>
-      </w:r>
-      <w:r>
-        <w:rPr>
-          <w:rFonts w:hint="eastAsia"/>
-          <w:b/>
-          <w:bCs/>
-          <w:color w:val="000000"/>
-          <w:lang w:eastAsia="ko-KR"/>
-        </w:rPr>
-        <w:t xml:space="preserve">2에 대한 결과는 다음과 같다 : </w:t>
-      </w:r>
-    </w:p>
-    <w:p>
-      <w:pPr>
-        <w:jc w:val="both"/>
         <w:rPr>
           <w:rFonts w:hint="eastAsia"/>
           <w:color w:val="000000"/>
@@ -13301,20 +13050,6 @@
     </w:p>
     <w:p>
       <w:pPr>
-        <w:sectPr>
-          <w:headerReference w:type="default" r:id="rId16"/>
-          <w:footerReference w:type="default" r:id="rId17"/>
-          <w:type w:val="continuous"/>
-          <w:pgSz w:w="12240" w:h="15840"/>
-          <w:pgMar w:top="1080" w:right="900" w:bottom="1152" w:left="900" w:header="504" w:footer="504" w:gutter="0"/>
-          <w:cols w:num="2" w:space="360" w:equalWidth="1"/>
-          <w:docGrid w:linePitch="360"/>
-        </w:sectPr>
-      </w:pPr>
-    </w:p>
-    <w:p>
-      <w:pPr>
-        <w:keepNext/>
         <w:jc w:val="center"/>
         <w:rPr>
           <w:color w:val="000000"/>
@@ -13330,7 +13065,7 @@
         <w:lastRenderedPageBreak/>
         <w:drawing>
           <wp:inline distT="0" distB="0" distL="0" distR="0" wp14:anchorId="57DCAAD7" wp14:editId="2C4D6376">
-            <wp:extent cx="6629400" cy="3718774"/>
+            <wp:extent cx="6035040" cy="3385367"/>
             <wp:effectExtent l="0" t="0" r="0" b="5715"/>
             <wp:docPr id="708427051" name="그림 13"/>
             <wp:cNvGraphicFramePr>
@@ -13353,7 +13088,7 @@
                   <pic:spPr bwMode="auto">
                     <a:xfrm>
                       <a:off x="0" y="0"/>
-                      <a:ext cx="6629400" cy="3718774"/>
+                      <a:ext cx="6035040" cy="3385367"/>
                     </a:xfrm>
                     <a:prstGeom prst="rect">
                       <a:avLst/>
@@ -13403,20 +13138,6 @@
     </w:p>
     <w:p>
       <w:pPr>
-        <w:sectPr>
-          <w:headerReference w:type="default" r:id="rId16"/>
-          <w:footerReference w:type="default" r:id="rId17"/>
-          <w:type w:val="continuous"/>
-          <w:pgSz w:w="12240" w:h="15840"/>
-          <w:pgMar w:top="1080" w:right="900" w:bottom="1152" w:left="900" w:header="504" w:footer="504" w:gutter="0"/>
-          <w:cols w:space="360"/>
-          <w:docGrid w:linePitch="360"/>
-        </w:sectPr>
-      </w:pPr>
-    </w:p>
-    <w:p>
-      <w:pPr>
-        <w:jc w:val="both"/>
         <w:rPr>
           <w:rFonts w:hint="eastAsia"/>
           <w:color w:val="000000"/>
@@ -13540,7 +13261,6 @@
     <w:p>
       <w:pPr>
         <w:ind w:firstLineChars="50" w:firstLine="105"/>
-        <w:jc w:val="both"/>
         <w:rPr>
           <w:rFonts w:hint="eastAsia"/>
           <w:lang w:eastAsia="ko-KR"/>
@@ -13569,20 +13289,6 @@
     </w:p>
     <w:p>
       <w:pPr>
-        <w:sectPr>
-          <w:headerReference w:type="default" r:id="rId16"/>
-          <w:footerReference w:type="default" r:id="rId17"/>
-          <w:type w:val="continuous"/>
-          <w:pgSz w:w="12240" w:h="15840"/>
-          <w:pgMar w:top="1080" w:right="900" w:bottom="1152" w:left="900" w:header="504" w:footer="504" w:gutter="0"/>
-          <w:cols w:num="2" w:space="360" w:equalWidth="1"/>
-          <w:docGrid w:linePitch="360"/>
-        </w:sectPr>
-      </w:pPr>
-    </w:p>
-    <w:p>
-      <w:pPr>
-        <w:keepNext/>
         <w:ind w:firstLineChars="50" w:firstLine="105"/>
         <w:jc w:val="center"/>
         <w:rPr>
@@ -13601,7 +13307,7 @@
         <w:lastRenderedPageBreak/>
         <w:drawing>
           <wp:inline distT="0" distB="0" distL="0" distR="0" wp14:anchorId="4241145A" wp14:editId="336A28D4">
-            <wp:extent cx="4077098" cy="3886200"/>
+            <wp:extent cx="5363040" cy="5111931"/>
             <wp:effectExtent l="0" t="0" r="0" b="0"/>
             <wp:docPr id="646942272" name="그림 8"/>
             <wp:cNvGraphicFramePr>
@@ -13623,7 +13329,7 @@
                   <pic:spPr>
                     <a:xfrm>
                       <a:off x="0" y="0"/>
-                      <a:ext cx="4112711" cy="3920145"/>
+                      <a:ext cx="5409885" cy="5156583"/>
                     </a:xfrm>
                     <a:prstGeom prst="rect">
                       <a:avLst/>
@@ -13665,62 +13371,35 @@
     </w:p>
     <w:p>
       <w:pPr>
-        <w:sectPr>
-          <w:headerReference w:type="default" r:id="rId16"/>
-          <w:footerReference w:type="default" r:id="rId17"/>
-          <w:type w:val="continuous"/>
-          <w:pgSz w:w="12240" w:h="15840"/>
-          <w:pgMar w:top="1080" w:right="900" w:bottom="1152" w:left="900" w:header="504" w:footer="504" w:gutter="0"/>
-          <w:cols w:space="360"/>
-          <w:docGrid w:linePitch="360"/>
-        </w:sectPr>
+        <w:rPr>
+          <w:b/>
+          <w:bCs/>
+          <w:color w:val="000000"/>
+          <w:lang w:eastAsia="ko-KR"/>
+        </w:rPr>
       </w:pPr>
+      <w:r>
+        <w:rPr>
+          <w:b/>
+          <w:bCs/>
+          <w:color w:val="000000"/>
+          <w:lang w:eastAsia="ko-KR"/>
+        </w:rPr>
+        <w:t>Q</w:t>
+      </w:r>
+      <w:r>
+        <w:rPr>
+          <w:rFonts w:hint="eastAsia"/>
+          <w:b/>
+          <w:bCs/>
+          <w:color w:val="000000"/>
+          <w:lang w:eastAsia="ko-KR"/>
+        </w:rPr>
+        <w:t xml:space="preserve">5에 대한 결과는 다음과 같다 : </w:t>
+      </w:r>
     </w:p>
     <w:p>
       <w:pPr>
-        <w:rPr>
-          <w:b/>
-          <w:bCs/>
-          <w:color w:val="000000"/>
-          <w:lang w:eastAsia="ko-KR"/>
-        </w:rPr>
-      </w:pPr>
-      <w:r>
-        <w:rPr>
-          <w:b/>
-          <w:bCs/>
-          <w:color w:val="000000"/>
-          <w:lang w:eastAsia="ko-KR"/>
-        </w:rPr>
-        <w:t>Q</w:t>
-      </w:r>
-      <w:r>
-        <w:rPr>
-          <w:rFonts w:hint="eastAsia"/>
-          <w:b/>
-          <w:bCs/>
-          <w:color w:val="000000"/>
-          <w:lang w:eastAsia="ko-KR"/>
-        </w:rPr>
-        <w:t xml:space="preserve">5에 대한 결과는 다음과 같다 : </w:t>
-      </w:r>
-    </w:p>
-    <w:p>
-      <w:pPr>
-        <w:sectPr>
-          <w:headerReference w:type="default" r:id="rId16"/>
-          <w:footerReference w:type="default" r:id="rId17"/>
-          <w:type w:val="continuous"/>
-          <w:pgSz w:w="12240" w:h="15840"/>
-          <w:pgMar w:top="1080" w:right="900" w:bottom="1152" w:left="900" w:header="504" w:footer="504" w:gutter="0"/>
-          <w:cols w:num="2" w:space="360" w:equalWidth="1"/>
-          <w:docGrid w:linePitch="360"/>
-        </w:sectPr>
-      </w:pPr>
-    </w:p>
-    <w:p>
-      <w:pPr>
-        <w:keepNext/>
         <w:jc w:val="center"/>
         <w:rPr>
           <w:color w:val="000000"/>
@@ -13735,7 +13414,7 @@
         </w:rPr>
         <w:drawing>
           <wp:inline distT="0" distB="0" distL="0" distR="0" wp14:anchorId="2AF5F7D6" wp14:editId="2291D325">
-            <wp:extent cx="6629400" cy="3014759"/>
+            <wp:extent cx="6035040" cy="2744470"/>
             <wp:effectExtent l="0" t="0" r="0" b="0"/>
             <wp:docPr id="1084423058" name="그림 18"/>
             <wp:cNvGraphicFramePr>
@@ -13757,7 +13436,7 @@
                   <pic:spPr>
                     <a:xfrm>
                       <a:off x="0" y="0"/>
-                      <a:ext cx="6629400" cy="3014759"/>
+                      <a:ext cx="6035040" cy="2744470"/>
                     </a:xfrm>
                     <a:prstGeom prst="rect">
                       <a:avLst/>
@@ -13799,20 +13478,38 @@
     </w:p>
     <w:p>
       <w:pPr>
-        <w:sectPr>
-          <w:headerReference w:type="default" r:id="rId16"/>
-          <w:footerReference w:type="default" r:id="rId17"/>
-          <w:type w:val="continuous"/>
-          <w:pgSz w:w="12240" w:h="15840"/>
-          <w:pgMar w:top="1080" w:right="900" w:bottom="1152" w:left="900" w:header="504" w:footer="504" w:gutter="0"/>
-          <w:cols w:space="360"/>
-          <w:docGrid w:linePitch="360"/>
-        </w:sectPr>
+        <w:rPr>
+          <w:color w:val="000000"/>
+          <w:lang w:eastAsia="ko-KR"/>
+        </w:rPr>
       </w:pPr>
+      <w:r>
+        <w:rPr>
+          <w:rFonts w:hint="eastAsia"/>
+          <w:color w:val="000000"/>
+          <w:lang w:eastAsia="ko-KR"/>
+        </w:rPr>
+        <w:lastRenderedPageBreak/>
+        <w:t xml:space="preserve"> 표본 단위는 소스이고 신뢰구간은 소스 부트스트랩 2000회의 백분위 95% 구간이다. 20개의 조합 중 19개가 </w:t>
+      </w:r>
+      <w:r>
+        <w:rPr>
+          <w:color w:val="000000"/>
+          <w:lang w:eastAsia="ko-KR"/>
+        </w:rPr>
+        <w:t>CI</w:t>
+      </w:r>
+      <w:r>
+        <w:rPr>
+          <w:rFonts w:hint="eastAsia"/>
+          <w:color w:val="000000"/>
+          <w:lang w:eastAsia="ko-KR"/>
+        </w:rPr>
+        <w:t xml:space="preserve">로 0을 배제한다. 유일한 null은 reverb 하위 1/3으로, 시간축 이펙트가 가장 약하리라는 사전 예측과 일치한다. </w:t>
+      </w:r>
     </w:p>
     <w:p>
       <w:pPr>
-        <w:jc w:val="both"/>
         <w:rPr>
           <w:color w:val="000000"/>
           <w:lang w:eastAsia="ko-KR"/>
@@ -13824,60 +13521,26 @@
           <w:color w:val="000000"/>
           <w:lang w:eastAsia="ko-KR"/>
         </w:rPr>
-        <w:lastRenderedPageBreak/>
-        <w:t xml:space="preserve"> 표본 단위는 소스이고 신뢰구간은 소스 부트스트랩 2000회의 백분위 95% 구간이다. 20개의 조합 중 19개가 </w:t>
-      </w:r>
-      <w:r>
-        <w:rPr>
-          <w:color w:val="000000"/>
-          <w:lang w:eastAsia="ko-KR"/>
-        </w:rPr>
-        <w:t>CI</w:t>
-      </w:r>
-      <w:r>
-        <w:rPr>
-          <w:rFonts w:hint="eastAsia"/>
-          <w:color w:val="000000"/>
-          <w:lang w:eastAsia="ko-KR"/>
-        </w:rPr>
-        <w:t xml:space="preserve">로 0을 배제한다. 유일한 null은 reverb 하위 1/3으로, 시간축 이펙트가 가장 약하리라는 사전 예측과 일치한다. </w:t>
+        <w:t xml:space="preserve"> 손실 지점의 특정을 위해 </w:t>
+      </w:r>
+      <w:r>
+        <w:rPr>
+          <w:color w:val="000000"/>
+          <w:lang w:eastAsia="ko-KR"/>
+        </w:rPr>
+        <w:t>projection</w:t>
+      </w:r>
+      <w:r>
+        <w:rPr>
+          <w:rFonts w:hint="eastAsia"/>
+          <w:color w:val="000000"/>
+          <w:lang w:eastAsia="ko-KR"/>
+        </w:rPr>
+        <w:t xml:space="preserve"> 층의 국소 계수를 실측하였고, 입력 방향의 약 81%가 이 지점에서 1차 미분상 소멸함을 확인하였다. 더불어 조건 채널의 경쟁에 대해 앞에서 서술하였고, 자기회귀 샘플링 과정에서 랜덤 요소가 개입되어 더욱 문제가 된 것으로 보인다. </w:t>
       </w:r>
     </w:p>
     <w:p>
       <w:pPr>
-        <w:jc w:val="both"/>
-        <w:rPr>
-          <w:color w:val="000000"/>
-          <w:lang w:eastAsia="ko-KR"/>
-        </w:rPr>
-      </w:pPr>
-      <w:r>
-        <w:rPr>
-          <w:rFonts w:hint="eastAsia"/>
-          <w:color w:val="000000"/>
-          <w:lang w:eastAsia="ko-KR"/>
-        </w:rPr>
-        <w:t xml:space="preserve"> 손실 지점의 특정을 위해 </w:t>
-      </w:r>
-      <w:r>
-        <w:rPr>
-          <w:color w:val="000000"/>
-          <w:lang w:eastAsia="ko-KR"/>
-        </w:rPr>
-        <w:t>projection</w:t>
-      </w:r>
-      <w:r>
-        <w:rPr>
-          <w:rFonts w:hint="eastAsia"/>
-          <w:color w:val="000000"/>
-          <w:lang w:eastAsia="ko-KR"/>
-        </w:rPr>
-        <w:t xml:space="preserve"> 층의 국소 계수를 실측하였고, 입력 방향의 약 81%가 이 지점에서 1차 미분상 소멸함을 확인하였다. 더불어 조건 채널의 경쟁에 대해 앞에서 서술하였고, 자기회귀 샘플링 과정에서 랜덤 요소가 개입되어 더욱 문제가 된 것으로 보인다. </w:t>
-      </w:r>
-    </w:p>
-    <w:p>
-      <w:pPr>
-        <w:jc w:val="both"/>
         <w:rPr>
           <w:rFonts w:hint="eastAsia"/>
           <w:lang w:eastAsia="ko-KR"/>
@@ -14017,20 +13680,6 @@
     </w:p>
     <w:p>
       <w:pPr>
-        <w:sectPr>
-          <w:headerReference w:type="default" r:id="rId16"/>
-          <w:footerReference w:type="default" r:id="rId17"/>
-          <w:type w:val="continuous"/>
-          <w:pgSz w:w="12240" w:h="15840"/>
-          <w:pgMar w:top="1080" w:right="900" w:bottom="1152" w:left="900" w:header="504" w:footer="504" w:gutter="0"/>
-          <w:cols w:num="2" w:space="360" w:equalWidth="1"/>
-          <w:docGrid w:linePitch="360"/>
-        </w:sectPr>
-      </w:pPr>
-    </w:p>
-    <w:p>
-      <w:pPr>
-        <w:keepNext/>
         <w:jc w:val="center"/>
         <w:rPr>
           <w:rFonts w:hint="eastAsia"/>
@@ -14047,7 +13696,7 @@
         </w:rPr>
         <w:drawing>
           <wp:inline distT="0" distB="0" distL="0" distR="0" wp14:anchorId="42457F68" wp14:editId="7D2180C7">
-            <wp:extent cx="6629400" cy="2871066"/>
+            <wp:extent cx="6035040" cy="2613660"/>
             <wp:effectExtent l="0" t="0" r="0" b="2540"/>
             <wp:docPr id="1145687264" name="그림 17"/>
             <wp:cNvGraphicFramePr>
@@ -14069,7 +13718,7 @@
                   <pic:spPr>
                     <a:xfrm>
                       <a:off x="0" y="0"/>
-                      <a:ext cx="6629400" cy="2871066"/>
+                      <a:ext cx="6035040" cy="2613660"/>
                     </a:xfrm>
                     <a:prstGeom prst="rect">
                       <a:avLst/>
@@ -14111,38 +13760,77 @@
     </w:p>
     <w:p>
       <w:pPr>
-        <w:sectPr>
-          <w:headerReference w:type="default" r:id="rId16"/>
-          <w:footerReference w:type="default" r:id="rId17"/>
-          <w:type w:val="continuous"/>
-          <w:pgSz w:w="12240" w:h="15840"/>
-          <w:pgMar w:top="1080" w:right="900" w:bottom="1152" w:left="900" w:header="504" w:footer="504" w:gutter="0"/>
-          <w:cols w:space="360"/>
-          <w:docGrid w:linePitch="360"/>
-        </w:sectPr>
+        <w:rPr>
+          <w:rFonts w:hint="eastAsia"/>
+          <w:color w:val="000000"/>
+          <w:lang w:eastAsia="ko-KR"/>
+        </w:rPr>
       </w:pPr>
+      <w:r>
+        <w:rPr>
+          <w:rFonts w:hint="eastAsia"/>
+          <w:color w:val="000000"/>
+          <w:lang w:eastAsia="ko-KR"/>
+        </w:rPr>
+        <w:t xml:space="preserve"> 생성 경로에서 소실된 동일한 방향 정보가 검색 경로에서는 하류 과제로 전달된다</w:t>
+      </w:r>
     </w:p>
     <w:p>
       <w:pPr>
-        <w:jc w:val="both"/>
-        <w:rPr>
-          <w:rFonts w:hint="eastAsia"/>
-          <w:color w:val="000000"/>
+        <w:rPr>
+          <w:rFonts w:hint="eastAsia"/>
           <w:lang w:eastAsia="ko-KR"/>
         </w:rPr>
       </w:pPr>
       <w:r>
         <w:rPr>
           <w:rFonts w:hint="eastAsia"/>
-          <w:color w:val="000000"/>
-          <w:lang w:eastAsia="ko-KR"/>
-        </w:rPr>
-        <w:t xml:space="preserve"> 생성 경로에서 소실된 동일한 방향 정보가 검색 경로에서는 하류 과제로 전달된다</w:t>
+          <w:lang w:eastAsia="ko-KR"/>
+        </w:rPr>
+        <w:t xml:space="preserve"> </w:t>
+      </w:r>
+      <w:r>
+        <w:rPr>
+          <w:lang w:eastAsia="ko-KR"/>
+        </w:rPr>
+        <w:t xml:space="preserve">M1 </w:t>
+      </w:r>
+      <w:r>
+        <w:rPr>
+          <w:rFonts w:hint="eastAsia"/>
+          <w:lang w:eastAsia="ko-KR"/>
+        </w:rPr>
+        <w:t xml:space="preserve">검정 결과 회수율은 위와 같이 나온다. R1 이 R0, R3를 전부 유의하게 이긴다. </w:t>
+      </w:r>
+      <w:r>
+        <w:rPr>
+          <w:lang w:eastAsia="ko-KR"/>
+        </w:rPr>
+        <w:t>R3</w:t>
+      </w:r>
+      <w:r>
+        <w:rPr>
+          <w:rFonts w:hint="eastAsia"/>
+          <w:lang w:eastAsia="ko-KR"/>
+        </w:rPr>
+        <w:t xml:space="preserve"> 역시 R0를 대부분 이기므로 </w:t>
+      </w:r>
+      <w:r>
+        <w:rPr>
+          <w:lang w:eastAsia="ko-KR"/>
+        </w:rPr>
+        <w:t>dry</w:t>
+      </w:r>
+      <w:r>
+        <w:rPr>
+          <w:rFonts w:hint="eastAsia"/>
+          <w:lang w:eastAsia="ko-KR"/>
+        </w:rPr>
+        <w:t xml:space="preserve"> 방향으로 이동하는 것 자체가 유효하다. 그 위에서 R1이 R3를 추가로 이기는 것이 소스 고유성의 실용적 가치를 뒷받침한다.</w:t>
       </w:r>
     </w:p>
     <w:p>
       <w:pPr>
-        <w:jc w:val="both"/>
         <w:rPr>
           <w:rFonts w:hint="eastAsia"/>
           <w:lang w:eastAsia="ko-KR"/>
@@ -14153,198 +13841,142 @@
           <w:rFonts w:hint="eastAsia"/>
           <w:lang w:eastAsia="ko-KR"/>
         </w:rPr>
+        <w:lastRenderedPageBreak/>
+        <w:t xml:space="preserve"> M2</w:t>
+      </w:r>
+      <w:r>
+        <w:rPr>
+          <w:lang w:eastAsia="ko-KR"/>
+        </w:rPr>
         <w:t xml:space="preserve"> </w:t>
       </w:r>
       <w:r>
         <w:rPr>
-          <w:lang w:eastAsia="ko-KR"/>
-        </w:rPr>
-        <w:t xml:space="preserve">M1 </w:t>
-      </w:r>
-      <w:r>
-        <w:rPr>
-          <w:rFonts w:hint="eastAsia"/>
-          <w:lang w:eastAsia="ko-KR"/>
-        </w:rPr>
-        <w:t xml:space="preserve">검정 결과 회수율은 위와 같이 나온다. R1 이 R0, R3를 전부 유의하게 이긴다. </w:t>
-      </w:r>
-      <w:r>
-        <w:rPr>
-          <w:lang w:eastAsia="ko-KR"/>
-        </w:rPr>
-        <w:t>R3</w:t>
-      </w:r>
-      <w:r>
-        <w:rPr>
-          <w:rFonts w:hint="eastAsia"/>
-          <w:lang w:eastAsia="ko-KR"/>
-        </w:rPr>
-        <w:t xml:space="preserve"> 역시 R0를 대부분 이기므로 </w:t>
-      </w:r>
-      <w:r>
-        <w:rPr>
-          <w:lang w:eastAsia="ko-KR"/>
-        </w:rPr>
-        <w:t>dry</w:t>
-      </w:r>
-      <w:r>
-        <w:rPr>
-          <w:rFonts w:hint="eastAsia"/>
-          <w:lang w:eastAsia="ko-KR"/>
-        </w:rPr>
-        <w:t xml:space="preserve"> 방향으로 이동하는 것 자체가 유효하다. 그 위에서 R1이 R3를 추가로 이기는 것이 소스 고유성의 실용적 가치를 뒷받침한다.</w:t>
+          <w:rFonts w:hint="eastAsia"/>
+          <w:lang w:eastAsia="ko-KR"/>
+        </w:rPr>
+        <w:t xml:space="preserve">계산을 위해 위에서 언급한</w:t>
+      </w:r>
+      <w:r>
+        <w:rPr>
+          <w:lang w:eastAsia="ko-KR"/>
+        </w:rPr>
+        <w:t>CLAP</w:t>
+      </w:r>
+      <w:r>
+        <w:rPr>
+          <w:rFonts w:hint="eastAsia"/>
+          <w:lang w:eastAsia="ko-KR"/>
+        </w:rPr>
+        <w:t xml:space="preserve"> 외부의 물리 지표를 측정 한 결과 </w:t>
+      </w:r>
+      <w:r>
+        <w:rPr>
+          <w:lang w:eastAsia="ko-KR"/>
+        </w:rPr>
+        <w:t>distortion</w:t>
+      </w:r>
+      <w:r>
+        <w:rPr>
+          <w:rFonts w:hint="eastAsia"/>
+          <w:lang w:eastAsia="ko-KR"/>
+        </w:rPr>
+        <w:t xml:space="preserve">은 지표의 </w:t>
+      </w:r>
+      <w:r>
+        <w:rPr>
+          <w:lang w:eastAsia="ko-KR"/>
+        </w:rPr>
+        <w:t>3/4</w:t>
+      </w:r>
+      <w:r>
+        <w:rPr>
+          <w:rFonts w:hint="eastAsia"/>
+          <w:lang w:eastAsia="ko-KR"/>
+        </w:rPr>
+        <w:t xml:space="preserve">가, </w:t>
+      </w:r>
+      <w:r>
+        <w:rPr>
+          <w:lang w:eastAsia="ko-KR"/>
+        </w:rPr>
+        <w:t>reverb</w:t>
+      </w:r>
+      <w:r>
+        <w:rPr>
+          <w:rFonts w:hint="eastAsia"/>
+          <w:lang w:eastAsia="ko-KR"/>
+        </w:rPr>
+        <w:t xml:space="preserve">는 최대 강도 구간에서 모든 지표가 </w:t>
+      </w:r>
+      <w:r>
+        <w:rPr>
+          <w:lang w:eastAsia="ko-KR"/>
+        </w:rPr>
+        <w:t>R1</w:t>
+      </w:r>
+      <w:r>
+        <w:rPr>
+          <w:rFonts w:hint="eastAsia"/>
+          <w:lang w:eastAsia="ko-KR"/>
+        </w:rPr>
+        <w:t xml:space="preserve">을 지지한다. 더불어 24개의 샘플 청취 검증을 통해 11개의 경우 차이 없음, 10개의 경우는 원본 Dry</w:t>
+      </w:r>
+      <w:r>
+        <w:rPr>
+          <w:lang w:eastAsia="ko-KR"/>
+        </w:rPr>
+        <w:t xml:space="preserve"> </w:t>
+      </w:r>
+      <w:r>
+        <w:rPr>
+          <w:rFonts w:hint="eastAsia"/>
+          <w:lang w:eastAsia="ko-KR"/>
+        </w:rPr>
+        <w:t>소스가 우세, 3개가 새로운 Dry</w:t>
+      </w:r>
+      <w:r>
+        <w:rPr>
+          <w:lang w:eastAsia="ko-KR"/>
+        </w:rPr>
+        <w:t xml:space="preserve"> </w:t>
+      </w:r>
+      <w:r>
+        <w:rPr>
+          <w:rFonts w:hint="eastAsia"/>
+          <w:lang w:eastAsia="ko-KR"/>
+        </w:rPr>
+        <w:t>소스의 우세로 나타났다. 특별히 왜곡되거나 이상한 소스는 하나도 없었으며, 설령 원본 Dry</w:t>
+      </w:r>
+      <w:r>
+        <w:rPr>
+          <w:lang w:eastAsia="ko-KR"/>
+        </w:rPr>
+        <w:t xml:space="preserve"> </w:t>
+      </w:r>
+      <w:r>
+        <w:rPr>
+          <w:rFonts w:hint="eastAsia"/>
+          <w:lang w:eastAsia="ko-KR"/>
+        </w:rPr>
+        <w:t xml:space="preserve">소스가 미세하게 우위에 있더라도 새로운 </w:t>
+      </w:r>
+      <w:r>
+        <w:rPr>
+          <w:lang w:eastAsia="ko-KR"/>
+        </w:rPr>
+        <w:t xml:space="preserve">Dry </w:t>
+      </w:r>
+      <w:r>
+        <w:rPr>
+          <w:rFonts w:hint="eastAsia"/>
+          <w:lang w:eastAsia="ko-KR"/>
+        </w:rPr>
+        <w:t>소스를 사용해도 될 만큼 사람의 귀로는 원본 Dry 소스와 검색한 Dry 소스의 차이를 구분하기 어려웠다.</w:t>
       </w:r>
     </w:p>
     <w:p>
       <w:pPr>
-        <w:jc w:val="both"/>
-        <w:rPr>
-          <w:rFonts w:hint="eastAsia"/>
-          <w:lang w:eastAsia="ko-KR"/>
-        </w:rPr>
-      </w:pPr>
-      <w:r>
-        <w:rPr>
-          <w:rFonts w:hint="eastAsia"/>
-          <w:lang w:eastAsia="ko-KR"/>
-        </w:rPr>
-        <w:lastRenderedPageBreak/>
-        <w:t xml:space="preserve"> M2</w:t>
-      </w:r>
-      <w:r>
-        <w:rPr>
-          <w:lang w:eastAsia="ko-KR"/>
-        </w:rPr>
-        <w:t xml:space="preserve"> </w:t>
-      </w:r>
-      <w:r>
-        <w:rPr>
-          <w:rFonts w:hint="eastAsia"/>
-          <w:lang w:eastAsia="ko-KR"/>
-        </w:rPr>
-        <w:t xml:space="preserve">계산을 위해 위에서 언급한</w:t>
-      </w:r>
-      <w:r>
-        <w:rPr>
-          <w:lang w:eastAsia="ko-KR"/>
-        </w:rPr>
-        <w:t>CLAP</w:t>
-      </w:r>
-      <w:r>
-        <w:rPr>
-          <w:rFonts w:hint="eastAsia"/>
-          <w:lang w:eastAsia="ko-KR"/>
-        </w:rPr>
-        <w:t xml:space="preserve"> 외부의 물리 지표를 측정 한 결과 </w:t>
-      </w:r>
-      <w:r>
-        <w:rPr>
-          <w:lang w:eastAsia="ko-KR"/>
-        </w:rPr>
-        <w:t>distortion</w:t>
-      </w:r>
-      <w:r>
-        <w:rPr>
-          <w:rFonts w:hint="eastAsia"/>
-          <w:lang w:eastAsia="ko-KR"/>
-        </w:rPr>
-        <w:t xml:space="preserve">은 지표의 </w:t>
-      </w:r>
-      <w:r>
-        <w:rPr>
-          <w:lang w:eastAsia="ko-KR"/>
-        </w:rPr>
-        <w:t>3/4</w:t>
-      </w:r>
-      <w:r>
-        <w:rPr>
-          <w:rFonts w:hint="eastAsia"/>
-          <w:lang w:eastAsia="ko-KR"/>
-        </w:rPr>
-        <w:t xml:space="preserve">가, </w:t>
-      </w:r>
-      <w:r>
-        <w:rPr>
-          <w:lang w:eastAsia="ko-KR"/>
-        </w:rPr>
-        <w:t>reverb</w:t>
-      </w:r>
-      <w:r>
-        <w:rPr>
-          <w:rFonts w:hint="eastAsia"/>
-          <w:lang w:eastAsia="ko-KR"/>
-        </w:rPr>
-        <w:t xml:space="preserve">는 최대 강도 구간에서 모든 지표가 </w:t>
-      </w:r>
-      <w:r>
-        <w:rPr>
-          <w:lang w:eastAsia="ko-KR"/>
-        </w:rPr>
-        <w:t>R1</w:t>
-      </w:r>
-      <w:r>
-        <w:rPr>
-          <w:rFonts w:hint="eastAsia"/>
-          <w:lang w:eastAsia="ko-KR"/>
-        </w:rPr>
-        <w:t xml:space="preserve">을 지지한다. 더불어 24개의 샘플 청취 검증을 통해 11개의 경우 차이 없음, 10개의 경우는 원본 Dry</w:t>
-      </w:r>
-      <w:r>
-        <w:rPr>
-          <w:lang w:eastAsia="ko-KR"/>
-        </w:rPr>
-        <w:t xml:space="preserve"> </w:t>
-      </w:r>
-      <w:r>
-        <w:rPr>
-          <w:rFonts w:hint="eastAsia"/>
-          <w:lang w:eastAsia="ko-KR"/>
-        </w:rPr>
-        <w:t>소스가 우세, 3개가 새로운 Dry</w:t>
-      </w:r>
-      <w:r>
-        <w:rPr>
-          <w:lang w:eastAsia="ko-KR"/>
-        </w:rPr>
-        <w:t xml:space="preserve"> </w:t>
-      </w:r>
-      <w:r>
-        <w:rPr>
-          <w:rFonts w:hint="eastAsia"/>
-          <w:lang w:eastAsia="ko-KR"/>
-        </w:rPr>
-        <w:t>소스의 우세로 나타났다. 특별히 왜곡되거나 이상한 소스는 하나도 없었으며, 설령 원본 Dry</w:t>
-      </w:r>
-      <w:r>
-        <w:rPr>
-          <w:lang w:eastAsia="ko-KR"/>
-        </w:rPr>
-        <w:t xml:space="preserve"> </w:t>
-      </w:r>
-      <w:r>
-        <w:rPr>
-          <w:rFonts w:hint="eastAsia"/>
-          <w:lang w:eastAsia="ko-KR"/>
-        </w:rPr>
-        <w:t xml:space="preserve">소스가 미세하게 우위에 있더라도 새로운 </w:t>
-      </w:r>
-      <w:r>
-        <w:rPr>
-          <w:lang w:eastAsia="ko-KR"/>
-        </w:rPr>
-        <w:t xml:space="preserve">Dry </w:t>
-      </w:r>
-      <w:r>
-        <w:rPr>
-          <w:rFonts w:hint="eastAsia"/>
-          <w:lang w:eastAsia="ko-KR"/>
-        </w:rPr>
-        <w:t>소스를 사용해도 될 만큼 사람의 귀로는 원본 Dry 소스와 검색한 Dry 소스의 차이를 구분하기 어려웠다.</w:t>
-      </w:r>
-    </w:p>
-    <w:p>
-      <w:pPr>
-        <w:jc w:val="both"/>
         <w:rPr>
           <w:lang w:eastAsia="ko-KR"/>
         </w:rPr>
@@ -14427,7 +14059,6 @@
     <w:p>
       <w:pPr>
         <w:ind w:firstLineChars="50" w:firstLine="105"/>
-        <w:jc w:val="both"/>
         <w:rPr>
           <w:lang w:eastAsia="ko-KR"/>
         </w:rPr>
@@ -14443,7 +14074,6 @@
     <w:p>
       <w:pPr>
         <w:ind w:firstLineChars="50" w:firstLine="105"/>
-        <w:jc w:val="both"/>
         <w:rPr>
           <w:lang w:eastAsia="ko-KR"/>
         </w:rPr>
@@ -14472,7 +14102,6 @@
     <w:p>
       <w:pPr>
         <w:ind w:firstLineChars="50" w:firstLine="105"/>
-        <w:jc w:val="both"/>
         <w:rPr>
           <w:rFonts w:hint="eastAsia"/>
           <w:lang w:eastAsia="ko-KR"/>
@@ -14523,7 +14152,6 @@
     </w:p>
     <w:p>
       <w:pPr>
-        <w:jc w:val="both"/>
         <w:rPr>
           <w:color w:val="000000"/>
           <w:lang w:eastAsia="ko-KR"/>
@@ -14585,7 +14213,6 @@
     </w:p>
     <w:p>
       <w:pPr>
-        <w:jc w:val="both"/>
         <w:rPr>
           <w:color w:val="000000"/>
           <w:lang w:eastAsia="ko-KR"/>
@@ -14649,7 +14276,6 @@
     </w:p>
     <w:p>
       <w:pPr>
-        <w:jc w:val="both"/>
         <w:rPr>
           <w:color w:val="000000"/>
           <w:lang w:eastAsia="ko-KR"/>
@@ -14682,7 +14308,6 @@
     <w:p>
       <w:pPr>
         <w:ind w:firstLineChars="50" w:firstLine="105"/>
-        <w:jc w:val="both"/>
         <w:rPr>
           <w:rFonts w:hint="eastAsia"/>
           <w:lang w:eastAsia="ko-KR"/>
@@ -14949,8 +14574,8 @@
       <w:headerReference w:type="default" r:id="rId16"/>
       <w:footerReference w:type="default" r:id="rId17"/>
       <w:pgSz w:w="12240" w:h="15840"/>
-      <w:pgMar w:top="1080" w:right="900" w:bottom="1152" w:left="900" w:header="504" w:footer="504" w:gutter="0"/>
-      <w:cols w:num="2" w:space="360" w:equalWidth="1"/>
+      <w:pgMar w:top="1224" w:right="1368" w:bottom="1152" w:left="1368" w:header="504" w:footer="504" w:gutter="0"/>
+      <w:cols w:space="720"/>
       <w:docGrid w:linePitch="360"/>
     </w:sectPr>
   </w:body>
@@ -15343,14 +14968,14 @@
     <w:rPrDefault>
       <w:rPr>
         <w:rFonts w:asciiTheme="minorHAnsi" w:eastAsiaTheme="minorEastAsia" w:hAnsiTheme="minorHAnsi" w:cstheme="minorBidi"/>
-        <w:sz w:val="19"/>
-        <w:szCs w:val="19"/>
+        <w:sz w:val="22"/>
+        <w:szCs w:val="22"/>
         <w:lang w:val="en-US" w:eastAsia="en-US" w:bidi="ar-SA"/>
       </w:rPr>
     </w:rPrDefault>
     <w:pPrDefault>
       <w:pPr>
-        <w:spacing w:after="0" w:line="252" w:lineRule="auto"/>
+        <w:spacing w:after="200" w:line="276" w:lineRule="auto"/>
       </w:pPr>
     </w:pPrDefault>
   </w:docDefaults>
@@ -15728,11 +15353,11 @@
     <w:qFormat/>
     <w:rsid w:val="00FC693F"/>
     <w:pPr>
-      <w:spacing w:after="0" w:line="252" w:lineRule="auto"/>
+      <w:spacing w:after="140" w:line="348" w:lineRule="auto"/>
     </w:pPr>
     <w:rPr>
       <w:rFonts w:ascii="맑은 고딕" w:eastAsia="맑은 고딕" w:hAnsi="맑은 고딕"/>
-      <w:sz w:val="19"/>
+      <w:sz w:val="21"/>
     </w:rPr>
   </w:style>
   <w:style w:type="paragraph" w:styleId="1">
@@ -15746,7 +15371,7 @@
     <w:pPr>
       <w:keepNext/>
       <w:keepLines/>
-      <w:spacing w:before="200" w:after="80"/>
+      <w:spacing w:before="400" w:after="160"/>
       <w:outlineLvl w:val="0"/>
     </w:pPr>
     <w:rPr>
@@ -15754,8 +15379,8 @@
       <w:b/>
       <w:bCs/>
       <w:color w:val="000000"/>
-      <w:sz w:val="23"/>
-      <w:szCs w:val="23"/>
+      <w:sz w:val="30"/>
+      <w:szCs w:val="28"/>
     </w:rPr>
   </w:style>
   <w:style w:type="paragraph" w:styleId="21">
@@ -15770,7 +15395,7 @@
     <w:pPr>
       <w:keepNext/>
       <w:keepLines/>
-      <w:spacing w:before="150" w:after="60"/>
+      <w:spacing w:before="280" w:after="100"/>
       <w:outlineLvl w:val="1"/>
     </w:pPr>
     <w:rPr>
@@ -15778,8 +15403,8 @@
       <w:b/>
       <w:bCs/>
       <w:color w:val="000000"/>
-      <w:sz w:val="20"/>
-      <w:szCs w:val="20"/>
+      <w:sz w:val="24"/>
+      <w:szCs w:val="26"/>
     </w:rPr>
   </w:style>
   <w:style w:type="paragraph" w:styleId="31">
